--- a/final_report/Report.docx
+++ b/final_report/Report.docx
@@ -565,7 +565,6 @@
         <w:rPr>
           <w:sz w:val="28"/>
           <w:szCs w:val="28"/>
-          <w:lang w:val="en-US"/>
         </w:rPr>
       </w:pPr>
       <w:r>
@@ -579,7 +578,6 @@
         <w:rPr>
           <w:sz w:val="28"/>
           <w:szCs w:val="28"/>
-          <w:lang w:val="en-US"/>
         </w:rPr>
         <w:t xml:space="preserve"> </w:t>
       </w:r>
@@ -594,7 +592,6 @@
         <w:rPr>
           <w:sz w:val="28"/>
           <w:szCs w:val="28"/>
-          <w:lang w:val="en-US"/>
         </w:rPr>
         <w:t xml:space="preserve">, </w:t>
       </w:r>
@@ -609,7 +606,6 @@
         <w:rPr>
           <w:sz w:val="28"/>
           <w:szCs w:val="28"/>
-          <w:lang w:val="en-US"/>
         </w:rPr>
         <w:t xml:space="preserve"> </w:t>
       </w:r>
@@ -624,7 +620,6 @@
         <w:rPr>
           <w:sz w:val="28"/>
           <w:szCs w:val="28"/>
-          <w:lang w:val="en-US"/>
         </w:rPr>
         <w:t xml:space="preserve"> </w:t>
       </w:r>
@@ -639,7 +634,6 @@
         <w:rPr>
           <w:sz w:val="28"/>
           <w:szCs w:val="28"/>
-          <w:lang w:val="en-US"/>
         </w:rPr>
         <w:t xml:space="preserve"> – </w:t>
       </w:r>
@@ -649,13 +643,132 @@
           <w:szCs w:val="28"/>
           <w:lang w:val="en-US"/>
         </w:rPr>
-        <w:t>Round Robin, Weighted Round Robin, Least Connections, Consistent Hashing</w:t>
-      </w:r>
-      <w:r>
-        <w:rPr>
-          <w:sz w:val="28"/>
-          <w:szCs w:val="28"/>
-          <w:lang w:val="en-US"/>
+        <w:t>Round</w:t>
+      </w:r>
+      <w:r>
+        <w:rPr>
+          <w:sz w:val="28"/>
+          <w:szCs w:val="28"/>
+        </w:rPr>
+        <w:t xml:space="preserve"> </w:t>
+      </w:r>
+      <w:r>
+        <w:rPr>
+          <w:sz w:val="28"/>
+          <w:szCs w:val="28"/>
+          <w:lang w:val="en-US"/>
+        </w:rPr>
+        <w:t>Robin</w:t>
+      </w:r>
+      <w:r>
+        <w:rPr>
+          <w:sz w:val="28"/>
+          <w:szCs w:val="28"/>
+        </w:rPr>
+        <w:t xml:space="preserve">, </w:t>
+      </w:r>
+      <w:r>
+        <w:rPr>
+          <w:sz w:val="28"/>
+          <w:szCs w:val="28"/>
+          <w:lang w:val="en-US"/>
+        </w:rPr>
+        <w:t>Weighted</w:t>
+      </w:r>
+      <w:r>
+        <w:rPr>
+          <w:sz w:val="28"/>
+          <w:szCs w:val="28"/>
+        </w:rPr>
+        <w:t xml:space="preserve"> </w:t>
+      </w:r>
+      <w:r>
+        <w:rPr>
+          <w:sz w:val="28"/>
+          <w:szCs w:val="28"/>
+          <w:lang w:val="en-US"/>
+        </w:rPr>
+        <w:t>Round</w:t>
+      </w:r>
+      <w:r>
+        <w:rPr>
+          <w:sz w:val="28"/>
+          <w:szCs w:val="28"/>
+        </w:rPr>
+        <w:t xml:space="preserve"> </w:t>
+      </w:r>
+      <w:r>
+        <w:rPr>
+          <w:sz w:val="28"/>
+          <w:szCs w:val="28"/>
+          <w:lang w:val="en-US"/>
+        </w:rPr>
+        <w:t>Robin</w:t>
+      </w:r>
+      <w:r>
+        <w:rPr>
+          <w:sz w:val="28"/>
+          <w:szCs w:val="28"/>
+        </w:rPr>
+        <w:t xml:space="preserve">, </w:t>
+      </w:r>
+      <w:r>
+        <w:rPr>
+          <w:sz w:val="28"/>
+          <w:szCs w:val="28"/>
+          <w:lang w:val="en-US"/>
+        </w:rPr>
+        <w:t>Least</w:t>
+      </w:r>
+      <w:r>
+        <w:rPr>
+          <w:sz w:val="28"/>
+          <w:szCs w:val="28"/>
+        </w:rPr>
+        <w:t xml:space="preserve"> </w:t>
+      </w:r>
+      <w:r>
+        <w:rPr>
+          <w:sz w:val="28"/>
+          <w:szCs w:val="28"/>
+          <w:lang w:val="en-US"/>
+        </w:rPr>
+        <w:t>Connections</w:t>
+      </w:r>
+      <w:r>
+        <w:rPr>
+          <w:sz w:val="28"/>
+          <w:szCs w:val="28"/>
+        </w:rPr>
+        <w:t xml:space="preserve">, </w:t>
+      </w:r>
+      <w:r>
+        <w:rPr>
+          <w:sz w:val="28"/>
+          <w:szCs w:val="28"/>
+          <w:lang w:val="en-US"/>
+        </w:rPr>
+        <w:t>Consistent</w:t>
+      </w:r>
+      <w:r>
+        <w:rPr>
+          <w:sz w:val="28"/>
+          <w:szCs w:val="28"/>
+        </w:rPr>
+        <w:t xml:space="preserve"> </w:t>
+      </w:r>
+      <w:r>
+        <w:rPr>
+          <w:sz w:val="28"/>
+          <w:szCs w:val="28"/>
+          <w:lang w:val="en-US"/>
+        </w:rPr>
+        <w:t>Hashing</w:t>
+      </w:r>
+      <w:r>
+        <w:rPr>
+          <w:sz w:val="28"/>
+          <w:szCs w:val="28"/>
         </w:rPr>
         <w:t>.</w:t>
       </w:r>
@@ -1108,12 +1221,22 @@
           <w:u w:val="single"/>
         </w:rPr>
       </w:pPr>
-      <w:r>
+    </w:p>
+    <w:p>
+      <w:pPr>
         <w:rPr>
           <w:sz w:val="36"/>
           <w:szCs w:val="36"/>
           <w:u w:val="single"/>
         </w:rPr>
+      </w:pPr>
+      <w:r>
+        <w:rPr>
+          <w:sz w:val="36"/>
+          <w:szCs w:val="36"/>
+          <w:u w:val="single"/>
+        </w:rPr>
+        <w:lastRenderedPageBreak/>
         <w:t>Профили нагрузки</w:t>
       </w:r>
     </w:p>
@@ -1129,7 +1252,6 @@
           <w:sz w:val="28"/>
           <w:szCs w:val="28"/>
         </w:rPr>
-        <w:lastRenderedPageBreak/>
         <w:t>Для</w:t>
       </w:r>
       <w:r>
@@ -1776,17 +1898,6 @@
         </w:rPr>
         <w:t>моделирует особый вид пользовательских запросов – повторные запросы от одинаковых пользователей должны быть обработаны на одинаковых серверах.</w:t>
       </w:r>
-    </w:p>
-    <w:p>
-      <w:pPr>
-        <w:jc w:val="center"/>
-        <w:rPr>
-          <w:b/>
-          <w:bCs/>
-          <w:sz w:val="44"/>
-          <w:szCs w:val="44"/>
-        </w:rPr>
-      </w:pPr>
     </w:p>
     <w:p>
       <w:pPr>
@@ -3306,21 +3417,7 @@
           <w:sz w:val="28"/>
           <w:szCs w:val="28"/>
         </w:rPr>
-        <w:t xml:space="preserve"> и запускать прогоны на C++ бенчмарке, автоматически находя собранный </w:t>
-      </w:r>
-      <w:r>
-        <w:rPr>
-          <w:sz w:val="28"/>
-          <w:szCs w:val="28"/>
-        </w:rPr>
-        <w:t>исполняемый файл</w:t>
-      </w:r>
-      <w:r>
-        <w:rPr>
-          <w:sz w:val="28"/>
-          <w:szCs w:val="28"/>
-        </w:rPr>
-        <w:t xml:space="preserve"> в </w:t>
+        <w:t xml:space="preserve"> и запускать прогоны на C++ бенчмарке, автоматически находя собранный исполняемый файл в </w:t>
       </w:r>
       <w:proofErr w:type="spellStart"/>
       <w:r>
@@ -3414,36 +3511,17 @@
           <w:sz w:val="28"/>
           <w:szCs w:val="28"/>
         </w:rPr>
-        <w:t>С</w:t>
-      </w:r>
-      <w:r>
-        <w:rPr>
-          <w:sz w:val="28"/>
-          <w:szCs w:val="28"/>
-        </w:rPr>
-        <w:t xml:space="preserve">истема </w:t>
-      </w:r>
-      <w:r>
-        <w:rPr>
-          <w:sz w:val="28"/>
-          <w:szCs w:val="28"/>
-        </w:rPr>
-        <w:t>максимально упрощает</w:t>
-      </w:r>
-      <w:r>
-        <w:rPr>
-          <w:sz w:val="28"/>
-          <w:szCs w:val="28"/>
-        </w:rPr>
-        <w:t xml:space="preserve"> цикл экспериментов: от конфигурирования сценария в JSON до получения детализированного отчёта и визуального анализа.</w:t>
-      </w:r>
-    </w:p>
-    <w:p>
-      <w:pPr>
-        <w:pStyle w:val="Standard"/>
-        <w:rPr>
-          <w:sz w:val="28"/>
-          <w:szCs w:val="28"/>
+        <w:t>Система максимально упрощает цикл экспериментов: от конфигурирования сценария в JSON до получения детализированного отчёта и визуального анализа.</w:t>
+      </w:r>
+    </w:p>
+    <w:p>
+      <w:pPr>
+        <w:jc w:val="center"/>
+        <w:rPr>
+          <w:b/>
+          <w:bCs/>
+          <w:sz w:val="44"/>
+          <w:szCs w:val="44"/>
         </w:rPr>
       </w:pPr>
     </w:p>
@@ -4555,14 +4633,7 @@
           <w:sz w:val="28"/>
           <w:szCs w:val="28"/>
         </w:rPr>
-        <w:t xml:space="preserve"> – запросы с небольшой нормальной вариацией </w:t>
-      </w:r>
-      <w:r>
-        <w:rPr>
-          <w:sz w:val="28"/>
-          <w:szCs w:val="28"/>
-        </w:rPr>
-        <w:t>(</w:t>
+        <w:t xml:space="preserve"> – запросы с небольшой нормальной вариацией (</w:t>
       </w:r>
       <w:r>
         <w:rPr>
@@ -5527,60 +5598,15 @@
           <w:u w:val="single"/>
         </w:rPr>
       </w:pPr>
-      <w:r>
+    </w:p>
+    <w:p>
+      <w:pPr>
         <w:rPr>
           <w:sz w:val="36"/>
           <w:szCs w:val="36"/>
           <w:u w:val="single"/>
         </w:rPr>
-        <w:t>Гипотезы</w:t>
-      </w:r>
-    </w:p>
-    <w:p>
-      <w:pPr>
-        <w:rPr>
-          <w:sz w:val="28"/>
-          <w:szCs w:val="28"/>
-        </w:rPr>
-      </w:pPr>
-      <w:r>
-        <w:rPr>
-          <w:sz w:val="28"/>
-          <w:szCs w:val="28"/>
-        </w:rPr>
-        <w:t>Перед началом непосредственного тестирования был вынесен ряд гипотез о том, как будут вести себя алгоритмы на различных профилях нагрузки, опираясь на теоретическое описание работы алгоритмов.</w:t>
-      </w:r>
-    </w:p>
-    <w:p>
-      <w:pPr>
-        <w:rPr>
-          <w:sz w:val="28"/>
-          <w:szCs w:val="28"/>
-        </w:rPr>
-      </w:pPr>
-      <w:r>
-        <w:rPr>
-          <w:sz w:val="28"/>
-          <w:szCs w:val="28"/>
-          <w:lang w:val="en-US"/>
-        </w:rPr>
-        <w:t>Round</w:t>
-      </w:r>
-      <w:r>
-        <w:rPr>
-          <w:sz w:val="28"/>
-          <w:szCs w:val="28"/>
-        </w:rPr>
-        <w:t xml:space="preserve"> </w:t>
-      </w:r>
-      <w:r>
-        <w:rPr>
-          <w:sz w:val="28"/>
-          <w:szCs w:val="28"/>
-          <w:lang w:val="en-US"/>
-        </w:rPr>
-        <w:t>Robin</w:t>
-      </w:r>
+      </w:pPr>
     </w:p>
     <w:p>
       <w:pPr>
@@ -5590,236 +5616,15 @@
           <w:u w:val="single"/>
         </w:rPr>
       </w:pPr>
-      <w:r>
+    </w:p>
+    <w:p>
+      <w:pPr>
         <w:rPr>
           <w:sz w:val="36"/>
           <w:szCs w:val="36"/>
           <w:u w:val="single"/>
         </w:rPr>
-        <w:lastRenderedPageBreak/>
-        <w:t>Данные</w:t>
-      </w:r>
-    </w:p>
-    <w:p>
-      <w:pPr>
-        <w:rPr>
-          <w:sz w:val="28"/>
-          <w:szCs w:val="28"/>
-        </w:rPr>
-      </w:pPr>
-      <w:r>
-        <w:rPr>
-          <w:sz w:val="28"/>
-          <w:szCs w:val="28"/>
-        </w:rPr>
-        <w:t>&lt;</w:t>
-      </w:r>
-      <w:r>
-        <w:rPr>
-          <w:sz w:val="28"/>
-          <w:szCs w:val="28"/>
-        </w:rPr>
-        <w:t xml:space="preserve">интро к данным, сводная таблица с данными – </w:t>
-      </w:r>
-      <w:r>
-        <w:rPr>
-          <w:sz w:val="28"/>
-          <w:szCs w:val="28"/>
-          <w:lang w:val="en-US"/>
-        </w:rPr>
-        <w:t>RPS</w:t>
-      </w:r>
-      <w:r>
-        <w:rPr>
-          <w:sz w:val="28"/>
-          <w:szCs w:val="28"/>
-        </w:rPr>
-        <w:t xml:space="preserve">, </w:t>
-      </w:r>
-      <w:r>
-        <w:rPr>
-          <w:sz w:val="28"/>
-          <w:szCs w:val="28"/>
-          <w:lang w:val="en-US"/>
-        </w:rPr>
-        <w:t>mean</w:t>
-      </w:r>
-      <w:r>
-        <w:rPr>
-          <w:sz w:val="28"/>
-          <w:szCs w:val="28"/>
-        </w:rPr>
-        <w:t xml:space="preserve"> </w:t>
-      </w:r>
-      <w:proofErr w:type="spellStart"/>
-      <w:r>
-        <w:rPr>
-          <w:sz w:val="28"/>
-          <w:szCs w:val="28"/>
-          <w:lang w:val="en-US"/>
-        </w:rPr>
-        <w:t>ms</w:t>
-      </w:r>
-      <w:proofErr w:type="spellEnd"/>
-      <w:r>
-        <w:rPr>
-          <w:sz w:val="28"/>
-          <w:szCs w:val="28"/>
-        </w:rPr>
-        <w:t xml:space="preserve">, </w:t>
-      </w:r>
-      <w:r>
-        <w:rPr>
-          <w:sz w:val="28"/>
-          <w:szCs w:val="28"/>
-          <w:lang w:val="en-US"/>
-        </w:rPr>
-        <w:t>p</w:t>
-      </w:r>
-      <w:r>
-        <w:rPr>
-          <w:sz w:val="28"/>
-          <w:szCs w:val="28"/>
-        </w:rPr>
-        <w:t xml:space="preserve">95 </w:t>
-      </w:r>
-      <w:proofErr w:type="spellStart"/>
-      <w:r>
-        <w:rPr>
-          <w:sz w:val="28"/>
-          <w:szCs w:val="28"/>
-          <w:lang w:val="en-US"/>
-        </w:rPr>
-        <w:t>ms</w:t>
-      </w:r>
-      <w:proofErr w:type="spellEnd"/>
-      <w:r>
-        <w:rPr>
-          <w:sz w:val="28"/>
-          <w:szCs w:val="28"/>
-        </w:rPr>
-        <w:t xml:space="preserve">, </w:t>
-      </w:r>
-      <w:r>
-        <w:rPr>
-          <w:sz w:val="28"/>
-          <w:szCs w:val="28"/>
-          <w:lang w:val="en-US"/>
-        </w:rPr>
-        <w:t>p</w:t>
-      </w:r>
-      <w:r>
-        <w:rPr>
-          <w:sz w:val="28"/>
-          <w:szCs w:val="28"/>
-        </w:rPr>
-        <w:t xml:space="preserve">99 </w:t>
-      </w:r>
-      <w:proofErr w:type="spellStart"/>
-      <w:r>
-        <w:rPr>
-          <w:sz w:val="28"/>
-          <w:szCs w:val="28"/>
-          <w:lang w:val="en-US"/>
-        </w:rPr>
-        <w:t>ms</w:t>
-      </w:r>
-      <w:proofErr w:type="spellEnd"/>
-      <w:r>
-        <w:rPr>
-          <w:sz w:val="28"/>
-          <w:szCs w:val="28"/>
-        </w:rPr>
-        <w:t xml:space="preserve">, </w:t>
-      </w:r>
-      <w:r>
-        <w:rPr>
-          <w:sz w:val="28"/>
-          <w:szCs w:val="28"/>
-        </w:rPr>
-        <w:t>запросы</w:t>
-      </w:r>
-      <w:r>
-        <w:rPr>
-          <w:sz w:val="28"/>
-          <w:szCs w:val="28"/>
-        </w:rPr>
-        <w:t>/</w:t>
-      </w:r>
-      <w:r>
-        <w:rPr>
-          <w:sz w:val="28"/>
-          <w:szCs w:val="28"/>
-        </w:rPr>
-        <w:t xml:space="preserve">сервер, </w:t>
-      </w:r>
-      <w:r>
-        <w:rPr>
-          <w:sz w:val="28"/>
-          <w:szCs w:val="28"/>
-          <w:lang w:val="en-US"/>
-        </w:rPr>
-        <w:t>avg</w:t>
-      </w:r>
-      <w:r>
-        <w:rPr>
-          <w:sz w:val="28"/>
-          <w:szCs w:val="28"/>
-        </w:rPr>
-        <w:t xml:space="preserve"> </w:t>
-      </w:r>
-      <w:r>
-        <w:rPr>
-          <w:sz w:val="28"/>
-          <w:szCs w:val="28"/>
-          <w:lang w:val="en-US"/>
-        </w:rPr>
-        <w:t>load</w:t>
-      </w:r>
-      <w:r>
-        <w:rPr>
-          <w:sz w:val="28"/>
-          <w:szCs w:val="28"/>
-        </w:rPr>
-        <w:t xml:space="preserve">, </w:t>
-      </w:r>
-      <w:r>
-        <w:rPr>
-          <w:sz w:val="28"/>
-          <w:szCs w:val="28"/>
-          <w:lang w:val="en-US"/>
-        </w:rPr>
-        <w:t>max</w:t>
-      </w:r>
-      <w:r>
-        <w:rPr>
-          <w:sz w:val="28"/>
-          <w:szCs w:val="28"/>
-        </w:rPr>
-        <w:t xml:space="preserve"> </w:t>
-      </w:r>
-      <w:r>
-        <w:rPr>
-          <w:sz w:val="28"/>
-          <w:szCs w:val="28"/>
-          <w:lang w:val="en-US"/>
-        </w:rPr>
-        <w:t>load</w:t>
-      </w:r>
-      <w:r>
-        <w:rPr>
-          <w:sz w:val="28"/>
-          <w:szCs w:val="28"/>
-        </w:rPr>
-        <w:t>, комментарии</w:t>
-      </w:r>
-      <w:r>
-        <w:rPr>
-          <w:sz w:val="28"/>
-          <w:szCs w:val="28"/>
-        </w:rPr>
-        <w:t>&gt;</w:t>
-      </w:r>
+      </w:pPr>
     </w:p>
     <w:p>
       <w:pPr>
@@ -5835,36 +5640,59 @@
           <w:szCs w:val="36"/>
           <w:u w:val="single"/>
         </w:rPr>
-        <w:t>Выводы</w:t>
-      </w:r>
-    </w:p>
-    <w:p>
-      <w:pPr>
-        <w:rPr>
-          <w:sz w:val="28"/>
-          <w:szCs w:val="28"/>
-        </w:rPr>
-      </w:pPr>
-      <w:r>
-        <w:rPr>
-          <w:sz w:val="28"/>
-          <w:szCs w:val="28"/>
-        </w:rPr>
-        <w:t>&lt;</w:t>
-      </w:r>
-      <w:r>
-        <w:rPr>
-          <w:sz w:val="28"/>
-          <w:szCs w:val="28"/>
-        </w:rPr>
-        <w:t>выводы про правильность гипотез и реальные данные</w:t>
-      </w:r>
-      <w:r>
-        <w:rPr>
-          <w:sz w:val="28"/>
-          <w:szCs w:val="28"/>
-        </w:rPr>
-        <w:t>&gt;</w:t>
+        <w:lastRenderedPageBreak/>
+        <w:t>Гипотезы</w:t>
+      </w:r>
+    </w:p>
+    <w:p>
+      <w:pPr>
+        <w:rPr>
+          <w:sz w:val="28"/>
+          <w:szCs w:val="28"/>
+        </w:rPr>
+      </w:pPr>
+      <w:r>
+        <w:rPr>
+          <w:sz w:val="28"/>
+          <w:szCs w:val="28"/>
+        </w:rPr>
+        <w:t>Перед началом непосредственного тестирования был вынесен ряд гипотез о том, как будут вести себя алгоритмы на различных профилях нагрузки, опираясь на теоретическое описание работы алгоритмов.</w:t>
+      </w:r>
+    </w:p>
+    <w:p>
+      <w:pPr>
+        <w:pStyle w:val="a3"/>
+        <w:numPr>
+          <w:ilvl w:val="0"/>
+          <w:numId w:val="9"/>
+        </w:numPr>
+        <w:rPr>
+          <w:sz w:val="28"/>
+          <w:szCs w:val="28"/>
+        </w:rPr>
+      </w:pPr>
+      <w:r>
+        <w:rPr>
+          <w:sz w:val="28"/>
+          <w:szCs w:val="28"/>
+          <w:lang w:val="en-US"/>
+        </w:rPr>
+        <w:t>Round</w:t>
+      </w:r>
+      <w:r>
+        <w:rPr>
+          <w:sz w:val="28"/>
+          <w:szCs w:val="28"/>
+        </w:rPr>
+        <w:t xml:space="preserve"> </w:t>
+      </w:r>
+      <w:r>
+        <w:rPr>
+          <w:sz w:val="28"/>
+          <w:szCs w:val="28"/>
+          <w:lang w:val="en-US"/>
+        </w:rPr>
+        <w:t>Robin</w:t>
       </w:r>
     </w:p>
     <w:p>
@@ -5881,6 +5709,290 @@
           <w:szCs w:val="36"/>
           <w:u w:val="single"/>
         </w:rPr>
+        <w:t>Данные</w:t>
+      </w:r>
+    </w:p>
+    <w:p>
+      <w:pPr>
+        <w:rPr>
+          <w:sz w:val="28"/>
+          <w:szCs w:val="28"/>
+        </w:rPr>
+      </w:pPr>
+      <w:r>
+        <w:rPr>
+          <w:sz w:val="28"/>
+          <w:szCs w:val="28"/>
+        </w:rPr>
+        <w:t>&lt;</w:t>
+      </w:r>
+      <w:r>
+        <w:rPr>
+          <w:sz w:val="28"/>
+          <w:szCs w:val="28"/>
+        </w:rPr>
+        <w:t xml:space="preserve">интро к данным, сводная таблица с данными – </w:t>
+      </w:r>
+      <w:r>
+        <w:rPr>
+          <w:sz w:val="28"/>
+          <w:szCs w:val="28"/>
+          <w:lang w:val="en-US"/>
+        </w:rPr>
+        <w:t>RPS</w:t>
+      </w:r>
+      <w:r>
+        <w:rPr>
+          <w:sz w:val="28"/>
+          <w:szCs w:val="28"/>
+        </w:rPr>
+        <w:t xml:space="preserve">, </w:t>
+      </w:r>
+      <w:r>
+        <w:rPr>
+          <w:sz w:val="28"/>
+          <w:szCs w:val="28"/>
+          <w:lang w:val="en-US"/>
+        </w:rPr>
+        <w:t>mean</w:t>
+      </w:r>
+      <w:r>
+        <w:rPr>
+          <w:sz w:val="28"/>
+          <w:szCs w:val="28"/>
+        </w:rPr>
+        <w:t xml:space="preserve"> </w:t>
+      </w:r>
+      <w:proofErr w:type="spellStart"/>
+      <w:r>
+        <w:rPr>
+          <w:sz w:val="28"/>
+          <w:szCs w:val="28"/>
+          <w:lang w:val="en-US"/>
+        </w:rPr>
+        <w:t>ms</w:t>
+      </w:r>
+      <w:proofErr w:type="spellEnd"/>
+      <w:r>
+        <w:rPr>
+          <w:sz w:val="28"/>
+          <w:szCs w:val="28"/>
+        </w:rPr>
+        <w:t xml:space="preserve">, </w:t>
+      </w:r>
+      <w:r>
+        <w:rPr>
+          <w:sz w:val="28"/>
+          <w:szCs w:val="28"/>
+          <w:lang w:val="en-US"/>
+        </w:rPr>
+        <w:t>p</w:t>
+      </w:r>
+      <w:r>
+        <w:rPr>
+          <w:sz w:val="28"/>
+          <w:szCs w:val="28"/>
+        </w:rPr>
+        <w:t xml:space="preserve">95 </w:t>
+      </w:r>
+      <w:proofErr w:type="spellStart"/>
+      <w:r>
+        <w:rPr>
+          <w:sz w:val="28"/>
+          <w:szCs w:val="28"/>
+          <w:lang w:val="en-US"/>
+        </w:rPr>
+        <w:t>ms</w:t>
+      </w:r>
+      <w:proofErr w:type="spellEnd"/>
+      <w:r>
+        <w:rPr>
+          <w:sz w:val="28"/>
+          <w:szCs w:val="28"/>
+        </w:rPr>
+        <w:t xml:space="preserve">, </w:t>
+      </w:r>
+      <w:r>
+        <w:rPr>
+          <w:sz w:val="28"/>
+          <w:szCs w:val="28"/>
+          <w:lang w:val="en-US"/>
+        </w:rPr>
+        <w:t>p</w:t>
+      </w:r>
+      <w:r>
+        <w:rPr>
+          <w:sz w:val="28"/>
+          <w:szCs w:val="28"/>
+        </w:rPr>
+        <w:t xml:space="preserve">99 </w:t>
+      </w:r>
+      <w:proofErr w:type="spellStart"/>
+      <w:r>
+        <w:rPr>
+          <w:sz w:val="28"/>
+          <w:szCs w:val="28"/>
+          <w:lang w:val="en-US"/>
+        </w:rPr>
+        <w:t>ms</w:t>
+      </w:r>
+      <w:proofErr w:type="spellEnd"/>
+      <w:r>
+        <w:rPr>
+          <w:sz w:val="28"/>
+          <w:szCs w:val="28"/>
+        </w:rPr>
+        <w:t xml:space="preserve">, </w:t>
+      </w:r>
+      <w:r>
+        <w:rPr>
+          <w:sz w:val="28"/>
+          <w:szCs w:val="28"/>
+        </w:rPr>
+        <w:t>запросы</w:t>
+      </w:r>
+      <w:r>
+        <w:rPr>
+          <w:sz w:val="28"/>
+          <w:szCs w:val="28"/>
+        </w:rPr>
+        <w:t>/</w:t>
+      </w:r>
+      <w:r>
+        <w:rPr>
+          <w:sz w:val="28"/>
+          <w:szCs w:val="28"/>
+        </w:rPr>
+        <w:t xml:space="preserve">сервер, </w:t>
+      </w:r>
+      <w:r>
+        <w:rPr>
+          <w:sz w:val="28"/>
+          <w:szCs w:val="28"/>
+          <w:lang w:val="en-US"/>
+        </w:rPr>
+        <w:t>avg</w:t>
+      </w:r>
+      <w:r>
+        <w:rPr>
+          <w:sz w:val="28"/>
+          <w:szCs w:val="28"/>
+        </w:rPr>
+        <w:t xml:space="preserve"> </w:t>
+      </w:r>
+      <w:r>
+        <w:rPr>
+          <w:sz w:val="28"/>
+          <w:szCs w:val="28"/>
+          <w:lang w:val="en-US"/>
+        </w:rPr>
+        <w:t>load</w:t>
+      </w:r>
+      <w:r>
+        <w:rPr>
+          <w:sz w:val="28"/>
+          <w:szCs w:val="28"/>
+        </w:rPr>
+        <w:t xml:space="preserve">, </w:t>
+      </w:r>
+      <w:r>
+        <w:rPr>
+          <w:sz w:val="28"/>
+          <w:szCs w:val="28"/>
+          <w:lang w:val="en-US"/>
+        </w:rPr>
+        <w:t>max</w:t>
+      </w:r>
+      <w:r>
+        <w:rPr>
+          <w:sz w:val="28"/>
+          <w:szCs w:val="28"/>
+        </w:rPr>
+        <w:t xml:space="preserve"> </w:t>
+      </w:r>
+      <w:r>
+        <w:rPr>
+          <w:sz w:val="28"/>
+          <w:szCs w:val="28"/>
+          <w:lang w:val="en-US"/>
+        </w:rPr>
+        <w:t>load</w:t>
+      </w:r>
+      <w:r>
+        <w:rPr>
+          <w:sz w:val="28"/>
+          <w:szCs w:val="28"/>
+        </w:rPr>
+        <w:t>, комментарии</w:t>
+      </w:r>
+      <w:r>
+        <w:rPr>
+          <w:sz w:val="28"/>
+          <w:szCs w:val="28"/>
+        </w:rPr>
+        <w:t>&gt;</w:t>
+      </w:r>
+    </w:p>
+    <w:p>
+      <w:pPr>
+        <w:rPr>
+          <w:sz w:val="36"/>
+          <w:szCs w:val="36"/>
+          <w:u w:val="single"/>
+        </w:rPr>
+      </w:pPr>
+      <w:r>
+        <w:rPr>
+          <w:sz w:val="36"/>
+          <w:szCs w:val="36"/>
+          <w:u w:val="single"/>
+        </w:rPr>
+        <w:t>Выводы</w:t>
+      </w:r>
+    </w:p>
+    <w:p>
+      <w:pPr>
+        <w:rPr>
+          <w:sz w:val="28"/>
+          <w:szCs w:val="28"/>
+        </w:rPr>
+      </w:pPr>
+      <w:r>
+        <w:rPr>
+          <w:sz w:val="28"/>
+          <w:szCs w:val="28"/>
+        </w:rPr>
+        <w:t>&lt;</w:t>
+      </w:r>
+      <w:r>
+        <w:rPr>
+          <w:sz w:val="28"/>
+          <w:szCs w:val="28"/>
+        </w:rPr>
+        <w:t>выводы про правильность гипотез и реальные данные</w:t>
+      </w:r>
+      <w:r>
+        <w:rPr>
+          <w:sz w:val="28"/>
+          <w:szCs w:val="28"/>
+        </w:rPr>
+        <w:t>&gt;</w:t>
+      </w:r>
+    </w:p>
+    <w:p>
+      <w:pPr>
+        <w:rPr>
+          <w:sz w:val="36"/>
+          <w:szCs w:val="36"/>
+          <w:u w:val="single"/>
+        </w:rPr>
+      </w:pPr>
+      <w:r>
+        <w:rPr>
+          <w:sz w:val="36"/>
+          <w:szCs w:val="36"/>
+          <w:u w:val="single"/>
+        </w:rPr>
         <w:t>Распределение задач</w:t>
       </w:r>
     </w:p>
@@ -5902,21 +6014,7 @@
           <w:sz w:val="28"/>
           <w:szCs w:val="28"/>
         </w:rPr>
-        <w:t xml:space="preserve"> Иван</w:t>
-      </w:r>
-      <w:r>
-        <w:rPr>
-          <w:sz w:val="28"/>
-          <w:szCs w:val="28"/>
-        </w:rPr>
-        <w:t xml:space="preserve"> Юрьевич</w:t>
-      </w:r>
-      <w:r>
-        <w:rPr>
-          <w:sz w:val="28"/>
-          <w:szCs w:val="28"/>
-        </w:rPr>
-        <w:t xml:space="preserve"> - Full</w:t>
+        <w:t xml:space="preserve"> Иван Юрьевич - Full</w:t>
       </w:r>
       <w:r>
         <w:rPr>
@@ -6164,21 +6262,7 @@
           <w:sz w:val="28"/>
           <w:szCs w:val="28"/>
         </w:rPr>
-        <w:t>В</w:t>
-      </w:r>
-      <w:r>
-        <w:rPr>
-          <w:sz w:val="28"/>
-          <w:szCs w:val="28"/>
-        </w:rPr>
-        <w:t>етки команды</w:t>
-      </w:r>
-      <w:r>
-        <w:rPr>
-          <w:sz w:val="28"/>
-          <w:szCs w:val="28"/>
-        </w:rPr>
-        <w:t xml:space="preserve"> в </w:t>
+        <w:t xml:space="preserve">Ветки команды в </w:t>
       </w:r>
       <w:r>
         <w:rPr>
@@ -6200,14 +6284,7 @@
           <w:sz w:val="28"/>
           <w:szCs w:val="28"/>
         </w:rPr>
-        <w:t>репозитории</w:t>
-      </w:r>
-      <w:r>
-        <w:rPr>
-          <w:sz w:val="28"/>
-          <w:szCs w:val="28"/>
-        </w:rPr>
-        <w:t>:</w:t>
+        <w:t>репозитории:</w:t>
       </w:r>
     </w:p>
     <w:p>
@@ -6395,6 +6472,7 @@
           <w:szCs w:val="28"/>
           <w:lang w:val="en-US"/>
         </w:rPr>
+        <w:lastRenderedPageBreak/>
         <w:t xml:space="preserve">feature/graphics: </w:t>
       </w:r>
       <w:proofErr w:type="spellStart"/>
@@ -6583,15 +6661,16 @@
         <w:rPr>
           <w:sz w:val="28"/>
           <w:szCs w:val="28"/>
-        </w:rPr>
-      </w:pPr>
-      <w:proofErr w:type="spellStart"/>
-      <w:r>
-        <w:rPr>
-          <w:sz w:val="28"/>
-          <w:szCs w:val="28"/>
-        </w:rPr>
-        <w:lastRenderedPageBreak/>
+          <w:lang w:val="en-US"/>
+        </w:rPr>
+      </w:pPr>
+      <w:proofErr w:type="spellStart"/>
+      <w:r>
+        <w:rPr>
+          <w:sz w:val="28"/>
+          <w:szCs w:val="28"/>
+          <w:lang w:val="en-US"/>
+        </w:rPr>
         <w:t>testing_classes</w:t>
       </w:r>
       <w:proofErr w:type="spellEnd"/>
@@ -6599,15 +6678,39 @@
         <w:rPr>
           <w:sz w:val="28"/>
           <w:szCs w:val="28"/>
-        </w:rPr>
-        <w:t>: Кулаковский Влад</w:t>
-      </w:r>
-    </w:p>
-    <w:p>
-      <w:pPr>
-        <w:rPr>
-          <w:sz w:val="28"/>
-          <w:szCs w:val="28"/>
+          <w:lang w:val="en-US"/>
+        </w:rPr>
+        <w:t xml:space="preserve">: </w:t>
+      </w:r>
+      <w:r>
+        <w:rPr>
+          <w:sz w:val="28"/>
+          <w:szCs w:val="28"/>
+        </w:rPr>
+        <w:t>Кулаковский</w:t>
+      </w:r>
+      <w:r>
+        <w:rPr>
+          <w:sz w:val="28"/>
+          <w:szCs w:val="28"/>
+          <w:lang w:val="en-US"/>
+        </w:rPr>
+        <w:t xml:space="preserve"> </w:t>
+      </w:r>
+      <w:r>
+        <w:rPr>
+          <w:sz w:val="28"/>
+          <w:szCs w:val="28"/>
+        </w:rPr>
+        <w:t>Влад</w:t>
+      </w:r>
+    </w:p>
+    <w:p>
+      <w:pPr>
+        <w:rPr>
+          <w:sz w:val="28"/>
+          <w:szCs w:val="28"/>
+          <w:lang w:val="en-US"/>
         </w:rPr>
       </w:pPr>
     </w:p>
@@ -7391,6 +7494,119 @@
     <w:nsid w:val="684B5A8D"/>
     <w:multiLevelType w:val="hybridMultilevel"/>
     <w:tmpl w:val="4A481BE2"/>
+    <w:lvl w:ilvl="0" w:tplc="04190001">
+      <w:start w:val="1"/>
+      <w:numFmt w:val="bullet"/>
+      <w:lvlText w:val=""/>
+      <w:lvlJc w:val="left"/>
+      <w:pPr>
+        <w:ind w:left="720" w:hanging="360"/>
+      </w:pPr>
+      <w:rPr>
+        <w:rFonts w:ascii="Symbol" w:hAnsi="Symbol" w:hint="default"/>
+      </w:rPr>
+    </w:lvl>
+    <w:lvl w:ilvl="1" w:tplc="04190003" w:tentative="1">
+      <w:start w:val="1"/>
+      <w:numFmt w:val="bullet"/>
+      <w:lvlText w:val="o"/>
+      <w:lvlJc w:val="left"/>
+      <w:pPr>
+        <w:ind w:left="1440" w:hanging="360"/>
+      </w:pPr>
+      <w:rPr>
+        <w:rFonts w:ascii="Courier New" w:hAnsi="Courier New" w:cs="Courier New" w:hint="default"/>
+      </w:rPr>
+    </w:lvl>
+    <w:lvl w:ilvl="2" w:tplc="04190005" w:tentative="1">
+      <w:start w:val="1"/>
+      <w:numFmt w:val="bullet"/>
+      <w:lvlText w:val=""/>
+      <w:lvlJc w:val="left"/>
+      <w:pPr>
+        <w:ind w:left="2160" w:hanging="360"/>
+      </w:pPr>
+      <w:rPr>
+        <w:rFonts w:ascii="Wingdings" w:hAnsi="Wingdings" w:hint="default"/>
+      </w:rPr>
+    </w:lvl>
+    <w:lvl w:ilvl="3" w:tplc="04190001" w:tentative="1">
+      <w:start w:val="1"/>
+      <w:numFmt w:val="bullet"/>
+      <w:lvlText w:val=""/>
+      <w:lvlJc w:val="left"/>
+      <w:pPr>
+        <w:ind w:left="2880" w:hanging="360"/>
+      </w:pPr>
+      <w:rPr>
+        <w:rFonts w:ascii="Symbol" w:hAnsi="Symbol" w:hint="default"/>
+      </w:rPr>
+    </w:lvl>
+    <w:lvl w:ilvl="4" w:tplc="04190003" w:tentative="1">
+      <w:start w:val="1"/>
+      <w:numFmt w:val="bullet"/>
+      <w:lvlText w:val="o"/>
+      <w:lvlJc w:val="left"/>
+      <w:pPr>
+        <w:ind w:left="3600" w:hanging="360"/>
+      </w:pPr>
+      <w:rPr>
+        <w:rFonts w:ascii="Courier New" w:hAnsi="Courier New" w:cs="Courier New" w:hint="default"/>
+      </w:rPr>
+    </w:lvl>
+    <w:lvl w:ilvl="5" w:tplc="04190005" w:tentative="1">
+      <w:start w:val="1"/>
+      <w:numFmt w:val="bullet"/>
+      <w:lvlText w:val=""/>
+      <w:lvlJc w:val="left"/>
+      <w:pPr>
+        <w:ind w:left="4320" w:hanging="360"/>
+      </w:pPr>
+      <w:rPr>
+        <w:rFonts w:ascii="Wingdings" w:hAnsi="Wingdings" w:hint="default"/>
+      </w:rPr>
+    </w:lvl>
+    <w:lvl w:ilvl="6" w:tplc="04190001" w:tentative="1">
+      <w:start w:val="1"/>
+      <w:numFmt w:val="bullet"/>
+      <w:lvlText w:val=""/>
+      <w:lvlJc w:val="left"/>
+      <w:pPr>
+        <w:ind w:left="5040" w:hanging="360"/>
+      </w:pPr>
+      <w:rPr>
+        <w:rFonts w:ascii="Symbol" w:hAnsi="Symbol" w:hint="default"/>
+      </w:rPr>
+    </w:lvl>
+    <w:lvl w:ilvl="7" w:tplc="04190003" w:tentative="1">
+      <w:start w:val="1"/>
+      <w:numFmt w:val="bullet"/>
+      <w:lvlText w:val="o"/>
+      <w:lvlJc w:val="left"/>
+      <w:pPr>
+        <w:ind w:left="5760" w:hanging="360"/>
+      </w:pPr>
+      <w:rPr>
+        <w:rFonts w:ascii="Courier New" w:hAnsi="Courier New" w:cs="Courier New" w:hint="default"/>
+      </w:rPr>
+    </w:lvl>
+    <w:lvl w:ilvl="8" w:tplc="04190005" w:tentative="1">
+      <w:start w:val="1"/>
+      <w:numFmt w:val="bullet"/>
+      <w:lvlText w:val=""/>
+      <w:lvlJc w:val="left"/>
+      <w:pPr>
+        <w:ind w:left="6480" w:hanging="360"/>
+      </w:pPr>
+      <w:rPr>
+        <w:rFonts w:ascii="Wingdings" w:hAnsi="Wingdings" w:hint="default"/>
+      </w:rPr>
+    </w:lvl>
+  </w:abstractNum>
+  <w:abstractNum w:abstractNumId="8" w15:restartNumberingAfterBreak="0">
+    <w:nsid w:val="775B2538"/>
+    <w:multiLevelType w:val="hybridMultilevel"/>
+    <w:tmpl w:val="235CE0CE"/>
     <w:lvl w:ilvl="0" w:tplc="04190001">
       <w:start w:val="1"/>
       <w:numFmt w:val="bullet"/>
@@ -7523,6 +7739,9 @@
   </w:num>
   <w:num w:numId="8">
     <w:abstractNumId w:val="3"/>
+  </w:num>
+  <w:num w:numId="9">
+    <w:abstractNumId w:val="8"/>
   </w:num>
 </w:numbering>
 </file>

--- a/final_report/Report.docx
+++ b/final_report/Report.docx
@@ -5698,6 +5698,887 @@
     <w:p>
       <w:pPr>
         <w:rPr>
+          <w:sz w:val="28"/>
+          <w:szCs w:val="28"/>
+        </w:rPr>
+      </w:pPr>
+      <w:r>
+        <w:rPr>
+          <w:sz w:val="28"/>
+          <w:szCs w:val="28"/>
+          <w:lang w:val="en-US"/>
+        </w:rPr>
+        <w:t>Round</w:t>
+      </w:r>
+      <w:r>
+        <w:rPr>
+          <w:sz w:val="28"/>
+          <w:szCs w:val="28"/>
+        </w:rPr>
+        <w:t xml:space="preserve"> </w:t>
+      </w:r>
+      <w:r>
+        <w:rPr>
+          <w:sz w:val="28"/>
+          <w:szCs w:val="28"/>
+          <w:lang w:val="en-US"/>
+        </w:rPr>
+        <w:t>Robin</w:t>
+      </w:r>
+      <w:r>
+        <w:rPr>
+          <w:sz w:val="28"/>
+          <w:szCs w:val="28"/>
+        </w:rPr>
+        <w:t xml:space="preserve"> </w:t>
+      </w:r>
+      <w:r>
+        <w:rPr>
+          <w:sz w:val="28"/>
+          <w:szCs w:val="28"/>
+        </w:rPr>
+        <w:t xml:space="preserve">должен лучше всего показать себя в «простых» сценариях: сервера с одинаковым наполнением, одинаковые запросы или запросы с пренебрежительно малой стоимостью. Минимальный </w:t>
+      </w:r>
+      <w:proofErr w:type="spellStart"/>
+      <w:r>
+        <w:rPr>
+          <w:sz w:val="28"/>
+          <w:szCs w:val="28"/>
+        </w:rPr>
+        <w:t>оверхэд</w:t>
+      </w:r>
+      <w:proofErr w:type="spellEnd"/>
+      <w:r>
+        <w:rPr>
+          <w:sz w:val="28"/>
+          <w:szCs w:val="28"/>
+        </w:rPr>
+        <w:t xml:space="preserve"> и простота работы должны быть сильной стороной этого алгоритма.</w:t>
+      </w:r>
+    </w:p>
+    <w:p>
+      <w:pPr>
+        <w:rPr>
+          <w:sz w:val="28"/>
+          <w:szCs w:val="28"/>
+        </w:rPr>
+      </w:pPr>
+      <w:r>
+        <w:rPr>
+          <w:sz w:val="28"/>
+          <w:szCs w:val="28"/>
+        </w:rPr>
+        <w:t xml:space="preserve">Однако при любых сложных условиях </w:t>
+      </w:r>
+      <w:r>
+        <w:rPr>
+          <w:sz w:val="28"/>
+          <w:szCs w:val="28"/>
+          <w:lang w:val="en-US"/>
+        </w:rPr>
+        <w:t>Round</w:t>
+      </w:r>
+      <w:r>
+        <w:rPr>
+          <w:sz w:val="28"/>
+          <w:szCs w:val="28"/>
+        </w:rPr>
+        <w:t xml:space="preserve"> </w:t>
+      </w:r>
+      <w:r>
+        <w:rPr>
+          <w:sz w:val="28"/>
+          <w:szCs w:val="28"/>
+          <w:lang w:val="en-US"/>
+        </w:rPr>
+        <w:t>Robin</w:t>
+      </w:r>
+      <w:r>
+        <w:rPr>
+          <w:sz w:val="28"/>
+          <w:szCs w:val="28"/>
+        </w:rPr>
+        <w:t xml:space="preserve"> будет проигрывать более сложным алгоритмам. При разном наполнении серверов </w:t>
+      </w:r>
+      <w:r>
+        <w:rPr>
+          <w:sz w:val="28"/>
+          <w:szCs w:val="28"/>
+          <w:lang w:val="en-US"/>
+        </w:rPr>
+        <w:t>Round</w:t>
+      </w:r>
+      <w:r>
+        <w:rPr>
+          <w:sz w:val="28"/>
+          <w:szCs w:val="28"/>
+        </w:rPr>
+        <w:t xml:space="preserve"> </w:t>
+      </w:r>
+      <w:r>
+        <w:rPr>
+          <w:sz w:val="28"/>
+          <w:szCs w:val="28"/>
+          <w:lang w:val="en-US"/>
+        </w:rPr>
+        <w:t>Robin</w:t>
+      </w:r>
+      <w:r>
+        <w:rPr>
+          <w:sz w:val="28"/>
+          <w:szCs w:val="28"/>
+        </w:rPr>
+        <w:t xml:space="preserve"> </w:t>
+      </w:r>
+      <w:r>
+        <w:rPr>
+          <w:sz w:val="28"/>
+          <w:szCs w:val="28"/>
+        </w:rPr>
+        <w:t>никак не меняет свою работу, что приведёт к перегрузке «слабых» серверов.</w:t>
+      </w:r>
+    </w:p>
+    <w:p>
+      <w:pPr>
+        <w:pStyle w:val="a3"/>
+        <w:numPr>
+          <w:ilvl w:val="0"/>
+          <w:numId w:val="9"/>
+        </w:numPr>
+        <w:rPr>
+          <w:sz w:val="28"/>
+          <w:szCs w:val="28"/>
+        </w:rPr>
+      </w:pPr>
+      <w:r>
+        <w:rPr>
+          <w:sz w:val="28"/>
+          <w:szCs w:val="28"/>
+          <w:lang w:val="en-US"/>
+        </w:rPr>
+        <w:t>Weighted Round Robin</w:t>
+      </w:r>
+    </w:p>
+    <w:p>
+      <w:pPr>
+        <w:rPr>
+          <w:sz w:val="28"/>
+          <w:szCs w:val="28"/>
+        </w:rPr>
+      </w:pPr>
+      <w:r>
+        <w:rPr>
+          <w:sz w:val="28"/>
+          <w:szCs w:val="28"/>
+          <w:lang w:val="en-US"/>
+        </w:rPr>
+        <w:t>Weighted</w:t>
+      </w:r>
+      <w:r>
+        <w:rPr>
+          <w:sz w:val="28"/>
+          <w:szCs w:val="28"/>
+        </w:rPr>
+        <w:t xml:space="preserve"> </w:t>
+      </w:r>
+      <w:r>
+        <w:rPr>
+          <w:sz w:val="28"/>
+          <w:szCs w:val="28"/>
+          <w:lang w:val="en-US"/>
+        </w:rPr>
+        <w:t>Round</w:t>
+      </w:r>
+      <w:r>
+        <w:rPr>
+          <w:sz w:val="28"/>
+          <w:szCs w:val="28"/>
+        </w:rPr>
+        <w:t xml:space="preserve"> </w:t>
+      </w:r>
+      <w:r>
+        <w:rPr>
+          <w:sz w:val="28"/>
+          <w:szCs w:val="28"/>
+          <w:lang w:val="en-US"/>
+        </w:rPr>
+        <w:t>Robin</w:t>
+      </w:r>
+      <w:r>
+        <w:rPr>
+          <w:sz w:val="28"/>
+          <w:szCs w:val="28"/>
+        </w:rPr>
+        <w:t xml:space="preserve">, </w:t>
+      </w:r>
+      <w:r>
+        <w:rPr>
+          <w:sz w:val="28"/>
+          <w:szCs w:val="28"/>
+        </w:rPr>
+        <w:t>как</w:t>
+      </w:r>
+      <w:r>
+        <w:rPr>
+          <w:sz w:val="28"/>
+          <w:szCs w:val="28"/>
+        </w:rPr>
+        <w:t xml:space="preserve"> </w:t>
+      </w:r>
+      <w:r>
+        <w:rPr>
+          <w:sz w:val="28"/>
+          <w:szCs w:val="28"/>
+        </w:rPr>
+        <w:t>и</w:t>
+      </w:r>
+      <w:r>
+        <w:rPr>
+          <w:sz w:val="28"/>
+          <w:szCs w:val="28"/>
+        </w:rPr>
+        <w:t xml:space="preserve"> </w:t>
+      </w:r>
+      <w:r>
+        <w:rPr>
+          <w:sz w:val="28"/>
+          <w:szCs w:val="28"/>
+          <w:lang w:val="en-US"/>
+        </w:rPr>
+        <w:t>Round</w:t>
+      </w:r>
+      <w:r>
+        <w:rPr>
+          <w:sz w:val="28"/>
+          <w:szCs w:val="28"/>
+        </w:rPr>
+        <w:t xml:space="preserve"> </w:t>
+      </w:r>
+      <w:r>
+        <w:rPr>
+          <w:sz w:val="28"/>
+          <w:szCs w:val="28"/>
+          <w:lang w:val="en-US"/>
+        </w:rPr>
+        <w:t>Robin</w:t>
+      </w:r>
+      <w:r>
+        <w:rPr>
+          <w:sz w:val="28"/>
+          <w:szCs w:val="28"/>
+        </w:rPr>
+        <w:t xml:space="preserve">, </w:t>
+      </w:r>
+      <w:r>
+        <w:rPr>
+          <w:sz w:val="28"/>
+          <w:szCs w:val="28"/>
+        </w:rPr>
+        <w:t>будет</w:t>
+      </w:r>
+      <w:r>
+        <w:rPr>
+          <w:sz w:val="28"/>
+          <w:szCs w:val="28"/>
+        </w:rPr>
+        <w:t xml:space="preserve"> </w:t>
+      </w:r>
+      <w:r>
+        <w:rPr>
+          <w:sz w:val="28"/>
+          <w:szCs w:val="28"/>
+        </w:rPr>
+        <w:t>отлично</w:t>
+      </w:r>
+      <w:r>
+        <w:rPr>
+          <w:sz w:val="28"/>
+          <w:szCs w:val="28"/>
+        </w:rPr>
+        <w:t xml:space="preserve"> </w:t>
+      </w:r>
+      <w:r>
+        <w:rPr>
+          <w:sz w:val="28"/>
+          <w:szCs w:val="28"/>
+        </w:rPr>
+        <w:t xml:space="preserve">себя показывать при «простых» сценариях, но добавленная логика, связанная с весами серверов, должна в небольшой степени сделать его медленнее </w:t>
+      </w:r>
+      <w:r>
+        <w:rPr>
+          <w:sz w:val="28"/>
+          <w:szCs w:val="28"/>
+          <w:lang w:val="en-US"/>
+        </w:rPr>
+        <w:t>Round</w:t>
+      </w:r>
+      <w:r>
+        <w:rPr>
+          <w:sz w:val="28"/>
+          <w:szCs w:val="28"/>
+        </w:rPr>
+        <w:t xml:space="preserve"> </w:t>
+      </w:r>
+      <w:r>
+        <w:rPr>
+          <w:sz w:val="28"/>
+          <w:szCs w:val="28"/>
+          <w:lang w:val="en-US"/>
+        </w:rPr>
+        <w:t>Robin</w:t>
+      </w:r>
+      <w:r>
+        <w:rPr>
+          <w:sz w:val="28"/>
+          <w:szCs w:val="28"/>
+        </w:rPr>
+        <w:t>.</w:t>
+      </w:r>
+    </w:p>
+    <w:p>
+      <w:pPr>
+        <w:rPr>
+          <w:sz w:val="28"/>
+          <w:szCs w:val="28"/>
+        </w:rPr>
+      </w:pPr>
+      <w:r>
+        <w:rPr>
+          <w:sz w:val="28"/>
+          <w:szCs w:val="28"/>
+          <w:lang w:val="en-US"/>
+        </w:rPr>
+        <w:t>Weighted</w:t>
+      </w:r>
+      <w:r>
+        <w:rPr>
+          <w:sz w:val="28"/>
+          <w:szCs w:val="28"/>
+        </w:rPr>
+        <w:t xml:space="preserve"> </w:t>
+      </w:r>
+      <w:r>
+        <w:rPr>
+          <w:sz w:val="28"/>
+          <w:szCs w:val="28"/>
+          <w:lang w:val="en-US"/>
+        </w:rPr>
+        <w:t>Round</w:t>
+      </w:r>
+      <w:r>
+        <w:rPr>
+          <w:sz w:val="28"/>
+          <w:szCs w:val="28"/>
+        </w:rPr>
+        <w:t xml:space="preserve"> </w:t>
+      </w:r>
+      <w:r>
+        <w:rPr>
+          <w:sz w:val="28"/>
+          <w:szCs w:val="28"/>
+          <w:lang w:val="en-US"/>
+        </w:rPr>
+        <w:t>Robin</w:t>
+      </w:r>
+      <w:r>
+        <w:rPr>
+          <w:sz w:val="28"/>
+          <w:szCs w:val="28"/>
+        </w:rPr>
+        <w:t xml:space="preserve"> </w:t>
+      </w:r>
+      <w:r>
+        <w:rPr>
+          <w:sz w:val="28"/>
+          <w:szCs w:val="28"/>
+        </w:rPr>
+        <w:t>будет</w:t>
+      </w:r>
+      <w:r>
+        <w:rPr>
+          <w:sz w:val="28"/>
+          <w:szCs w:val="28"/>
+        </w:rPr>
+        <w:t xml:space="preserve"> </w:t>
+      </w:r>
+      <w:r>
+        <w:rPr>
+          <w:sz w:val="28"/>
+          <w:szCs w:val="28"/>
+        </w:rPr>
+        <w:t>способен</w:t>
+      </w:r>
+      <w:r>
+        <w:rPr>
+          <w:sz w:val="28"/>
+          <w:szCs w:val="28"/>
+        </w:rPr>
+        <w:t xml:space="preserve"> </w:t>
+      </w:r>
+      <w:r>
+        <w:rPr>
+          <w:sz w:val="28"/>
+          <w:szCs w:val="28"/>
+        </w:rPr>
+        <w:t xml:space="preserve">обрабатывать больше «сложных» ситуаций по сравнению с </w:t>
+      </w:r>
+      <w:r>
+        <w:rPr>
+          <w:sz w:val="28"/>
+          <w:szCs w:val="28"/>
+          <w:lang w:val="en-US"/>
+        </w:rPr>
+        <w:t>Round</w:t>
+      </w:r>
+      <w:r>
+        <w:rPr>
+          <w:sz w:val="28"/>
+          <w:szCs w:val="28"/>
+        </w:rPr>
+        <w:t xml:space="preserve"> </w:t>
+      </w:r>
+      <w:r>
+        <w:rPr>
+          <w:sz w:val="28"/>
+          <w:szCs w:val="28"/>
+          <w:lang w:val="en-US"/>
+        </w:rPr>
+        <w:t>Robin</w:t>
+      </w:r>
+      <w:r>
+        <w:rPr>
+          <w:sz w:val="28"/>
+          <w:szCs w:val="28"/>
+        </w:rPr>
+        <w:t>, при этом не сильно влияя на скорость распределения нагрузки.</w:t>
+      </w:r>
+    </w:p>
+    <w:p>
+      <w:pPr>
+        <w:rPr>
+          <w:sz w:val="28"/>
+          <w:szCs w:val="28"/>
+        </w:rPr>
+      </w:pPr>
+      <w:r>
+        <w:rPr>
+          <w:sz w:val="28"/>
+          <w:szCs w:val="28"/>
+        </w:rPr>
+        <w:t xml:space="preserve">Слабой стороной этого алгоритма будут профили по типу </w:t>
+      </w:r>
+      <w:r>
+        <w:rPr>
+          <w:sz w:val="28"/>
+          <w:szCs w:val="28"/>
+          <w:lang w:val="en-US"/>
+        </w:rPr>
+        <w:t>Variable</w:t>
+      </w:r>
+      <w:r>
+        <w:rPr>
+          <w:sz w:val="28"/>
+          <w:szCs w:val="28"/>
+        </w:rPr>
+        <w:t xml:space="preserve"> </w:t>
+      </w:r>
+      <w:r>
+        <w:rPr>
+          <w:sz w:val="28"/>
+          <w:szCs w:val="28"/>
+          <w:lang w:val="en-US"/>
+        </w:rPr>
+        <w:t>Request</w:t>
+      </w:r>
+      <w:r>
+        <w:rPr>
+          <w:sz w:val="28"/>
+          <w:szCs w:val="28"/>
+        </w:rPr>
+        <w:t xml:space="preserve"> </w:t>
+      </w:r>
+      <w:r>
+        <w:rPr>
+          <w:sz w:val="28"/>
+          <w:szCs w:val="28"/>
+          <w:lang w:val="en-US"/>
+        </w:rPr>
+        <w:t>Cost</w:t>
+      </w:r>
+      <w:r>
+        <w:rPr>
+          <w:sz w:val="28"/>
+          <w:szCs w:val="28"/>
+        </w:rPr>
+        <w:t xml:space="preserve"> </w:t>
+      </w:r>
+      <w:r>
+        <w:rPr>
+          <w:sz w:val="28"/>
+          <w:szCs w:val="28"/>
+        </w:rPr>
+        <w:t>–</w:t>
+      </w:r>
+      <w:r>
+        <w:rPr>
+          <w:sz w:val="28"/>
+          <w:szCs w:val="28"/>
+        </w:rPr>
+        <w:t xml:space="preserve"> </w:t>
+      </w:r>
+      <w:r>
+        <w:rPr>
+          <w:sz w:val="28"/>
+          <w:szCs w:val="28"/>
+        </w:rPr>
+        <w:t>алгоритм никак не берёт во внимание стоимость обработки запроса и текущую загруженность серверов, из-за чего он начнёт перегружать самые «сильные» сервера. Возможно, сервера справятся с нагрузкой и проблем не будет, но с этим алгоритмом нет такой гарантии: несколько дорогих запросов могут сильно перегрузить даже «сильный» сервер.</w:t>
+      </w:r>
+    </w:p>
+    <w:p>
+      <w:pPr>
+        <w:pStyle w:val="a3"/>
+        <w:numPr>
+          <w:ilvl w:val="0"/>
+          <w:numId w:val="9"/>
+        </w:numPr>
+        <w:rPr>
+          <w:sz w:val="28"/>
+          <w:szCs w:val="28"/>
+        </w:rPr>
+      </w:pPr>
+      <w:r>
+        <w:rPr>
+          <w:sz w:val="28"/>
+          <w:szCs w:val="28"/>
+          <w:lang w:val="en-US"/>
+        </w:rPr>
+        <w:t>Least Connections</w:t>
+      </w:r>
+    </w:p>
+    <w:p>
+      <w:pPr>
+        <w:rPr>
+          <w:sz w:val="28"/>
+          <w:szCs w:val="28"/>
+        </w:rPr>
+      </w:pPr>
+      <w:r>
+        <w:rPr>
+          <w:sz w:val="28"/>
+          <w:szCs w:val="28"/>
+        </w:rPr>
+        <w:t xml:space="preserve">У данного алгоритма наибольший </w:t>
+      </w:r>
+      <w:proofErr w:type="spellStart"/>
+      <w:r>
+        <w:rPr>
+          <w:sz w:val="28"/>
+          <w:szCs w:val="28"/>
+        </w:rPr>
+        <w:t>оверхэд</w:t>
+      </w:r>
+      <w:proofErr w:type="spellEnd"/>
+      <w:r>
+        <w:rPr>
+          <w:sz w:val="28"/>
+          <w:szCs w:val="28"/>
+        </w:rPr>
+        <w:t xml:space="preserve"> из разобранных ранее: необходимо вести статистику о текущих подключениях, опрашивать серверы при добавлении каждого запроса.</w:t>
+      </w:r>
+    </w:p>
+    <w:p>
+      <w:pPr>
+        <w:rPr>
+          <w:sz w:val="28"/>
+          <w:szCs w:val="28"/>
+        </w:rPr>
+      </w:pPr>
+      <w:r>
+        <w:rPr>
+          <w:sz w:val="28"/>
+          <w:szCs w:val="28"/>
+        </w:rPr>
+        <w:t xml:space="preserve">Алгоритм должен корректно работать в «простых» сценариях, но быть </w:t>
+      </w:r>
+      <w:proofErr w:type="spellStart"/>
+      <w:r>
+        <w:rPr>
+          <w:sz w:val="28"/>
+          <w:szCs w:val="28"/>
+        </w:rPr>
+        <w:t>медленее</w:t>
+      </w:r>
+      <w:proofErr w:type="spellEnd"/>
+      <w:r>
+        <w:rPr>
+          <w:sz w:val="28"/>
+          <w:szCs w:val="28"/>
+        </w:rPr>
+        <w:t xml:space="preserve"> </w:t>
+      </w:r>
+      <w:r>
+        <w:rPr>
+          <w:sz w:val="28"/>
+          <w:szCs w:val="28"/>
+          <w:lang w:val="en-US"/>
+        </w:rPr>
+        <w:t>Round</w:t>
+      </w:r>
+      <w:r>
+        <w:rPr>
+          <w:sz w:val="28"/>
+          <w:szCs w:val="28"/>
+        </w:rPr>
+        <w:t xml:space="preserve"> </w:t>
+      </w:r>
+      <w:r>
+        <w:rPr>
+          <w:sz w:val="28"/>
+          <w:szCs w:val="28"/>
+          <w:lang w:val="en-US"/>
+        </w:rPr>
+        <w:t>Robin</w:t>
+      </w:r>
+      <w:r>
+        <w:rPr>
+          <w:sz w:val="28"/>
+          <w:szCs w:val="28"/>
+        </w:rPr>
+        <w:t xml:space="preserve"> </w:t>
+      </w:r>
+      <w:r>
+        <w:rPr>
+          <w:sz w:val="28"/>
+          <w:szCs w:val="28"/>
+        </w:rPr>
+        <w:t xml:space="preserve">и </w:t>
+      </w:r>
+      <w:r>
+        <w:rPr>
+          <w:sz w:val="28"/>
+          <w:szCs w:val="28"/>
+          <w:lang w:val="en-US"/>
+        </w:rPr>
+        <w:t>Weighted</w:t>
+      </w:r>
+      <w:r>
+        <w:rPr>
+          <w:sz w:val="28"/>
+          <w:szCs w:val="28"/>
+        </w:rPr>
+        <w:t xml:space="preserve"> </w:t>
+      </w:r>
+      <w:r>
+        <w:rPr>
+          <w:sz w:val="28"/>
+          <w:szCs w:val="28"/>
+          <w:lang w:val="en-US"/>
+        </w:rPr>
+        <w:t>Round</w:t>
+      </w:r>
+      <w:r>
+        <w:rPr>
+          <w:sz w:val="28"/>
+          <w:szCs w:val="28"/>
+        </w:rPr>
+        <w:t xml:space="preserve"> </w:t>
+      </w:r>
+      <w:r>
+        <w:rPr>
+          <w:sz w:val="28"/>
+          <w:szCs w:val="28"/>
+          <w:lang w:val="en-US"/>
+        </w:rPr>
+        <w:t>Robin</w:t>
+      </w:r>
+      <w:r>
+        <w:rPr>
+          <w:sz w:val="28"/>
+          <w:szCs w:val="28"/>
+        </w:rPr>
+        <w:t>.</w:t>
+      </w:r>
+    </w:p>
+    <w:p>
+      <w:pPr>
+        <w:rPr>
+          <w:sz w:val="28"/>
+          <w:szCs w:val="28"/>
+        </w:rPr>
+      </w:pPr>
+      <w:r>
+        <w:rPr>
+          <w:sz w:val="28"/>
+          <w:szCs w:val="28"/>
+          <w:lang w:val="en-US"/>
+        </w:rPr>
+        <w:t>Least</w:t>
+      </w:r>
+      <w:r>
+        <w:rPr>
+          <w:sz w:val="28"/>
+          <w:szCs w:val="28"/>
+        </w:rPr>
+        <w:t xml:space="preserve"> </w:t>
+      </w:r>
+      <w:r>
+        <w:rPr>
+          <w:sz w:val="28"/>
+          <w:szCs w:val="28"/>
+          <w:lang w:val="en-US"/>
+        </w:rPr>
+        <w:t>Connections</w:t>
+      </w:r>
+      <w:r>
+        <w:rPr>
+          <w:sz w:val="28"/>
+          <w:szCs w:val="28"/>
+        </w:rPr>
+        <w:t xml:space="preserve"> </w:t>
+      </w:r>
+      <w:r>
+        <w:rPr>
+          <w:sz w:val="28"/>
+          <w:szCs w:val="28"/>
+        </w:rPr>
+        <w:t>будет</w:t>
+      </w:r>
+      <w:r>
+        <w:rPr>
+          <w:sz w:val="28"/>
+          <w:szCs w:val="28"/>
+        </w:rPr>
+        <w:t xml:space="preserve"> </w:t>
+      </w:r>
+      <w:r>
+        <w:rPr>
+          <w:sz w:val="28"/>
+          <w:szCs w:val="28"/>
+        </w:rPr>
+        <w:t>хорошо</w:t>
+      </w:r>
+      <w:r>
+        <w:rPr>
+          <w:sz w:val="28"/>
+          <w:szCs w:val="28"/>
+        </w:rPr>
+        <w:t xml:space="preserve"> </w:t>
+      </w:r>
+      <w:r>
+        <w:rPr>
+          <w:sz w:val="28"/>
+          <w:szCs w:val="28"/>
+        </w:rPr>
+        <w:t>показывать себя в наисложнейших ситуациях, так как этот алгоритм учитывает текущую загрузку серверов.</w:t>
+      </w:r>
+    </w:p>
+    <w:p>
+      <w:pPr>
+        <w:rPr>
+          <w:sz w:val="28"/>
+          <w:szCs w:val="28"/>
+        </w:rPr>
+      </w:pPr>
+      <w:r>
+        <w:rPr>
+          <w:sz w:val="28"/>
+          <w:szCs w:val="28"/>
+        </w:rPr>
+        <w:lastRenderedPageBreak/>
+        <w:t>В любом сценарии алгоритм стал бы нагружать сервера пропорционально их вычислительным способностям.</w:t>
+      </w:r>
+    </w:p>
+    <w:p>
+      <w:pPr>
+        <w:pStyle w:val="a3"/>
+        <w:numPr>
+          <w:ilvl w:val="0"/>
+          <w:numId w:val="9"/>
+        </w:numPr>
+        <w:rPr>
+          <w:sz w:val="28"/>
+          <w:szCs w:val="28"/>
+        </w:rPr>
+      </w:pPr>
+      <w:r>
+        <w:rPr>
+          <w:sz w:val="28"/>
+          <w:szCs w:val="28"/>
+          <w:lang w:val="en-US"/>
+        </w:rPr>
+        <w:t>Consistent Hashing</w:t>
+      </w:r>
+    </w:p>
+    <w:p>
+      <w:pPr>
+        <w:rPr>
+          <w:sz w:val="28"/>
+          <w:szCs w:val="28"/>
+        </w:rPr>
+      </w:pPr>
+      <w:r>
+        <w:rPr>
+          <w:sz w:val="28"/>
+          <w:szCs w:val="28"/>
+        </w:rPr>
+        <w:t xml:space="preserve">У всех предыдущих алгоритмов был большой минус – отсутствие гарантии того, что запросы от одного пользователя придут на один сервер. </w:t>
+      </w:r>
+      <w:r>
+        <w:rPr>
+          <w:sz w:val="28"/>
+          <w:szCs w:val="28"/>
+          <w:lang w:val="en-US"/>
+        </w:rPr>
+        <w:t>Consistent</w:t>
+      </w:r>
+      <w:r>
+        <w:rPr>
+          <w:sz w:val="28"/>
+          <w:szCs w:val="28"/>
+        </w:rPr>
+        <w:t xml:space="preserve"> </w:t>
+      </w:r>
+      <w:r>
+        <w:rPr>
+          <w:sz w:val="28"/>
+          <w:szCs w:val="28"/>
+          <w:lang w:val="en-US"/>
+        </w:rPr>
+        <w:t>Hashing</w:t>
+      </w:r>
+      <w:r>
+        <w:rPr>
+          <w:sz w:val="28"/>
+          <w:szCs w:val="28"/>
+        </w:rPr>
+        <w:t xml:space="preserve"> </w:t>
+      </w:r>
+      <w:r>
+        <w:rPr>
+          <w:sz w:val="28"/>
+          <w:szCs w:val="28"/>
+        </w:rPr>
+        <w:t xml:space="preserve">решит эту проблему, при этом он также должен работать не сильно дольше при </w:t>
+      </w:r>
+      <w:r>
+        <w:rPr>
+          <w:sz w:val="28"/>
+          <w:szCs w:val="28"/>
+          <w:lang w:val="en-US"/>
+        </w:rPr>
+        <w:t>Churn</w:t>
+      </w:r>
+      <w:r>
+        <w:rPr>
+          <w:sz w:val="28"/>
+          <w:szCs w:val="28"/>
+        </w:rPr>
+        <w:t>, чем при сценариях с неизменным составом серверов.</w:t>
+      </w:r>
+    </w:p>
+    <w:p>
+      <w:pPr>
+        <w:rPr>
           <w:sz w:val="36"/>
           <w:szCs w:val="36"/>
           <w:u w:val="single"/>
@@ -5724,6 +6605,503 @@
           <w:sz w:val="28"/>
           <w:szCs w:val="28"/>
         </w:rPr>
+        <w:t>Чтобы подтвердить (или опровергнуть) наши гипотезы, при запуске экспериментов измерялись следующие метрики:</w:t>
+      </w:r>
+    </w:p>
+    <w:p>
+      <w:pPr>
+        <w:pStyle w:val="a3"/>
+        <w:numPr>
+          <w:ilvl w:val="0"/>
+          <w:numId w:val="9"/>
+        </w:numPr>
+        <w:rPr>
+          <w:sz w:val="28"/>
+          <w:szCs w:val="28"/>
+        </w:rPr>
+      </w:pPr>
+      <w:r>
+        <w:rPr>
+          <w:sz w:val="28"/>
+          <w:szCs w:val="28"/>
+        </w:rPr>
+        <w:t>количество обработанных запросов в секунду</w:t>
+      </w:r>
+    </w:p>
+    <w:p>
+      <w:pPr>
+        <w:pStyle w:val="a3"/>
+        <w:numPr>
+          <w:ilvl w:val="0"/>
+          <w:numId w:val="9"/>
+        </w:numPr>
+        <w:rPr>
+          <w:sz w:val="28"/>
+          <w:szCs w:val="28"/>
+        </w:rPr>
+      </w:pPr>
+      <w:r>
+        <w:rPr>
+          <w:sz w:val="28"/>
+          <w:szCs w:val="28"/>
+        </w:rPr>
+        <w:t>время ожидания клиентом ответа на запрос</w:t>
+      </w:r>
+      <w:r>
+        <w:rPr>
+          <w:sz w:val="28"/>
+          <w:szCs w:val="28"/>
+        </w:rPr>
+        <w:t>:</w:t>
+      </w:r>
+    </w:p>
+    <w:p>
+      <w:pPr>
+        <w:pStyle w:val="a3"/>
+        <w:numPr>
+          <w:ilvl w:val="1"/>
+          <w:numId w:val="9"/>
+        </w:numPr>
+        <w:rPr>
+          <w:sz w:val="28"/>
+          <w:szCs w:val="28"/>
+        </w:rPr>
+      </w:pPr>
+      <w:r>
+        <w:rPr>
+          <w:sz w:val="28"/>
+          <w:szCs w:val="28"/>
+        </w:rPr>
+        <w:t>среднее</w:t>
+      </w:r>
+    </w:p>
+    <w:p>
+      <w:pPr>
+        <w:pStyle w:val="a3"/>
+        <w:numPr>
+          <w:ilvl w:val="1"/>
+          <w:numId w:val="9"/>
+        </w:numPr>
+        <w:rPr>
+          <w:sz w:val="28"/>
+          <w:szCs w:val="28"/>
+        </w:rPr>
+      </w:pPr>
+      <w:r>
+        <w:rPr>
+          <w:sz w:val="28"/>
+          <w:szCs w:val="28"/>
+        </w:rPr>
+        <w:t>медианное</w:t>
+      </w:r>
+    </w:p>
+    <w:p>
+      <w:pPr>
+        <w:pStyle w:val="a3"/>
+        <w:numPr>
+          <w:ilvl w:val="1"/>
+          <w:numId w:val="9"/>
+        </w:numPr>
+        <w:rPr>
+          <w:sz w:val="28"/>
+          <w:szCs w:val="28"/>
+        </w:rPr>
+      </w:pPr>
+      <w:r>
+        <w:rPr>
+          <w:sz w:val="28"/>
+          <w:szCs w:val="28"/>
+        </w:rPr>
+        <w:t>95 перцентиль</w:t>
+      </w:r>
+    </w:p>
+    <w:p>
+      <w:pPr>
+        <w:pStyle w:val="a3"/>
+        <w:numPr>
+          <w:ilvl w:val="1"/>
+          <w:numId w:val="9"/>
+        </w:numPr>
+        <w:rPr>
+          <w:sz w:val="28"/>
+          <w:szCs w:val="28"/>
+        </w:rPr>
+      </w:pPr>
+      <w:r>
+        <w:rPr>
+          <w:sz w:val="28"/>
+          <w:szCs w:val="28"/>
+        </w:rPr>
+        <w:t>99 перцентиль</w:t>
+      </w:r>
+    </w:p>
+    <w:p>
+      <w:pPr>
+        <w:pStyle w:val="a3"/>
+        <w:numPr>
+          <w:ilvl w:val="1"/>
+          <w:numId w:val="9"/>
+        </w:numPr>
+        <w:rPr>
+          <w:sz w:val="28"/>
+          <w:szCs w:val="28"/>
+        </w:rPr>
+      </w:pPr>
+      <w:r>
+        <w:rPr>
+          <w:sz w:val="28"/>
+          <w:szCs w:val="28"/>
+        </w:rPr>
+        <w:t>минимум</w:t>
+      </w:r>
+    </w:p>
+    <w:p>
+      <w:pPr>
+        <w:pStyle w:val="a3"/>
+        <w:numPr>
+          <w:ilvl w:val="1"/>
+          <w:numId w:val="9"/>
+        </w:numPr>
+        <w:rPr>
+          <w:sz w:val="28"/>
+          <w:szCs w:val="28"/>
+        </w:rPr>
+      </w:pPr>
+      <w:r>
+        <w:rPr>
+          <w:sz w:val="28"/>
+          <w:szCs w:val="28"/>
+        </w:rPr>
+        <w:t>максимум</w:t>
+      </w:r>
+    </w:p>
+    <w:p>
+      <w:pPr>
+        <w:pStyle w:val="a3"/>
+        <w:numPr>
+          <w:ilvl w:val="1"/>
+          <w:numId w:val="9"/>
+        </w:numPr>
+        <w:rPr>
+          <w:sz w:val="28"/>
+          <w:szCs w:val="28"/>
+        </w:rPr>
+      </w:pPr>
+      <w:r>
+        <w:rPr>
+          <w:sz w:val="28"/>
+          <w:szCs w:val="28"/>
+        </w:rPr>
+        <w:t>гистограмма латентности всех запросов</w:t>
+      </w:r>
+    </w:p>
+    <w:p>
+      <w:pPr>
+        <w:pStyle w:val="a3"/>
+        <w:numPr>
+          <w:ilvl w:val="0"/>
+          <w:numId w:val="9"/>
+        </w:numPr>
+        <w:rPr>
+          <w:sz w:val="28"/>
+          <w:szCs w:val="28"/>
+        </w:rPr>
+      </w:pPr>
+      <w:r>
+        <w:rPr>
+          <w:sz w:val="28"/>
+          <w:szCs w:val="28"/>
+        </w:rPr>
+        <w:t>измерения в динамике во времени:</w:t>
+      </w:r>
+    </w:p>
+    <w:p>
+      <w:pPr>
+        <w:pStyle w:val="a3"/>
+        <w:numPr>
+          <w:ilvl w:val="1"/>
+          <w:numId w:val="9"/>
+        </w:numPr>
+        <w:rPr>
+          <w:sz w:val="28"/>
+          <w:szCs w:val="28"/>
+        </w:rPr>
+      </w:pPr>
+      <w:r>
+        <w:rPr>
+          <w:sz w:val="28"/>
+          <w:szCs w:val="28"/>
+        </w:rPr>
+        <w:t>активные соединения</w:t>
+      </w:r>
+    </w:p>
+    <w:p>
+      <w:pPr>
+        <w:pStyle w:val="a3"/>
+        <w:numPr>
+          <w:ilvl w:val="1"/>
+          <w:numId w:val="9"/>
+        </w:numPr>
+        <w:rPr>
+          <w:sz w:val="28"/>
+          <w:szCs w:val="28"/>
+        </w:rPr>
+      </w:pPr>
+      <w:r>
+        <w:rPr>
+          <w:sz w:val="28"/>
+          <w:szCs w:val="28"/>
+        </w:rPr>
+        <w:t>средняя латентность</w:t>
+      </w:r>
+    </w:p>
+    <w:p>
+      <w:pPr>
+        <w:pStyle w:val="a3"/>
+        <w:numPr>
+          <w:ilvl w:val="1"/>
+          <w:numId w:val="9"/>
+        </w:numPr>
+        <w:rPr>
+          <w:sz w:val="28"/>
+          <w:szCs w:val="28"/>
+        </w:rPr>
+      </w:pPr>
+      <w:r>
+        <w:rPr>
+          <w:sz w:val="28"/>
+          <w:szCs w:val="28"/>
+        </w:rPr>
+        <w:t>95 перцентиль латентности</w:t>
+      </w:r>
+    </w:p>
+    <w:p>
+      <w:pPr>
+        <w:pStyle w:val="a3"/>
+        <w:numPr>
+          <w:ilvl w:val="1"/>
+          <w:numId w:val="9"/>
+        </w:numPr>
+        <w:rPr>
+          <w:sz w:val="28"/>
+          <w:szCs w:val="28"/>
+        </w:rPr>
+      </w:pPr>
+      <w:r>
+        <w:rPr>
+          <w:sz w:val="28"/>
+          <w:szCs w:val="28"/>
+        </w:rPr>
+        <w:t>средняя нагрузка на сервера</w:t>
+      </w:r>
+    </w:p>
+    <w:p>
+      <w:pPr>
+        <w:pStyle w:val="a3"/>
+        <w:numPr>
+          <w:ilvl w:val="1"/>
+          <w:numId w:val="9"/>
+        </w:numPr>
+        <w:rPr>
+          <w:sz w:val="28"/>
+          <w:szCs w:val="28"/>
+        </w:rPr>
+      </w:pPr>
+      <w:r>
+        <w:rPr>
+          <w:sz w:val="28"/>
+          <w:szCs w:val="28"/>
+        </w:rPr>
+        <w:t>динамика запросов (количество новых запросов, запросов «на пути» к клиенту, успешные и провальные запросы)</w:t>
+      </w:r>
+    </w:p>
+    <w:p>
+      <w:pPr>
+        <w:pStyle w:val="a3"/>
+        <w:numPr>
+          <w:ilvl w:val="0"/>
+          <w:numId w:val="9"/>
+        </w:numPr>
+        <w:rPr>
+          <w:sz w:val="28"/>
+          <w:szCs w:val="28"/>
+        </w:rPr>
+      </w:pPr>
+      <w:r>
+        <w:rPr>
+          <w:sz w:val="28"/>
+          <w:szCs w:val="28"/>
+        </w:rPr>
+        <w:t>индивидуальная статистика по серверам</w:t>
+      </w:r>
+    </w:p>
+    <w:p>
+      <w:pPr>
+        <w:pStyle w:val="a3"/>
+        <w:numPr>
+          <w:ilvl w:val="1"/>
+          <w:numId w:val="9"/>
+        </w:numPr>
+        <w:rPr>
+          <w:sz w:val="28"/>
+          <w:szCs w:val="28"/>
+        </w:rPr>
+      </w:pPr>
+      <w:r>
+        <w:rPr>
+          <w:sz w:val="28"/>
+          <w:szCs w:val="28"/>
+        </w:rPr>
+        <w:t>количество обработанных запросов (успехи и отказы)</w:t>
+      </w:r>
+    </w:p>
+    <w:p>
+      <w:pPr>
+        <w:pStyle w:val="a3"/>
+        <w:numPr>
+          <w:ilvl w:val="1"/>
+          <w:numId w:val="9"/>
+        </w:numPr>
+        <w:rPr>
+          <w:sz w:val="28"/>
+          <w:szCs w:val="28"/>
+        </w:rPr>
+      </w:pPr>
+      <w:r>
+        <w:rPr>
+          <w:sz w:val="28"/>
+          <w:szCs w:val="28"/>
+        </w:rPr>
+        <w:t>латентность запросов (минимальная, средняя, максимальная)</w:t>
+      </w:r>
+    </w:p>
+    <w:p>
+      <w:pPr>
+        <w:pStyle w:val="a3"/>
+        <w:numPr>
+          <w:ilvl w:val="1"/>
+          <w:numId w:val="9"/>
+        </w:numPr>
+        <w:rPr>
+          <w:sz w:val="28"/>
+          <w:szCs w:val="28"/>
+        </w:rPr>
+      </w:pPr>
+      <w:r>
+        <w:rPr>
+          <w:sz w:val="28"/>
+          <w:szCs w:val="28"/>
+        </w:rPr>
+        <w:t>нагрузка по мере эксперимента (средняя и максимальная)</w:t>
+      </w:r>
+    </w:p>
+    <w:p>
+      <w:pPr>
+        <w:pStyle w:val="a3"/>
+        <w:numPr>
+          <w:ilvl w:val="0"/>
+          <w:numId w:val="9"/>
+        </w:numPr>
+        <w:rPr>
+          <w:sz w:val="28"/>
+          <w:szCs w:val="28"/>
+        </w:rPr>
+      </w:pPr>
+      <w:r>
+        <w:rPr>
+          <w:sz w:val="28"/>
+          <w:szCs w:val="28"/>
+        </w:rPr>
+        <w:t>индивидуальная статистика по группам клиентов</w:t>
+      </w:r>
+    </w:p>
+    <w:p>
+      <w:pPr>
+        <w:pStyle w:val="a3"/>
+        <w:numPr>
+          <w:ilvl w:val="1"/>
+          <w:numId w:val="9"/>
+        </w:numPr>
+        <w:rPr>
+          <w:sz w:val="28"/>
+          <w:szCs w:val="28"/>
+        </w:rPr>
+      </w:pPr>
+      <w:r>
+        <w:rPr>
+          <w:sz w:val="28"/>
+          <w:szCs w:val="28"/>
+        </w:rPr>
+        <w:t>отправленные запросы</w:t>
+      </w:r>
+    </w:p>
+    <w:p>
+      <w:pPr>
+        <w:pStyle w:val="a3"/>
+        <w:numPr>
+          <w:ilvl w:val="1"/>
+          <w:numId w:val="9"/>
+        </w:numPr>
+        <w:rPr>
+          <w:sz w:val="28"/>
+          <w:szCs w:val="28"/>
+        </w:rPr>
+      </w:pPr>
+      <w:r>
+        <w:rPr>
+          <w:sz w:val="28"/>
+          <w:szCs w:val="28"/>
+        </w:rPr>
+        <w:t>полученные успехи и отказы</w:t>
+      </w:r>
+    </w:p>
+    <w:p>
+      <w:pPr>
+        <w:pStyle w:val="a3"/>
+        <w:numPr>
+          <w:ilvl w:val="1"/>
+          <w:numId w:val="9"/>
+        </w:numPr>
+        <w:rPr>
+          <w:sz w:val="28"/>
+          <w:szCs w:val="28"/>
+        </w:rPr>
+      </w:pPr>
+      <w:r>
+        <w:rPr>
+          <w:sz w:val="28"/>
+          <w:szCs w:val="28"/>
+        </w:rPr>
+        <w:t xml:space="preserve">латентность (средняя, </w:t>
+      </w:r>
+      <w:r>
+        <w:rPr>
+          <w:sz w:val="28"/>
+          <w:szCs w:val="28"/>
+          <w:lang w:val="en-US"/>
+        </w:rPr>
+        <w:t xml:space="preserve">p95, </w:t>
+      </w:r>
+      <w:r>
+        <w:rPr>
+          <w:sz w:val="28"/>
+          <w:szCs w:val="28"/>
+        </w:rPr>
+        <w:t>максимальная)</w:t>
+      </w:r>
+    </w:p>
+    <w:p>
+      <w:pPr>
+        <w:rPr>
+          <w:sz w:val="28"/>
+          <w:szCs w:val="28"/>
+        </w:rPr>
+      </w:pPr>
+      <w:r>
+        <w:rPr>
+          <w:sz w:val="28"/>
+          <w:szCs w:val="28"/>
+        </w:rPr>
         <w:t>&lt;</w:t>
       </w:r>
       <w:r>
@@ -5731,199 +7109,7 @@
           <w:sz w:val="28"/>
           <w:szCs w:val="28"/>
         </w:rPr>
-        <w:t xml:space="preserve">интро к данным, сводная таблица с данными – </w:t>
-      </w:r>
-      <w:r>
-        <w:rPr>
-          <w:sz w:val="28"/>
-          <w:szCs w:val="28"/>
-          <w:lang w:val="en-US"/>
-        </w:rPr>
-        <w:t>RPS</w:t>
-      </w:r>
-      <w:r>
-        <w:rPr>
-          <w:sz w:val="28"/>
-          <w:szCs w:val="28"/>
-        </w:rPr>
-        <w:t xml:space="preserve">, </w:t>
-      </w:r>
-      <w:r>
-        <w:rPr>
-          <w:sz w:val="28"/>
-          <w:szCs w:val="28"/>
-          <w:lang w:val="en-US"/>
-        </w:rPr>
-        <w:t>mean</w:t>
-      </w:r>
-      <w:r>
-        <w:rPr>
-          <w:sz w:val="28"/>
-          <w:szCs w:val="28"/>
-        </w:rPr>
-        <w:t xml:space="preserve"> </w:t>
-      </w:r>
-      <w:proofErr w:type="spellStart"/>
-      <w:r>
-        <w:rPr>
-          <w:sz w:val="28"/>
-          <w:szCs w:val="28"/>
-          <w:lang w:val="en-US"/>
-        </w:rPr>
-        <w:t>ms</w:t>
-      </w:r>
-      <w:proofErr w:type="spellEnd"/>
-      <w:r>
-        <w:rPr>
-          <w:sz w:val="28"/>
-          <w:szCs w:val="28"/>
-        </w:rPr>
-        <w:t xml:space="preserve">, </w:t>
-      </w:r>
-      <w:r>
-        <w:rPr>
-          <w:sz w:val="28"/>
-          <w:szCs w:val="28"/>
-          <w:lang w:val="en-US"/>
-        </w:rPr>
-        <w:t>p</w:t>
-      </w:r>
-      <w:r>
-        <w:rPr>
-          <w:sz w:val="28"/>
-          <w:szCs w:val="28"/>
-        </w:rPr>
-        <w:t xml:space="preserve">95 </w:t>
-      </w:r>
-      <w:proofErr w:type="spellStart"/>
-      <w:r>
-        <w:rPr>
-          <w:sz w:val="28"/>
-          <w:szCs w:val="28"/>
-          <w:lang w:val="en-US"/>
-        </w:rPr>
-        <w:t>ms</w:t>
-      </w:r>
-      <w:proofErr w:type="spellEnd"/>
-      <w:r>
-        <w:rPr>
-          <w:sz w:val="28"/>
-          <w:szCs w:val="28"/>
-        </w:rPr>
-        <w:t xml:space="preserve">, </w:t>
-      </w:r>
-      <w:r>
-        <w:rPr>
-          <w:sz w:val="28"/>
-          <w:szCs w:val="28"/>
-          <w:lang w:val="en-US"/>
-        </w:rPr>
-        <w:t>p</w:t>
-      </w:r>
-      <w:r>
-        <w:rPr>
-          <w:sz w:val="28"/>
-          <w:szCs w:val="28"/>
-        </w:rPr>
-        <w:t xml:space="preserve">99 </w:t>
-      </w:r>
-      <w:proofErr w:type="spellStart"/>
-      <w:r>
-        <w:rPr>
-          <w:sz w:val="28"/>
-          <w:szCs w:val="28"/>
-          <w:lang w:val="en-US"/>
-        </w:rPr>
-        <w:t>ms</w:t>
-      </w:r>
-      <w:proofErr w:type="spellEnd"/>
-      <w:r>
-        <w:rPr>
-          <w:sz w:val="28"/>
-          <w:szCs w:val="28"/>
-        </w:rPr>
-        <w:t xml:space="preserve">, </w:t>
-      </w:r>
-      <w:r>
-        <w:rPr>
-          <w:sz w:val="28"/>
-          <w:szCs w:val="28"/>
-        </w:rPr>
-        <w:t>запросы</w:t>
-      </w:r>
-      <w:r>
-        <w:rPr>
-          <w:sz w:val="28"/>
-          <w:szCs w:val="28"/>
-        </w:rPr>
-        <w:t>/</w:t>
-      </w:r>
-      <w:r>
-        <w:rPr>
-          <w:sz w:val="28"/>
-          <w:szCs w:val="28"/>
-        </w:rPr>
-        <w:t xml:space="preserve">сервер, </w:t>
-      </w:r>
-      <w:r>
-        <w:rPr>
-          <w:sz w:val="28"/>
-          <w:szCs w:val="28"/>
-          <w:lang w:val="en-US"/>
-        </w:rPr>
-        <w:t>avg</w:t>
-      </w:r>
-      <w:r>
-        <w:rPr>
-          <w:sz w:val="28"/>
-          <w:szCs w:val="28"/>
-        </w:rPr>
-        <w:t xml:space="preserve"> </w:t>
-      </w:r>
-      <w:r>
-        <w:rPr>
-          <w:sz w:val="28"/>
-          <w:szCs w:val="28"/>
-          <w:lang w:val="en-US"/>
-        </w:rPr>
-        <w:t>load</w:t>
-      </w:r>
-      <w:r>
-        <w:rPr>
-          <w:sz w:val="28"/>
-          <w:szCs w:val="28"/>
-        </w:rPr>
-        <w:t xml:space="preserve">, </w:t>
-      </w:r>
-      <w:r>
-        <w:rPr>
-          <w:sz w:val="28"/>
-          <w:szCs w:val="28"/>
-          <w:lang w:val="en-US"/>
-        </w:rPr>
-        <w:t>max</w:t>
-      </w:r>
-      <w:r>
-        <w:rPr>
-          <w:sz w:val="28"/>
-          <w:szCs w:val="28"/>
-        </w:rPr>
-        <w:t xml:space="preserve"> </w:t>
-      </w:r>
-      <w:r>
-        <w:rPr>
-          <w:sz w:val="28"/>
-          <w:szCs w:val="28"/>
-          <w:lang w:val="en-US"/>
-        </w:rPr>
-        <w:t>load</w:t>
-      </w:r>
-      <w:r>
-        <w:rPr>
-          <w:sz w:val="28"/>
-          <w:szCs w:val="28"/>
-        </w:rPr>
-        <w:t>, комментарии</w:t>
+        <w:t>сводная таблица с данными, комментарии</w:t>
       </w:r>
       <w:r>
         <w:rPr>
@@ -5947,52 +7133,61 @@
           <w:szCs w:val="36"/>
           <w:u w:val="single"/>
         </w:rPr>
-        <w:t>Выводы</w:t>
-      </w:r>
-    </w:p>
-    <w:p>
-      <w:pPr>
-        <w:rPr>
-          <w:sz w:val="28"/>
-          <w:szCs w:val="28"/>
-        </w:rPr>
-      </w:pPr>
-      <w:r>
-        <w:rPr>
-          <w:sz w:val="28"/>
-          <w:szCs w:val="28"/>
-        </w:rPr>
-        <w:t>&lt;</w:t>
-      </w:r>
-      <w:r>
-        <w:rPr>
-          <w:sz w:val="28"/>
-          <w:szCs w:val="28"/>
-        </w:rPr>
-        <w:t>выводы про правильность гипотез и реальные данные</w:t>
-      </w:r>
-      <w:r>
-        <w:rPr>
-          <w:sz w:val="28"/>
-          <w:szCs w:val="28"/>
-        </w:rPr>
-        <w:t>&gt;</w:t>
-      </w:r>
-    </w:p>
-    <w:p>
-      <w:pPr>
+        <w:lastRenderedPageBreak/>
+        <w:t>Анализ данных и в</w:t>
+      </w:r>
+      <w:r>
         <w:rPr>
           <w:sz w:val="36"/>
           <w:szCs w:val="36"/>
           <w:u w:val="single"/>
         </w:rPr>
-      </w:pPr>
-      <w:r>
+        <w:t>ыводы</w:t>
+      </w:r>
+    </w:p>
+    <w:p>
+      <w:pPr>
+        <w:rPr>
+          <w:sz w:val="28"/>
+          <w:szCs w:val="28"/>
+        </w:rPr>
+      </w:pPr>
+      <w:r>
+        <w:rPr>
+          <w:sz w:val="28"/>
+          <w:szCs w:val="28"/>
+        </w:rPr>
+        <w:t>&lt;</w:t>
+      </w:r>
+      <w:r>
+        <w:rPr>
+          <w:sz w:val="28"/>
+          <w:szCs w:val="28"/>
+        </w:rPr>
+        <w:t>выводы про правильность гипотез и реальные данные</w:t>
+      </w:r>
+      <w:r>
+        <w:rPr>
+          <w:sz w:val="28"/>
+          <w:szCs w:val="28"/>
+        </w:rPr>
+        <w:t>&gt;</w:t>
+      </w:r>
+    </w:p>
+    <w:p>
+      <w:pPr>
         <w:rPr>
           <w:sz w:val="36"/>
           <w:szCs w:val="36"/>
           <w:u w:val="single"/>
         </w:rPr>
+      </w:pPr>
+      <w:r>
+        <w:rPr>
+          <w:sz w:val="36"/>
+          <w:szCs w:val="36"/>
+          <w:u w:val="single"/>
+        </w:rPr>
         <w:t>Распределение задач</w:t>
       </w:r>
     </w:p>
@@ -6472,7 +7667,6 @@
           <w:szCs w:val="28"/>
           <w:lang w:val="en-US"/>
         </w:rPr>
-        <w:lastRenderedPageBreak/>
         <w:t xml:space="preserve">feature/graphics: </w:t>
       </w:r>
       <w:proofErr w:type="spellStart"/>
@@ -7606,7 +8800,7 @@
   <w:abstractNum w:abstractNumId="8" w15:restartNumberingAfterBreak="0">
     <w:nsid w:val="775B2538"/>
     <w:multiLevelType w:val="hybridMultilevel"/>
-    <w:tmpl w:val="235CE0CE"/>
+    <w:tmpl w:val="BE7AC3BC"/>
     <w:lvl w:ilvl="0" w:tplc="04190001">
       <w:start w:val="1"/>
       <w:numFmt w:val="bullet"/>
@@ -7619,7 +8813,7 @@
         <w:rFonts w:ascii="Symbol" w:hAnsi="Symbol" w:hint="default"/>
       </w:rPr>
     </w:lvl>
-    <w:lvl w:ilvl="1" w:tplc="04190003" w:tentative="1">
+    <w:lvl w:ilvl="1" w:tplc="04190003">
       <w:start w:val="1"/>
       <w:numFmt w:val="bullet"/>
       <w:lvlText w:val="o"/>

--- a/final_report/Report.docx
+++ b/final_report/Report.docx
@@ -7130,8 +7130,30 @@
         <w:rPr>
           <w:sz w:val="28"/>
           <w:szCs w:val="28"/>
+          <w:lang w:val="en-US"/>
+        </w:rPr>
+        <w:t>throughput</w:t>
+      </w:r>
+      <w:r>
+        <w:rPr>
+          <w:sz w:val="28"/>
+          <w:szCs w:val="28"/>
+        </w:rPr>
+        <w:t xml:space="preserve"> – </w:t>
+      </w:r>
+      <w:r>
+        <w:rPr>
+          <w:sz w:val="28"/>
+          <w:szCs w:val="28"/>
         </w:rPr>
         <w:t>количество обработанных запросов в секунду</w:t>
+      </w:r>
+      <w:r>
+        <w:rPr>
+          <w:sz w:val="28"/>
+          <w:szCs w:val="28"/>
+        </w:rPr>
+        <w:t>;</w:t>
       </w:r>
     </w:p>
     <w:p>
@@ -7153,6 +7175,13 @@
         </w:rPr>
         <w:t>медианная латентность</w:t>
       </w:r>
+      <w:r>
+        <w:rPr>
+          <w:sz w:val="28"/>
+          <w:szCs w:val="28"/>
+        </w:rPr>
+        <w:t>;</w:t>
+      </w:r>
     </w:p>
     <w:p>
       <w:pPr>
@@ -7173,6 +7202,13 @@
         </w:rPr>
         <w:t>средняя латентность</w:t>
       </w:r>
+      <w:r>
+        <w:rPr>
+          <w:sz w:val="28"/>
+          <w:szCs w:val="28"/>
+        </w:rPr>
+        <w:t>;</w:t>
+      </w:r>
     </w:p>
     <w:p>
       <w:pPr>
@@ -7208,6 +7244,13 @@
         </w:rPr>
         <w:t>95</w:t>
       </w:r>
+      <w:r>
+        <w:rPr>
+          <w:sz w:val="28"/>
+          <w:szCs w:val="28"/>
+        </w:rPr>
+        <w:t>;</w:t>
+      </w:r>
     </w:p>
     <w:p>
       <w:pPr>
@@ -7243,6 +7286,13 @@
         </w:rPr>
         <w:t>99</w:t>
       </w:r>
+      <w:r>
+        <w:rPr>
+          <w:sz w:val="28"/>
+          <w:szCs w:val="28"/>
+        </w:rPr>
+        <w:t>;</w:t>
+      </w:r>
     </w:p>
     <w:p>
       <w:pPr>
@@ -7342,7 +7392,7 @@
           <w:szCs w:val="28"/>
           <w:lang w:val="en-US"/>
         </w:rPr>
-        <w:t>avg</w:t>
+        <w:t>peak</w:t>
       </w:r>
       <w:r>
         <w:rPr>
@@ -7402,7 +7452,7 @@
           <w:szCs w:val="28"/>
           <w:lang w:val="en-US"/>
         </w:rPr>
-        <w:t>avg</w:t>
+        <w:t>peak</w:t>
       </w:r>
       <w:r>
         <w:rPr>
@@ -7448,7 +7498,195 @@
           <w:sz w:val="28"/>
           <w:szCs w:val="28"/>
         </w:rPr>
-        <w:t>чем больше величина, тем менее равномерно распределена нагрузка</w:t>
+        <w:t>Ч</w:t>
+      </w:r>
+      <w:r>
+        <w:rPr>
+          <w:sz w:val="28"/>
+          <w:szCs w:val="28"/>
+        </w:rPr>
+        <w:t>ем больше величина, тем менее равномерно распределена нагрузка</w:t>
+      </w:r>
+      <w:r>
+        <w:rPr>
+          <w:sz w:val="28"/>
+          <w:szCs w:val="28"/>
+        </w:rPr>
+        <w:t>.</w:t>
+      </w:r>
+    </w:p>
+    <w:p>
+      <w:pPr>
+        <w:pStyle w:val="a3"/>
+        <w:rPr>
+          <w:sz w:val="28"/>
+          <w:szCs w:val="28"/>
+        </w:rPr>
+      </w:pPr>
+      <w:r>
+        <w:rPr>
+          <w:sz w:val="28"/>
+          <w:szCs w:val="28"/>
+        </w:rPr>
+        <w:t xml:space="preserve">Что означают разные уровни </w:t>
+      </w:r>
+      <w:r>
+        <w:rPr>
+          <w:sz w:val="28"/>
+          <w:szCs w:val="28"/>
+          <w:lang w:val="en-US"/>
+        </w:rPr>
+        <w:t>disparity</w:t>
+      </w:r>
+      <w:r>
+        <w:rPr>
+          <w:sz w:val="28"/>
+          <w:szCs w:val="28"/>
+        </w:rPr>
+        <w:t>:</w:t>
+      </w:r>
+    </w:p>
+    <w:p>
+      <w:pPr>
+        <w:pStyle w:val="a3"/>
+        <w:numPr>
+          <w:ilvl w:val="1"/>
+          <w:numId w:val="10"/>
+        </w:numPr>
+        <w:rPr>
+          <w:sz w:val="28"/>
+          <w:szCs w:val="28"/>
+        </w:rPr>
+      </w:pPr>
+      <w:r>
+        <w:rPr>
+          <w:sz w:val="28"/>
+          <w:szCs w:val="28"/>
+          <w:lang w:val="en-US"/>
+        </w:rPr>
+        <w:t>disparity</w:t>
+      </w:r>
+      <w:r>
+        <w:rPr>
+          <w:sz w:val="28"/>
+          <w:szCs w:val="28"/>
+        </w:rPr>
+        <w:t xml:space="preserve"> </w:t>
+      </w:r>
+      <w:r>
+        <w:rPr>
+          <w:sz w:val="28"/>
+          <w:szCs w:val="28"/>
+        </w:rPr>
+        <w:t>≈</w:t>
+      </w:r>
+      <w:r>
+        <w:t xml:space="preserve"> </w:t>
+      </w:r>
+      <w:r>
+        <w:rPr>
+          <w:sz w:val="28"/>
+          <w:szCs w:val="28"/>
+        </w:rPr>
+        <w:t xml:space="preserve">0 – </w:t>
+      </w:r>
+      <w:r>
+        <w:rPr>
+          <w:sz w:val="28"/>
+          <w:szCs w:val="28"/>
+        </w:rPr>
+        <w:t>идеально равномерное распределение нагрузки по серверам;</w:t>
+      </w:r>
+    </w:p>
+    <w:p>
+      <w:pPr>
+        <w:pStyle w:val="a3"/>
+        <w:numPr>
+          <w:ilvl w:val="1"/>
+          <w:numId w:val="10"/>
+        </w:numPr>
+        <w:rPr>
+          <w:sz w:val="28"/>
+          <w:szCs w:val="28"/>
+        </w:rPr>
+      </w:pPr>
+      <w:r>
+        <w:rPr>
+          <w:sz w:val="28"/>
+          <w:szCs w:val="28"/>
+          <w:lang w:val="en-US"/>
+        </w:rPr>
+        <w:t>disparity</w:t>
+      </w:r>
+      <w:r>
+        <w:rPr>
+          <w:sz w:val="28"/>
+          <w:szCs w:val="28"/>
+        </w:rPr>
+        <w:t xml:space="preserve"> </w:t>
+      </w:r>
+      <w:r>
+        <w:rPr>
+          <w:sz w:val="28"/>
+          <w:szCs w:val="28"/>
+        </w:rPr>
+        <w:t>≈</w:t>
+      </w:r>
+      <w:r>
+        <w:rPr>
+          <w:sz w:val="28"/>
+          <w:szCs w:val="28"/>
+        </w:rPr>
+        <w:t xml:space="preserve"> 0.1-0.3 - </w:t>
+      </w:r>
+      <w:r>
+        <w:rPr>
+          <w:sz w:val="28"/>
+          <w:szCs w:val="28"/>
+        </w:rPr>
+        <w:t>небольшая, обычно ожидаемая неравномерность</w:t>
+      </w:r>
+      <w:r>
+        <w:rPr>
+          <w:sz w:val="28"/>
+          <w:szCs w:val="28"/>
+        </w:rPr>
+        <w:t>;</w:t>
+      </w:r>
+    </w:p>
+    <w:p>
+      <w:pPr>
+        <w:pStyle w:val="a3"/>
+        <w:numPr>
+          <w:ilvl w:val="1"/>
+          <w:numId w:val="10"/>
+        </w:numPr>
+        <w:rPr>
+          <w:sz w:val="28"/>
+          <w:szCs w:val="28"/>
+        </w:rPr>
+      </w:pPr>
+      <w:r>
+        <w:rPr>
+          <w:sz w:val="28"/>
+          <w:szCs w:val="28"/>
+          <w:lang w:val="en-US"/>
+        </w:rPr>
+        <w:t>disparity</w:t>
+      </w:r>
+      <w:r>
+        <w:rPr>
+          <w:sz w:val="28"/>
+          <w:szCs w:val="28"/>
+        </w:rPr>
+        <w:t xml:space="preserve"> &gt;= 1 – </w:t>
+      </w:r>
+      <w:r>
+        <w:rPr>
+          <w:sz w:val="28"/>
+          <w:szCs w:val="28"/>
+        </w:rPr>
+        <w:t>огромная неравномерность; математически означает, что стандартное отклонение нагрузки сопоставимо со средним значением; фактически, означает, что одни сервера перегружены, а другие – простаивают.</w:t>
       </w:r>
     </w:p>
     <w:p>
@@ -7548,14 +7786,968 @@
           <w:szCs w:val="36"/>
           <w:u w:val="single"/>
         </w:rPr>
-        <w:t>Анализ данных и в</w:t>
-      </w:r>
-      <w:r>
+        <w:t>Анализ данных</w:t>
+      </w:r>
+    </w:p>
+    <w:p>
+      <w:pPr>
+        <w:rPr>
+          <w:sz w:val="28"/>
+          <w:szCs w:val="28"/>
+        </w:rPr>
+      </w:pPr>
+      <w:r>
+        <w:rPr>
+          <w:sz w:val="28"/>
+          <w:szCs w:val="28"/>
+        </w:rPr>
+        <w:t xml:space="preserve">При анализе данных сразу было видно, что в сценариях с серверами одинаковой мощности алгоритмы </w:t>
+      </w:r>
+      <w:r>
+        <w:rPr>
+          <w:sz w:val="28"/>
+          <w:szCs w:val="28"/>
+          <w:lang w:val="en-US"/>
+        </w:rPr>
+        <w:t>Round</w:t>
+      </w:r>
+      <w:r>
+        <w:rPr>
+          <w:sz w:val="28"/>
+          <w:szCs w:val="28"/>
+        </w:rPr>
+        <w:t xml:space="preserve"> </w:t>
+      </w:r>
+      <w:r>
+        <w:rPr>
+          <w:sz w:val="28"/>
+          <w:szCs w:val="28"/>
+          <w:lang w:val="en-US"/>
+        </w:rPr>
+        <w:t>Robin</w:t>
+      </w:r>
+      <w:r>
+        <w:rPr>
+          <w:sz w:val="28"/>
+          <w:szCs w:val="28"/>
+        </w:rPr>
+        <w:t xml:space="preserve">, </w:t>
+      </w:r>
+      <w:r>
+        <w:rPr>
+          <w:sz w:val="28"/>
+          <w:szCs w:val="28"/>
+          <w:lang w:val="en-US"/>
+        </w:rPr>
+        <w:t>Weighted</w:t>
+      </w:r>
+      <w:r>
+        <w:rPr>
+          <w:sz w:val="28"/>
+          <w:szCs w:val="28"/>
+        </w:rPr>
+        <w:t xml:space="preserve"> </w:t>
+      </w:r>
+      <w:r>
+        <w:rPr>
+          <w:sz w:val="28"/>
+          <w:szCs w:val="28"/>
+          <w:lang w:val="en-US"/>
+        </w:rPr>
+        <w:t>Round</w:t>
+      </w:r>
+      <w:r>
+        <w:rPr>
+          <w:sz w:val="28"/>
+          <w:szCs w:val="28"/>
+        </w:rPr>
+        <w:t xml:space="preserve"> </w:t>
+      </w:r>
+      <w:r>
+        <w:rPr>
+          <w:sz w:val="28"/>
+          <w:szCs w:val="28"/>
+          <w:lang w:val="en-US"/>
+        </w:rPr>
+        <w:t>Robin</w:t>
+      </w:r>
+      <w:r>
+        <w:rPr>
+          <w:sz w:val="28"/>
+          <w:szCs w:val="28"/>
+        </w:rPr>
+        <w:t xml:space="preserve"> </w:t>
+      </w:r>
+      <w:r>
+        <w:rPr>
+          <w:sz w:val="28"/>
+          <w:szCs w:val="28"/>
+        </w:rPr>
+        <w:t xml:space="preserve">и </w:t>
+      </w:r>
+      <w:r>
+        <w:rPr>
+          <w:sz w:val="28"/>
+          <w:szCs w:val="28"/>
+          <w:lang w:val="en-US"/>
+        </w:rPr>
+        <w:t>Least</w:t>
+      </w:r>
+      <w:r>
+        <w:rPr>
+          <w:sz w:val="28"/>
+          <w:szCs w:val="28"/>
+        </w:rPr>
+        <w:t xml:space="preserve"> </w:t>
+      </w:r>
+      <w:r>
+        <w:rPr>
+          <w:sz w:val="28"/>
+          <w:szCs w:val="28"/>
+          <w:lang w:val="en-US"/>
+        </w:rPr>
+        <w:t>Connections</w:t>
+      </w:r>
+      <w:r>
+        <w:rPr>
+          <w:sz w:val="28"/>
+          <w:szCs w:val="28"/>
+        </w:rPr>
+        <w:t xml:space="preserve"> </w:t>
+      </w:r>
+      <w:r>
+        <w:rPr>
+          <w:sz w:val="28"/>
+          <w:szCs w:val="28"/>
+        </w:rPr>
+        <w:t xml:space="preserve">выдают практически одинаковую латентность и </w:t>
+      </w:r>
+      <w:r>
+        <w:rPr>
+          <w:sz w:val="28"/>
+          <w:szCs w:val="28"/>
+          <w:lang w:val="en-US"/>
+        </w:rPr>
+        <w:t>throughput</w:t>
+      </w:r>
+      <w:r>
+        <w:rPr>
+          <w:sz w:val="28"/>
+          <w:szCs w:val="28"/>
+        </w:rPr>
+        <w:t>.</w:t>
+      </w:r>
+      <w:r>
+        <w:rPr>
+          <w:sz w:val="28"/>
+          <w:szCs w:val="28"/>
+        </w:rPr>
+        <w:br/>
+      </w:r>
+      <w:r>
+        <w:rPr>
+          <w:sz w:val="28"/>
+          <w:szCs w:val="28"/>
+          <w:lang w:val="en-US"/>
+        </w:rPr>
+        <w:t>Least</w:t>
+      </w:r>
+      <w:r>
+        <w:rPr>
+          <w:sz w:val="28"/>
+          <w:szCs w:val="28"/>
+        </w:rPr>
+        <w:t xml:space="preserve"> </w:t>
+      </w:r>
+      <w:r>
+        <w:rPr>
+          <w:sz w:val="28"/>
+          <w:szCs w:val="28"/>
+          <w:lang w:val="en-US"/>
+        </w:rPr>
+        <w:t>Connections</w:t>
+      </w:r>
+      <w:r>
+        <w:rPr>
+          <w:sz w:val="28"/>
+          <w:szCs w:val="28"/>
+        </w:rPr>
+        <w:t xml:space="preserve"> </w:t>
+      </w:r>
+      <w:r>
+        <w:rPr>
+          <w:sz w:val="28"/>
+          <w:szCs w:val="28"/>
+        </w:rPr>
+        <w:t xml:space="preserve">иногда немного обгонял остальные алгоритмы в </w:t>
+      </w:r>
+      <w:r>
+        <w:rPr>
+          <w:sz w:val="28"/>
+          <w:szCs w:val="28"/>
+          <w:lang w:val="en-US"/>
+        </w:rPr>
+        <w:t>hard</w:t>
+      </w:r>
+      <w:r>
+        <w:rPr>
+          <w:sz w:val="28"/>
+          <w:szCs w:val="28"/>
+        </w:rPr>
+        <w:t xml:space="preserve"> </w:t>
+      </w:r>
+      <w:r>
+        <w:rPr>
+          <w:sz w:val="28"/>
+          <w:szCs w:val="28"/>
+        </w:rPr>
+        <w:t>сценариях.</w:t>
+      </w:r>
+    </w:p>
+    <w:p>
+      <w:pPr>
+        <w:rPr>
+          <w:sz w:val="28"/>
+          <w:szCs w:val="28"/>
+        </w:rPr>
+      </w:pPr>
+      <w:r>
+        <w:rPr>
+          <w:sz w:val="28"/>
+          <w:szCs w:val="28"/>
+          <w:lang w:val="en-US"/>
+        </w:rPr>
+        <w:t>Round</w:t>
+      </w:r>
+      <w:r>
+        <w:rPr>
+          <w:sz w:val="28"/>
+          <w:szCs w:val="28"/>
+        </w:rPr>
+        <w:t xml:space="preserve"> </w:t>
+      </w:r>
+      <w:r>
+        <w:rPr>
+          <w:sz w:val="28"/>
+          <w:szCs w:val="28"/>
+          <w:lang w:val="en-US"/>
+        </w:rPr>
+        <w:t>Robin</w:t>
+      </w:r>
+      <w:r>
+        <w:rPr>
+          <w:sz w:val="28"/>
+          <w:szCs w:val="28"/>
+        </w:rPr>
+        <w:t xml:space="preserve"> </w:t>
+      </w:r>
+      <w:r>
+        <w:rPr>
+          <w:sz w:val="28"/>
+          <w:szCs w:val="28"/>
+        </w:rPr>
+        <w:t>имеет</w:t>
+      </w:r>
+      <w:r>
+        <w:rPr>
+          <w:sz w:val="28"/>
+          <w:szCs w:val="28"/>
+        </w:rPr>
+        <w:t xml:space="preserve"> </w:t>
+      </w:r>
+      <w:r>
+        <w:rPr>
+          <w:sz w:val="28"/>
+          <w:szCs w:val="28"/>
+        </w:rPr>
+        <w:t xml:space="preserve">средний коэффициент </w:t>
+      </w:r>
+      <w:r>
+        <w:rPr>
+          <w:sz w:val="28"/>
+          <w:szCs w:val="28"/>
+          <w:lang w:val="en-US"/>
+        </w:rPr>
+        <w:t>disparity</w:t>
+      </w:r>
+      <w:r>
+        <w:rPr>
+          <w:sz w:val="28"/>
+          <w:szCs w:val="28"/>
+        </w:rPr>
+        <w:t xml:space="preserve"> </w:t>
+      </w:r>
+      <w:r>
+        <w:rPr>
+          <w:sz w:val="28"/>
+          <w:szCs w:val="28"/>
+        </w:rPr>
+        <w:t xml:space="preserve">в «простых» тестах (есть результаты, в которых нагрузка на сервера была не точно оценена из-за того, насколько она мала, например, </w:t>
+      </w:r>
+      <w:proofErr w:type="spellStart"/>
+      <w:r>
+        <w:rPr>
+          <w:sz w:val="28"/>
+          <w:szCs w:val="28"/>
+        </w:rPr>
+        <w:t>burstNormHMS_medium</w:t>
+      </w:r>
+      <w:proofErr w:type="spellEnd"/>
+      <w:r>
+        <w:rPr>
+          <w:sz w:val="28"/>
+          <w:szCs w:val="28"/>
+        </w:rPr>
+        <w:t>: они не идут в расчёт), но</w:t>
+      </w:r>
+      <w:r>
+        <w:rPr>
+          <w:sz w:val="28"/>
+          <w:szCs w:val="28"/>
+        </w:rPr>
+        <w:t xml:space="preserve"> очень высокий в сценариях с разными серверами: во всех тестах, в которых средняя нагрузка на сервер больше 1%, </w:t>
+      </w:r>
+      <w:r>
+        <w:rPr>
+          <w:sz w:val="28"/>
+          <w:szCs w:val="28"/>
+          <w:lang w:val="en-US"/>
+        </w:rPr>
+        <w:t>disparity</w:t>
+      </w:r>
+      <w:r>
+        <w:rPr>
+          <w:sz w:val="28"/>
+          <w:szCs w:val="28"/>
+        </w:rPr>
+        <w:t xml:space="preserve"> </w:t>
+      </w:r>
+      <w:r>
+        <w:rPr>
+          <w:sz w:val="28"/>
+          <w:szCs w:val="28"/>
+        </w:rPr>
+        <w:t xml:space="preserve">этого алгоритма </w:t>
+      </w:r>
+      <w:r>
+        <w:rPr>
+          <w:sz w:val="28"/>
+          <w:szCs w:val="28"/>
+        </w:rPr>
+        <w:t>сравним с 1 или даже п</w:t>
+      </w:r>
+      <w:r>
+        <w:rPr>
+          <w:sz w:val="28"/>
+          <w:szCs w:val="28"/>
+        </w:rPr>
+        <w:t>ревышает 1.</w:t>
+      </w:r>
+    </w:p>
+    <w:p>
+      <w:pPr>
+        <w:rPr>
+          <w:sz w:val="28"/>
+          <w:szCs w:val="28"/>
+        </w:rPr>
+      </w:pPr>
+      <w:r>
+        <w:rPr>
+          <w:sz w:val="28"/>
+          <w:szCs w:val="28"/>
+          <w:lang w:val="en-US"/>
+        </w:rPr>
+        <w:t>Weighted</w:t>
+      </w:r>
+      <w:r>
+        <w:rPr>
+          <w:sz w:val="28"/>
+          <w:szCs w:val="28"/>
+        </w:rPr>
+        <w:t xml:space="preserve"> </w:t>
+      </w:r>
+      <w:r>
+        <w:rPr>
+          <w:sz w:val="28"/>
+          <w:szCs w:val="28"/>
+          <w:lang w:val="en-US"/>
+        </w:rPr>
+        <w:t>Round</w:t>
+      </w:r>
+      <w:r>
+        <w:rPr>
+          <w:sz w:val="28"/>
+          <w:szCs w:val="28"/>
+        </w:rPr>
+        <w:t xml:space="preserve"> </w:t>
+      </w:r>
+      <w:r>
+        <w:rPr>
+          <w:sz w:val="28"/>
+          <w:szCs w:val="28"/>
+          <w:lang w:val="en-US"/>
+        </w:rPr>
+        <w:t>Robin</w:t>
+      </w:r>
+      <w:r>
+        <w:rPr>
+          <w:sz w:val="28"/>
+          <w:szCs w:val="28"/>
+        </w:rPr>
+        <w:t xml:space="preserve"> </w:t>
+      </w:r>
+      <w:r>
+        <w:rPr>
+          <w:sz w:val="28"/>
+          <w:szCs w:val="28"/>
+        </w:rPr>
+        <w:t>показывает</w:t>
+      </w:r>
+      <w:r>
+        <w:rPr>
+          <w:sz w:val="28"/>
+          <w:szCs w:val="28"/>
+        </w:rPr>
+        <w:t xml:space="preserve"> </w:t>
+      </w:r>
+      <w:r>
+        <w:rPr>
+          <w:sz w:val="28"/>
+          <w:szCs w:val="28"/>
+        </w:rPr>
+        <w:t>низкий</w:t>
+      </w:r>
+      <w:r>
+        <w:rPr>
+          <w:sz w:val="28"/>
+          <w:szCs w:val="28"/>
+        </w:rPr>
+        <w:t xml:space="preserve"> </w:t>
+      </w:r>
+      <w:r>
+        <w:rPr>
+          <w:sz w:val="28"/>
+          <w:szCs w:val="28"/>
+        </w:rPr>
+        <w:t xml:space="preserve">уровень </w:t>
+      </w:r>
+      <w:r>
+        <w:rPr>
+          <w:sz w:val="28"/>
+          <w:szCs w:val="28"/>
+          <w:lang w:val="en-US"/>
+        </w:rPr>
+        <w:t>disparity</w:t>
+      </w:r>
+      <w:r>
+        <w:rPr>
+          <w:sz w:val="28"/>
+          <w:szCs w:val="28"/>
+        </w:rPr>
+        <w:t xml:space="preserve"> </w:t>
+      </w:r>
+      <w:r>
+        <w:rPr>
+          <w:sz w:val="28"/>
+          <w:szCs w:val="28"/>
+        </w:rPr>
+        <w:t xml:space="preserve">на «простых» </w:t>
+      </w:r>
+      <w:proofErr w:type="spellStart"/>
+      <w:r>
+        <w:rPr>
+          <w:sz w:val="28"/>
+          <w:szCs w:val="28"/>
+        </w:rPr>
+        <w:t>пресетах</w:t>
+      </w:r>
+      <w:proofErr w:type="spellEnd"/>
+      <w:r>
+        <w:rPr>
+          <w:sz w:val="28"/>
+          <w:szCs w:val="28"/>
+        </w:rPr>
+        <w:t xml:space="preserve"> – в районе 0.</w:t>
+      </w:r>
+      <w:r>
+        <w:rPr>
+          <w:sz w:val="28"/>
+          <w:szCs w:val="28"/>
+        </w:rPr>
+        <w:t>2</w:t>
+      </w:r>
+      <w:r>
+        <w:rPr>
+          <w:sz w:val="28"/>
+          <w:szCs w:val="28"/>
+        </w:rPr>
+        <w:t xml:space="preserve">, около 0.5 на «средних», и около 0.8 на «сложных», </w:t>
+      </w:r>
+      <w:r>
+        <w:rPr>
+          <w:sz w:val="28"/>
+          <w:szCs w:val="28"/>
+        </w:rPr>
+        <w:lastRenderedPageBreak/>
+        <w:t xml:space="preserve">однако стоит отметить, что все алгоритмы показали высокий уровень </w:t>
+      </w:r>
+      <w:r>
+        <w:rPr>
+          <w:sz w:val="28"/>
+          <w:szCs w:val="28"/>
+          <w:lang w:val="en-US"/>
+        </w:rPr>
+        <w:t>disparity</w:t>
+      </w:r>
+      <w:r>
+        <w:rPr>
+          <w:sz w:val="28"/>
+          <w:szCs w:val="28"/>
+        </w:rPr>
+        <w:t xml:space="preserve"> </w:t>
+      </w:r>
+      <w:r>
+        <w:rPr>
+          <w:sz w:val="28"/>
+          <w:szCs w:val="28"/>
+        </w:rPr>
+        <w:t xml:space="preserve">на этих тестах и у </w:t>
+      </w:r>
+      <w:r>
+        <w:rPr>
+          <w:sz w:val="28"/>
+          <w:szCs w:val="28"/>
+          <w:lang w:val="en-US"/>
+        </w:rPr>
+        <w:t>Weighted</w:t>
+      </w:r>
+      <w:r>
+        <w:rPr>
+          <w:sz w:val="28"/>
+          <w:szCs w:val="28"/>
+        </w:rPr>
+        <w:t xml:space="preserve"> </w:t>
+      </w:r>
+      <w:r>
+        <w:rPr>
+          <w:sz w:val="28"/>
+          <w:szCs w:val="28"/>
+          <w:lang w:val="en-US"/>
+        </w:rPr>
+        <w:t>Round</w:t>
+      </w:r>
+      <w:r>
+        <w:rPr>
+          <w:sz w:val="28"/>
+          <w:szCs w:val="28"/>
+        </w:rPr>
+        <w:t xml:space="preserve"> </w:t>
+      </w:r>
+      <w:r>
+        <w:rPr>
+          <w:sz w:val="28"/>
+          <w:szCs w:val="28"/>
+          <w:lang w:val="en-US"/>
+        </w:rPr>
+        <w:t>Robin</w:t>
+      </w:r>
+      <w:r>
+        <w:rPr>
+          <w:sz w:val="28"/>
+          <w:szCs w:val="28"/>
+        </w:rPr>
+        <w:t xml:space="preserve"> </w:t>
+      </w:r>
+      <w:r>
+        <w:rPr>
+          <w:sz w:val="28"/>
+          <w:szCs w:val="28"/>
+        </w:rPr>
+        <w:t>показатели наилучшие.</w:t>
+      </w:r>
+    </w:p>
+    <w:p>
+      <w:pPr>
+        <w:rPr>
+          <w:sz w:val="28"/>
+          <w:szCs w:val="28"/>
+        </w:rPr>
+      </w:pPr>
+      <w:r>
+        <w:rPr>
+          <w:sz w:val="28"/>
+          <w:szCs w:val="28"/>
+        </w:rPr>
+        <w:t>Видно</w:t>
+      </w:r>
+      <w:r>
+        <w:rPr>
+          <w:sz w:val="28"/>
+          <w:szCs w:val="28"/>
+        </w:rPr>
+        <w:t xml:space="preserve">, </w:t>
+      </w:r>
+      <w:r>
+        <w:rPr>
+          <w:sz w:val="28"/>
+          <w:szCs w:val="28"/>
+        </w:rPr>
+        <w:t>что</w:t>
+      </w:r>
+      <w:r>
+        <w:rPr>
+          <w:sz w:val="28"/>
+          <w:szCs w:val="28"/>
+        </w:rPr>
+        <w:t xml:space="preserve"> </w:t>
+      </w:r>
+      <w:r>
+        <w:rPr>
+          <w:sz w:val="28"/>
+          <w:szCs w:val="28"/>
+          <w:lang w:val="en-US"/>
+        </w:rPr>
+        <w:t>Consistent</w:t>
+      </w:r>
+      <w:r>
+        <w:rPr>
+          <w:sz w:val="28"/>
+          <w:szCs w:val="28"/>
+        </w:rPr>
+        <w:t xml:space="preserve"> </w:t>
+      </w:r>
+      <w:r>
+        <w:rPr>
+          <w:sz w:val="28"/>
+          <w:szCs w:val="28"/>
+          <w:lang w:val="en-US"/>
+        </w:rPr>
+        <w:t>Hashing</w:t>
+      </w:r>
+      <w:r>
+        <w:rPr>
+          <w:sz w:val="28"/>
+          <w:szCs w:val="28"/>
+        </w:rPr>
+        <w:t xml:space="preserve"> </w:t>
+      </w:r>
+      <w:r>
+        <w:rPr>
+          <w:sz w:val="28"/>
+          <w:szCs w:val="28"/>
+        </w:rPr>
+        <w:t>уступает</w:t>
+      </w:r>
+      <w:r>
+        <w:rPr>
+          <w:sz w:val="28"/>
+          <w:szCs w:val="28"/>
+        </w:rPr>
+        <w:t xml:space="preserve"> </w:t>
+      </w:r>
+      <w:r>
+        <w:rPr>
+          <w:sz w:val="28"/>
+          <w:szCs w:val="28"/>
+        </w:rPr>
+        <w:t>в</w:t>
+      </w:r>
+      <w:r>
+        <w:rPr>
+          <w:sz w:val="28"/>
+          <w:szCs w:val="28"/>
+        </w:rPr>
+        <w:t xml:space="preserve"> </w:t>
+      </w:r>
+      <w:r>
+        <w:rPr>
+          <w:sz w:val="28"/>
+          <w:szCs w:val="28"/>
+        </w:rPr>
+        <w:t>плане</w:t>
+      </w:r>
+      <w:r>
+        <w:rPr>
+          <w:sz w:val="28"/>
+          <w:szCs w:val="28"/>
+        </w:rPr>
+        <w:t xml:space="preserve"> </w:t>
+      </w:r>
+      <w:r>
+        <w:rPr>
+          <w:sz w:val="28"/>
+          <w:szCs w:val="28"/>
+          <w:lang w:val="en-US"/>
+        </w:rPr>
+        <w:t>latency</w:t>
+      </w:r>
+      <w:r>
+        <w:rPr>
+          <w:sz w:val="28"/>
+          <w:szCs w:val="28"/>
+        </w:rPr>
+        <w:t xml:space="preserve"> </w:t>
+      </w:r>
+      <w:r>
+        <w:rPr>
+          <w:sz w:val="28"/>
+          <w:szCs w:val="28"/>
+        </w:rPr>
+        <w:t>и</w:t>
+      </w:r>
+      <w:r>
+        <w:rPr>
+          <w:sz w:val="28"/>
+          <w:szCs w:val="28"/>
+        </w:rPr>
+        <w:t xml:space="preserve"> </w:t>
+      </w:r>
+      <w:r>
+        <w:rPr>
+          <w:sz w:val="28"/>
+          <w:szCs w:val="28"/>
+          <w:lang w:val="en-US"/>
+        </w:rPr>
+        <w:t>throughput</w:t>
+      </w:r>
+      <w:r>
+        <w:rPr>
+          <w:sz w:val="28"/>
+          <w:szCs w:val="28"/>
+        </w:rPr>
+        <w:t xml:space="preserve">: </w:t>
+      </w:r>
+      <w:r>
+        <w:rPr>
+          <w:sz w:val="28"/>
+          <w:szCs w:val="28"/>
+        </w:rPr>
+        <w:t xml:space="preserve">в среднем проигрыш в 20% по </w:t>
+      </w:r>
+      <w:r>
+        <w:rPr>
+          <w:sz w:val="28"/>
+          <w:szCs w:val="28"/>
+          <w:lang w:val="en-US"/>
+        </w:rPr>
+        <w:t>throughput</w:t>
+      </w:r>
+      <w:r>
+        <w:rPr>
+          <w:sz w:val="28"/>
+          <w:szCs w:val="28"/>
+        </w:rPr>
+        <w:t xml:space="preserve">. </w:t>
+      </w:r>
+      <w:r>
+        <w:rPr>
+          <w:sz w:val="28"/>
+          <w:szCs w:val="28"/>
+        </w:rPr>
+        <w:t>Особенно это заметно в сценариях с серверами разной мощности.</w:t>
+      </w:r>
+    </w:p>
+    <w:p>
+      <w:pPr>
+        <w:rPr>
+          <w:sz w:val="28"/>
+          <w:szCs w:val="28"/>
+        </w:rPr>
+      </w:pPr>
+      <w:r>
+        <w:rPr>
+          <w:sz w:val="28"/>
+          <w:szCs w:val="28"/>
+        </w:rPr>
+        <w:t xml:space="preserve">Самыми неожиданными результатами оказались показатели </w:t>
+      </w:r>
+      <w:r>
+        <w:rPr>
+          <w:sz w:val="28"/>
+          <w:szCs w:val="28"/>
+          <w:lang w:val="en-US"/>
+        </w:rPr>
+        <w:t>disparity</w:t>
+      </w:r>
+      <w:r>
+        <w:rPr>
+          <w:sz w:val="28"/>
+          <w:szCs w:val="28"/>
+        </w:rPr>
+        <w:t xml:space="preserve"> </w:t>
+      </w:r>
+      <w:r>
+        <w:rPr>
+          <w:sz w:val="28"/>
+          <w:szCs w:val="28"/>
+        </w:rPr>
+        <w:t xml:space="preserve">у </w:t>
+      </w:r>
+      <w:r>
+        <w:rPr>
+          <w:sz w:val="28"/>
+          <w:szCs w:val="28"/>
+          <w:lang w:val="en-US"/>
+        </w:rPr>
+        <w:t>Least</w:t>
+      </w:r>
+      <w:r>
+        <w:rPr>
+          <w:sz w:val="28"/>
+          <w:szCs w:val="28"/>
+        </w:rPr>
+        <w:t xml:space="preserve"> </w:t>
+      </w:r>
+      <w:r>
+        <w:rPr>
+          <w:sz w:val="28"/>
+          <w:szCs w:val="28"/>
+          <w:lang w:val="en-US"/>
+        </w:rPr>
+        <w:t>Connections</w:t>
+      </w:r>
+      <w:r>
+        <w:rPr>
+          <w:sz w:val="28"/>
+          <w:szCs w:val="28"/>
+        </w:rPr>
+        <w:t xml:space="preserve">: </w:t>
+      </w:r>
+      <w:r>
+        <w:rPr>
+          <w:sz w:val="28"/>
+          <w:szCs w:val="28"/>
+        </w:rPr>
+        <w:t xml:space="preserve">даже на «простых» случаях, </w:t>
+      </w:r>
+      <w:r>
+        <w:rPr>
+          <w:sz w:val="28"/>
+          <w:szCs w:val="28"/>
+          <w:lang w:val="en-US"/>
+        </w:rPr>
+        <w:t>Least</w:t>
+      </w:r>
+      <w:r>
+        <w:rPr>
+          <w:sz w:val="28"/>
+          <w:szCs w:val="28"/>
+        </w:rPr>
+        <w:t xml:space="preserve"> </w:t>
+      </w:r>
+      <w:r>
+        <w:rPr>
+          <w:sz w:val="28"/>
+          <w:szCs w:val="28"/>
+          <w:lang w:val="en-US"/>
+        </w:rPr>
+        <w:t>Connections</w:t>
+      </w:r>
+      <w:r>
+        <w:rPr>
+          <w:sz w:val="28"/>
+          <w:szCs w:val="28"/>
+        </w:rPr>
+        <w:t xml:space="preserve"> </w:t>
+      </w:r>
+      <w:r>
+        <w:rPr>
+          <w:sz w:val="28"/>
+          <w:szCs w:val="28"/>
+        </w:rPr>
+        <w:t xml:space="preserve">выдавал </w:t>
+      </w:r>
+      <w:proofErr w:type="gramStart"/>
+      <w:r>
+        <w:rPr>
+          <w:sz w:val="28"/>
+          <w:szCs w:val="28"/>
+          <w:lang w:val="en-US"/>
+        </w:rPr>
+        <w:t>disparity</w:t>
+      </w:r>
+      <w:r>
+        <w:rPr>
+          <w:sz w:val="28"/>
+          <w:szCs w:val="28"/>
+        </w:rPr>
+        <w:t xml:space="preserve"> &gt;</w:t>
+      </w:r>
+      <w:proofErr w:type="gramEnd"/>
+      <w:r>
+        <w:rPr>
+          <w:sz w:val="28"/>
+          <w:szCs w:val="28"/>
+        </w:rPr>
+        <w:t xml:space="preserve">= 0.5, </w:t>
+      </w:r>
+      <w:r>
+        <w:rPr>
+          <w:sz w:val="28"/>
+          <w:szCs w:val="28"/>
+        </w:rPr>
+        <w:t>даже чаще в диапазоне 0.8-1.2</w:t>
+      </w:r>
+      <w:r>
+        <w:rPr>
+          <w:sz w:val="28"/>
+          <w:szCs w:val="28"/>
+        </w:rPr>
+        <w:t>. Явно видно, как алгоритм перегружает один из серверов – чаще всего самый слабый.</w:t>
+      </w:r>
+      <w:r>
+        <w:rPr>
+          <w:sz w:val="28"/>
+          <w:szCs w:val="28"/>
+        </w:rPr>
+        <w:br/>
+        <w:t xml:space="preserve">Несмотря на это, в «сложных» ситуациях алгоритм выдавал наибольший </w:t>
+      </w:r>
+      <w:r>
+        <w:rPr>
+          <w:sz w:val="28"/>
+          <w:szCs w:val="28"/>
+          <w:lang w:val="en-US"/>
+        </w:rPr>
+        <w:t>throughput</w:t>
+      </w:r>
+      <w:r>
+        <w:rPr>
+          <w:sz w:val="28"/>
+          <w:szCs w:val="28"/>
+        </w:rPr>
+        <w:t xml:space="preserve"> </w:t>
+      </w:r>
+      <w:r>
+        <w:rPr>
+          <w:sz w:val="28"/>
+          <w:szCs w:val="28"/>
+        </w:rPr>
+        <w:t>из всех.</w:t>
+      </w:r>
+    </w:p>
+    <w:p>
+      <w:pPr>
         <w:rPr>
           <w:sz w:val="36"/>
           <w:szCs w:val="36"/>
           <w:u w:val="single"/>
         </w:rPr>
+      </w:pPr>
+      <w:r>
+        <w:rPr>
+          <w:sz w:val="36"/>
+          <w:szCs w:val="36"/>
+          <w:u w:val="single"/>
+        </w:rPr>
+        <w:t>В</w:t>
+      </w:r>
+      <w:r>
+        <w:rPr>
+          <w:sz w:val="36"/>
+          <w:szCs w:val="36"/>
+          <w:u w:val="single"/>
+        </w:rPr>
         <w:t>ыводы</w:t>
       </w:r>
     </w:p>
@@ -7572,6 +8764,132 @@
           <w:szCs w:val="28"/>
         </w:rPr>
         <w:t>В результате анализа данных, некоторые гипотезы подтвердились, а некоторые были опровергнуты.</w:t>
+      </w:r>
+    </w:p>
+    <w:p>
+      <w:pPr>
+        <w:rPr>
+          <w:sz w:val="28"/>
+          <w:szCs w:val="28"/>
+        </w:rPr>
+      </w:pPr>
+      <w:r>
+        <w:rPr>
+          <w:sz w:val="28"/>
+          <w:szCs w:val="28"/>
+        </w:rPr>
+        <w:t>Гипотезы</w:t>
+      </w:r>
+      <w:r>
+        <w:rPr>
+          <w:sz w:val="28"/>
+          <w:szCs w:val="28"/>
+        </w:rPr>
+        <w:t xml:space="preserve"> </w:t>
+      </w:r>
+      <w:r>
+        <w:rPr>
+          <w:sz w:val="28"/>
+          <w:szCs w:val="28"/>
+        </w:rPr>
+        <w:t>о</w:t>
+      </w:r>
+      <w:r>
+        <w:rPr>
+          <w:sz w:val="28"/>
+          <w:szCs w:val="28"/>
+        </w:rPr>
+        <w:t xml:space="preserve"> </w:t>
+      </w:r>
+      <w:r>
+        <w:rPr>
+          <w:sz w:val="28"/>
+          <w:szCs w:val="28"/>
+          <w:lang w:val="en-US"/>
+        </w:rPr>
+        <w:t>Round</w:t>
+      </w:r>
+      <w:r>
+        <w:rPr>
+          <w:sz w:val="28"/>
+          <w:szCs w:val="28"/>
+        </w:rPr>
+        <w:t xml:space="preserve"> </w:t>
+      </w:r>
+      <w:r>
+        <w:rPr>
+          <w:sz w:val="28"/>
+          <w:szCs w:val="28"/>
+          <w:lang w:val="en-US"/>
+        </w:rPr>
+        <w:t>Robin</w:t>
+      </w:r>
+      <w:r>
+        <w:rPr>
+          <w:sz w:val="28"/>
+          <w:szCs w:val="28"/>
+        </w:rPr>
+        <w:t xml:space="preserve"> </w:t>
+      </w:r>
+      <w:r>
+        <w:rPr>
+          <w:sz w:val="28"/>
+          <w:szCs w:val="28"/>
+        </w:rPr>
+        <w:t>подтвердились</w:t>
+      </w:r>
+      <w:r>
+        <w:rPr>
+          <w:sz w:val="28"/>
+          <w:szCs w:val="28"/>
+        </w:rPr>
+        <w:t xml:space="preserve">: </w:t>
+      </w:r>
+      <w:r>
+        <w:rPr>
+          <w:sz w:val="28"/>
+          <w:szCs w:val="28"/>
+        </w:rPr>
+        <w:t xml:space="preserve">алгоритм наименьший </w:t>
+      </w:r>
+      <w:r>
+        <w:rPr>
+          <w:sz w:val="28"/>
+          <w:szCs w:val="28"/>
+          <w:lang w:val="en-US"/>
+        </w:rPr>
+        <w:t>disparity</w:t>
+      </w:r>
+      <w:r>
+        <w:rPr>
+          <w:sz w:val="28"/>
+          <w:szCs w:val="28"/>
+        </w:rPr>
+        <w:t xml:space="preserve"> </w:t>
+      </w:r>
+      <w:r>
+        <w:rPr>
+          <w:sz w:val="28"/>
+          <w:szCs w:val="28"/>
+        </w:rPr>
+        <w:t xml:space="preserve">и наибольший </w:t>
+      </w:r>
+      <w:proofErr w:type="spellStart"/>
+      <w:r>
+        <w:rPr>
+          <w:sz w:val="28"/>
+          <w:szCs w:val="28"/>
+          <w:lang w:val="en-US"/>
+        </w:rPr>
+        <w:t>throughpit</w:t>
+      </w:r>
+      <w:proofErr w:type="spellEnd"/>
+      <w:r>
+        <w:rPr>
+          <w:sz w:val="28"/>
+          <w:szCs w:val="28"/>
+        </w:rPr>
+        <w:t xml:space="preserve"> </w:t>
       </w:r>
     </w:p>
     <w:p>
@@ -9157,7 +10475,7 @@
   <w:abstractNum w:abstractNumId="5" w15:restartNumberingAfterBreak="0">
     <w:nsid w:val="4AE043D3"/>
     <w:multiLevelType w:val="hybridMultilevel"/>
-    <w:tmpl w:val="ADDECFC4"/>
+    <w:tmpl w:val="1D7C8044"/>
     <w:lvl w:ilvl="0" w:tplc="04190001">
       <w:start w:val="1"/>
       <w:numFmt w:val="bullet"/>
@@ -9170,7 +10488,7 @@
         <w:rFonts w:ascii="Symbol" w:hAnsi="Symbol" w:hint="default"/>
       </w:rPr>
     </w:lvl>
-    <w:lvl w:ilvl="1" w:tplc="04190003" w:tentative="1">
+    <w:lvl w:ilvl="1" w:tplc="04190003">
       <w:start w:val="1"/>
       <w:numFmt w:val="bullet"/>
       <w:lvlText w:val="o"/>

--- a/final_report/Report.docx
+++ b/final_report/Report.docx
@@ -1,6 +1,6 @@
 
 <file path=word/document.xml><?xml version="1.0" encoding="utf-8"?>
-<w:document xmlns:wpc="http://schemas.microsoft.com/office/word/2010/wordprocessingCanvas" xmlns:cx="http://schemas.microsoft.com/office/drawing/2014/chartex" xmlns:cx1="http://schemas.microsoft.com/office/drawing/2015/9/8/chartex" xmlns:cx2="http://schemas.microsoft.com/office/drawing/2015/10/21/chartex" xmlns:cx3="http://schemas.microsoft.com/office/drawing/2016/5/9/chartex" xmlns:cx4="http://schemas.microsoft.com/office/drawing/2016/5/10/chartex" xmlns:cx5="http://schemas.microsoft.com/office/drawing/2016/5/11/chartex" xmlns:cx6="http://schemas.microsoft.com/office/drawing/2016/5/12/chartex" xmlns:cx7="http://schemas.microsoft.com/office/drawing/2016/5/13/chartex" xmlns:cx8="http://schemas.microsoft.com/office/drawing/2016/5/14/chartex" xmlns:mc="http://schemas.openxmlformats.org/markup-compatibility/2006" xmlns:aink="http://schemas.microsoft.com/office/drawing/2016/ink" xmlns:am3d="http://schemas.microsoft.com/office/drawing/2017/model3d" xmlns:o="urn:schemas-microsoft-com:office:office" xmlns:r="http://schemas.openxmlformats.org/officeDocument/2006/relationships" xmlns:m="http://schemas.openxmlformats.org/officeDocument/2006/math" xmlns:v="urn:schemas-microsoft-com:vml" xmlns:wp14="http://schemas.microsoft.com/office/word/2010/wordprocessingDrawing" xmlns:wp="http://schemas.openxmlformats.org/drawingml/2006/wordprocessingDrawing" xmlns:w10="urn:schemas-microsoft-com:office:word" xmlns:w="http://schemas.openxmlformats.org/wordprocessingml/2006/main" xmlns:w14="http://schemas.microsoft.com/office/word/2010/wordml" xmlns:w15="http://schemas.microsoft.com/office/word/2012/wordml" xmlns:w16cex="http://schemas.microsoft.com/office/word/2018/wordml/cex" xmlns:w16cid="http://schemas.microsoft.com/office/word/2016/wordml/cid" xmlns:w16="http://schemas.microsoft.com/office/word/2018/wordml" xmlns:w16sdtdh="http://schemas.microsoft.com/office/word/2020/wordml/sdtdatahash" xmlns:w16se="http://schemas.microsoft.com/office/word/2015/wordml/symex" xmlns:wpg="http://schemas.microsoft.com/office/word/2010/wordprocessingGroup" xmlns:wpi="http://schemas.microsoft.com/office/word/2010/wordprocessingInk" xmlns:wne="http://schemas.microsoft.com/office/word/2006/wordml" xmlns:wps="http://schemas.microsoft.com/office/word/2010/wordprocessingShape" mc:Ignorable="w14 w15 w16se w16cid w16 w16cex w16sdtdh wp14">
+<w:document xmlns:wpc="http://schemas.microsoft.com/office/word/2010/wordprocessingCanvas" xmlns:mc="http://schemas.openxmlformats.org/markup-compatibility/2006" xmlns:o="urn:schemas-microsoft-com:office:office" xmlns:r="http://schemas.openxmlformats.org/officeDocument/2006/relationships" xmlns:m="http://schemas.openxmlformats.org/officeDocument/2006/math" xmlns:v="urn:schemas-microsoft-com:vml" xmlns:wp14="http://schemas.microsoft.com/office/word/2010/wordprocessingDrawing" xmlns:wp="http://schemas.openxmlformats.org/drawingml/2006/wordprocessingDrawing" xmlns:w10="urn:schemas-microsoft-com:office:word" xmlns:w="http://schemas.openxmlformats.org/wordprocessingml/2006/main" xmlns:w14="http://schemas.microsoft.com/office/word/2010/wordml" xmlns:w15="http://schemas.microsoft.com/office/word/2012/wordml" xmlns:wpg="http://schemas.microsoft.com/office/word/2010/wordprocessingGroup" xmlns:wpi="http://schemas.microsoft.com/office/word/2010/wordprocessingInk" xmlns:wne="http://schemas.microsoft.com/office/word/2006/wordml" xmlns:wps="http://schemas.microsoft.com/office/word/2010/wordprocessingShape" mc:Ignorable="w14 w15 wp14">
   <w:body>
     <w:p>
       <w:pPr>
@@ -2921,7 +2921,23 @@
           <w:sz w:val="28"/>
           <w:szCs w:val="28"/>
         </w:rPr>
-        <w:t xml:space="preserve">В ходе исследования проводился бенчмаркинг с использованием </w:t>
+        <w:t xml:space="preserve">В ходе исследования проводился </w:t>
+      </w:r>
+      <w:proofErr w:type="spellStart"/>
+      <w:r>
+        <w:rPr>
+          <w:sz w:val="28"/>
+          <w:szCs w:val="28"/>
+        </w:rPr>
+        <w:t>бенчмаркинг</w:t>
+      </w:r>
+      <w:proofErr w:type="spellEnd"/>
+      <w:r>
+        <w:rPr>
+          <w:sz w:val="28"/>
+          <w:szCs w:val="28"/>
+        </w:rPr>
+        <w:t xml:space="preserve"> с использованием </w:t>
       </w:r>
       <w:proofErr w:type="spellStart"/>
       <w:r>
@@ -3030,18 +3046,9 @@
           <w:sz w:val="28"/>
           <w:szCs w:val="28"/>
         </w:rPr>
-        <w:t>preset-</w:t>
-      </w:r>
-      <w:proofErr w:type="gramStart"/>
-      <w:r>
-        <w:rPr>
-          <w:sz w:val="28"/>
-          <w:szCs w:val="28"/>
-        </w:rPr>
-        <w:t>schema.json</w:t>
-      </w:r>
-      <w:proofErr w:type="spellEnd"/>
-      <w:proofErr w:type="gramEnd"/>
+        <w:t>preset-schema.json</w:t>
+      </w:r>
+      <w:proofErr w:type="spellEnd"/>
       <w:r>
         <w:rPr>
           <w:sz w:val="28"/>
@@ -3079,18 +3086,9 @@
           <w:sz w:val="28"/>
           <w:szCs w:val="28"/>
         </w:rPr>
-        <w:t>common-</w:t>
-      </w:r>
-      <w:proofErr w:type="gramStart"/>
-      <w:r>
-        <w:rPr>
-          <w:sz w:val="28"/>
-          <w:szCs w:val="28"/>
-        </w:rPr>
-        <w:t>defs.json</w:t>
-      </w:r>
-      <w:proofErr w:type="spellEnd"/>
-      <w:proofErr w:type="gramEnd"/>
+        <w:t>common-defs.json</w:t>
+      </w:r>
+      <w:proofErr w:type="spellEnd"/>
       <w:r>
         <w:rPr>
           <w:sz w:val="28"/>
@@ -3119,18 +3117,9 @@
           <w:sz w:val="28"/>
           <w:szCs w:val="28"/>
         </w:rPr>
-        <w:t>result-</w:t>
-      </w:r>
-      <w:proofErr w:type="gramStart"/>
-      <w:r>
-        <w:rPr>
-          <w:sz w:val="28"/>
-          <w:szCs w:val="28"/>
-        </w:rPr>
-        <w:t>schema.json</w:t>
-      </w:r>
-      <w:proofErr w:type="spellEnd"/>
-      <w:proofErr w:type="gramEnd"/>
+        <w:t>result-schema.json</w:t>
+      </w:r>
+      <w:proofErr w:type="spellEnd"/>
       <w:r>
         <w:rPr>
           <w:sz w:val="28"/>
@@ -3329,7 +3318,23 @@
           <w:sz w:val="28"/>
           <w:szCs w:val="28"/>
         </w:rPr>
-        <w:t>Для управления экспериментами и наглядного анализа разработан веб-интерфейс на Python (</w:t>
+        <w:t xml:space="preserve">Для управления экспериментами и наглядного анализа разработан веб-интерфейс на </w:t>
+      </w:r>
+      <w:proofErr w:type="spellStart"/>
+      <w:r>
+        <w:rPr>
+          <w:sz w:val="28"/>
+          <w:szCs w:val="28"/>
+        </w:rPr>
+        <w:t>Python</w:t>
+      </w:r>
+      <w:proofErr w:type="spellEnd"/>
+      <w:r>
+        <w:rPr>
+          <w:sz w:val="28"/>
+          <w:szCs w:val="28"/>
+        </w:rPr>
+        <w:t xml:space="preserve"> (</w:t>
       </w:r>
       <w:proofErr w:type="spellStart"/>
       <w:r>
@@ -3703,7 +3708,16 @@
           <w:sz w:val="28"/>
           <w:szCs w:val="28"/>
         </w:rPr>
-        <w:t xml:space="preserve"> менеджера балансировки</w:t>
+        <w:t xml:space="preserve"> менеджера балансир</w:t>
+      </w:r>
+      <w:bookmarkStart w:id="0" w:name="_GoBack"/>
+      <w:bookmarkEnd w:id="0"/>
+      <w:r>
+        <w:rPr>
+          <w:sz w:val="28"/>
+          <w:szCs w:val="28"/>
+        </w:rPr>
+        <w:t>овки</w:t>
       </w:r>
     </w:p>
     <w:p>
@@ -4890,8 +4904,17 @@
           <w:sz w:val="28"/>
           <w:szCs w:val="28"/>
         </w:rPr>
-        <w:t>добавлено, чтобы убедиться, что на результат не влияет порядок серверов в их списке в балансировщике</w:t>
-      </w:r>
+        <w:t xml:space="preserve">добавлено, чтобы убедиться, что на результат не влияет порядок серверов в их списке в </w:t>
+      </w:r>
+      <w:proofErr w:type="spellStart"/>
+      <w:r>
+        <w:rPr>
+          <w:sz w:val="28"/>
+          <w:szCs w:val="28"/>
+        </w:rPr>
+        <w:t>балансировщике</w:t>
+      </w:r>
+      <w:proofErr w:type="spellEnd"/>
       <w:r>
         <w:rPr>
           <w:sz w:val="28"/>
@@ -7571,14 +7594,7 @@
           <w:sz w:val="28"/>
           <w:szCs w:val="28"/>
         </w:rPr>
-        <w:t xml:space="preserve"> </w:t>
-      </w:r>
-      <w:r>
-        <w:rPr>
-          <w:sz w:val="28"/>
-          <w:szCs w:val="28"/>
-        </w:rPr>
-        <w:t>≈</w:t>
+        <w:t xml:space="preserve"> ≈</w:t>
       </w:r>
       <w:r>
         <w:t xml:space="preserve"> </w:t>
@@ -7623,28 +7639,7 @@
           <w:sz w:val="28"/>
           <w:szCs w:val="28"/>
         </w:rPr>
-        <w:t xml:space="preserve"> </w:t>
-      </w:r>
-      <w:r>
-        <w:rPr>
-          <w:sz w:val="28"/>
-          <w:szCs w:val="28"/>
-        </w:rPr>
-        <w:t>≈</w:t>
-      </w:r>
-      <w:r>
-        <w:rPr>
-          <w:sz w:val="28"/>
-          <w:szCs w:val="28"/>
-        </w:rPr>
-        <w:t xml:space="preserve"> 0.1-0.3 - </w:t>
-      </w:r>
-      <w:r>
-        <w:rPr>
-          <w:sz w:val="28"/>
-          <w:szCs w:val="28"/>
-        </w:rPr>
-        <w:t>небольшая, обычно ожидаемая неравномерность</w:t>
+        <w:t xml:space="preserve"> ≈ 0.1-0.3 - небольшая, обычно ожидаемая неравномерность</w:t>
       </w:r>
       <w:r>
         <w:rPr>
@@ -7780,1412 +7775,971 @@
           <w:u w:val="single"/>
         </w:rPr>
       </w:pPr>
-      <w:r>
+    </w:p>
+    <w:p>
+      <w:pPr>
         <w:rPr>
           <w:sz w:val="36"/>
           <w:szCs w:val="36"/>
           <w:u w:val="single"/>
         </w:rPr>
-        <w:t>Анализ данных</w:t>
-      </w:r>
-    </w:p>
-    <w:p>
-      <w:pPr>
-        <w:rPr>
-          <w:sz w:val="28"/>
-          <w:szCs w:val="28"/>
-        </w:rPr>
-      </w:pPr>
-      <w:r>
-        <w:rPr>
-          <w:sz w:val="28"/>
-          <w:szCs w:val="28"/>
-        </w:rPr>
-        <w:t xml:space="preserve">При анализе данных сразу было видно, что в сценариях с серверами одинаковой мощности алгоритмы </w:t>
-      </w:r>
-      <w:r>
-        <w:rPr>
-          <w:sz w:val="28"/>
-          <w:szCs w:val="28"/>
-          <w:lang w:val="en-US"/>
-        </w:rPr>
-        <w:t>Round</w:t>
-      </w:r>
-      <w:r>
-        <w:rPr>
-          <w:sz w:val="28"/>
-          <w:szCs w:val="28"/>
-        </w:rPr>
-        <w:t xml:space="preserve"> </w:t>
-      </w:r>
-      <w:r>
-        <w:rPr>
-          <w:sz w:val="28"/>
-          <w:szCs w:val="28"/>
-          <w:lang w:val="en-US"/>
-        </w:rPr>
-        <w:t>Robin</w:t>
-      </w:r>
-      <w:r>
-        <w:rPr>
-          <w:sz w:val="28"/>
-          <w:szCs w:val="28"/>
-        </w:rPr>
-        <w:t xml:space="preserve">, </w:t>
-      </w:r>
-      <w:r>
-        <w:rPr>
-          <w:sz w:val="28"/>
-          <w:szCs w:val="28"/>
-          <w:lang w:val="en-US"/>
-        </w:rPr>
-        <w:t>Weighted</w:t>
-      </w:r>
-      <w:r>
-        <w:rPr>
-          <w:sz w:val="28"/>
-          <w:szCs w:val="28"/>
-        </w:rPr>
-        <w:t xml:space="preserve"> </w:t>
-      </w:r>
-      <w:r>
-        <w:rPr>
-          <w:sz w:val="28"/>
-          <w:szCs w:val="28"/>
-          <w:lang w:val="en-US"/>
-        </w:rPr>
-        <w:t>Round</w:t>
-      </w:r>
-      <w:r>
-        <w:rPr>
-          <w:sz w:val="28"/>
-          <w:szCs w:val="28"/>
-        </w:rPr>
-        <w:t xml:space="preserve"> </w:t>
-      </w:r>
-      <w:r>
-        <w:rPr>
-          <w:sz w:val="28"/>
-          <w:szCs w:val="28"/>
-          <w:lang w:val="en-US"/>
-        </w:rPr>
-        <w:t>Robin</w:t>
-      </w:r>
-      <w:r>
-        <w:rPr>
-          <w:sz w:val="28"/>
-          <w:szCs w:val="28"/>
-        </w:rPr>
-        <w:t xml:space="preserve"> </w:t>
-      </w:r>
-      <w:r>
-        <w:rPr>
-          <w:sz w:val="28"/>
-          <w:szCs w:val="28"/>
-        </w:rPr>
-        <w:t xml:space="preserve">и </w:t>
-      </w:r>
-      <w:r>
-        <w:rPr>
-          <w:sz w:val="28"/>
-          <w:szCs w:val="28"/>
-          <w:lang w:val="en-US"/>
-        </w:rPr>
-        <w:t>Least</w:t>
-      </w:r>
-      <w:r>
-        <w:rPr>
-          <w:sz w:val="28"/>
-          <w:szCs w:val="28"/>
-        </w:rPr>
-        <w:t xml:space="preserve"> </w:t>
-      </w:r>
-      <w:r>
-        <w:rPr>
-          <w:sz w:val="28"/>
-          <w:szCs w:val="28"/>
-          <w:lang w:val="en-US"/>
-        </w:rPr>
-        <w:t>Connections</w:t>
-      </w:r>
-      <w:r>
-        <w:rPr>
-          <w:sz w:val="28"/>
-          <w:szCs w:val="28"/>
-        </w:rPr>
-        <w:t xml:space="preserve"> </w:t>
-      </w:r>
-      <w:r>
-        <w:rPr>
-          <w:sz w:val="28"/>
-          <w:szCs w:val="28"/>
-        </w:rPr>
-        <w:t xml:space="preserve">выдают практически одинаковую латентность и </w:t>
-      </w:r>
-      <w:r>
-        <w:rPr>
-          <w:sz w:val="28"/>
-          <w:szCs w:val="28"/>
-          <w:lang w:val="en-US"/>
-        </w:rPr>
-        <w:t>throughput</w:t>
-      </w:r>
-      <w:r>
-        <w:rPr>
-          <w:sz w:val="28"/>
-          <w:szCs w:val="28"/>
-        </w:rPr>
-        <w:t>.</w:t>
-      </w:r>
-      <w:r>
-        <w:rPr>
-          <w:sz w:val="28"/>
-          <w:szCs w:val="28"/>
-        </w:rPr>
-        <w:br/>
-      </w:r>
-      <w:r>
-        <w:rPr>
-          <w:sz w:val="28"/>
-          <w:szCs w:val="28"/>
-          <w:lang w:val="en-US"/>
-        </w:rPr>
-        <w:t>Least</w:t>
-      </w:r>
-      <w:r>
-        <w:rPr>
-          <w:sz w:val="28"/>
-          <w:szCs w:val="28"/>
-        </w:rPr>
-        <w:t xml:space="preserve"> </w:t>
-      </w:r>
-      <w:r>
-        <w:rPr>
-          <w:sz w:val="28"/>
-          <w:szCs w:val="28"/>
-          <w:lang w:val="en-US"/>
-        </w:rPr>
-        <w:t>Connections</w:t>
-      </w:r>
-      <w:r>
-        <w:rPr>
-          <w:sz w:val="28"/>
-          <w:szCs w:val="28"/>
-        </w:rPr>
-        <w:t xml:space="preserve"> </w:t>
-      </w:r>
-      <w:r>
-        <w:rPr>
-          <w:sz w:val="28"/>
-          <w:szCs w:val="28"/>
-        </w:rPr>
-        <w:t xml:space="preserve">иногда немного обгонял остальные алгоритмы в </w:t>
-      </w:r>
-      <w:r>
-        <w:rPr>
-          <w:sz w:val="28"/>
-          <w:szCs w:val="28"/>
-          <w:lang w:val="en-US"/>
-        </w:rPr>
-        <w:t>hard</w:t>
-      </w:r>
-      <w:r>
-        <w:rPr>
-          <w:sz w:val="28"/>
-          <w:szCs w:val="28"/>
-        </w:rPr>
-        <w:t xml:space="preserve"> </w:t>
-      </w:r>
-      <w:r>
-        <w:rPr>
-          <w:sz w:val="28"/>
-          <w:szCs w:val="28"/>
-        </w:rPr>
-        <w:t>сценариях.</w:t>
-      </w:r>
-    </w:p>
-    <w:p>
-      <w:pPr>
-        <w:rPr>
-          <w:sz w:val="28"/>
-          <w:szCs w:val="28"/>
-        </w:rPr>
-      </w:pPr>
-      <w:r>
-        <w:rPr>
-          <w:sz w:val="28"/>
-          <w:szCs w:val="28"/>
-          <w:lang w:val="en-US"/>
-        </w:rPr>
-        <w:t>Round</w:t>
-      </w:r>
-      <w:r>
-        <w:rPr>
-          <w:sz w:val="28"/>
-          <w:szCs w:val="28"/>
-        </w:rPr>
-        <w:t xml:space="preserve"> </w:t>
-      </w:r>
-      <w:r>
-        <w:rPr>
-          <w:sz w:val="28"/>
-          <w:szCs w:val="28"/>
-          <w:lang w:val="en-US"/>
-        </w:rPr>
-        <w:t>Robin</w:t>
-      </w:r>
-      <w:r>
-        <w:rPr>
-          <w:sz w:val="28"/>
-          <w:szCs w:val="28"/>
-        </w:rPr>
-        <w:t xml:space="preserve"> </w:t>
-      </w:r>
-      <w:r>
-        <w:rPr>
-          <w:sz w:val="28"/>
-          <w:szCs w:val="28"/>
-        </w:rPr>
-        <w:t>имеет</w:t>
-      </w:r>
-      <w:r>
-        <w:rPr>
-          <w:sz w:val="28"/>
-          <w:szCs w:val="28"/>
-        </w:rPr>
-        <w:t xml:space="preserve"> </w:t>
-      </w:r>
-      <w:r>
-        <w:rPr>
-          <w:sz w:val="28"/>
-          <w:szCs w:val="28"/>
-        </w:rPr>
-        <w:t xml:space="preserve">средний коэффициент </w:t>
-      </w:r>
-      <w:r>
-        <w:rPr>
-          <w:sz w:val="28"/>
-          <w:szCs w:val="28"/>
-          <w:lang w:val="en-US"/>
-        </w:rPr>
-        <w:t>disparity</w:t>
-      </w:r>
-      <w:r>
-        <w:rPr>
-          <w:sz w:val="28"/>
-          <w:szCs w:val="28"/>
-        </w:rPr>
-        <w:t xml:space="preserve"> </w:t>
-      </w:r>
-      <w:r>
-        <w:rPr>
-          <w:sz w:val="28"/>
-          <w:szCs w:val="28"/>
-        </w:rPr>
-        <w:t xml:space="preserve">в «простых» тестах (есть результаты, в которых нагрузка на сервера была не точно оценена из-за того, насколько она мала, например, </w:t>
-      </w:r>
-      <w:proofErr w:type="spellStart"/>
-      <w:r>
-        <w:rPr>
-          <w:sz w:val="28"/>
-          <w:szCs w:val="28"/>
-        </w:rPr>
-        <w:t>burstNormHMS_medium</w:t>
-      </w:r>
-      <w:proofErr w:type="spellEnd"/>
-      <w:r>
-        <w:rPr>
-          <w:sz w:val="28"/>
-          <w:szCs w:val="28"/>
-        </w:rPr>
-        <w:t>: они не идут в расчёт), но</w:t>
-      </w:r>
-      <w:r>
-        <w:rPr>
-          <w:sz w:val="28"/>
-          <w:szCs w:val="28"/>
-        </w:rPr>
-        <w:t xml:space="preserve"> очень высокий в сценариях с разными серверами: во всех тестах, в которых средняя нагрузка на сервер больше 1%, </w:t>
-      </w:r>
-      <w:r>
-        <w:rPr>
-          <w:sz w:val="28"/>
-          <w:szCs w:val="28"/>
-          <w:lang w:val="en-US"/>
-        </w:rPr>
-        <w:t>disparity</w:t>
-      </w:r>
-      <w:r>
-        <w:rPr>
-          <w:sz w:val="28"/>
-          <w:szCs w:val="28"/>
-        </w:rPr>
-        <w:t xml:space="preserve"> </w:t>
-      </w:r>
-      <w:r>
-        <w:rPr>
-          <w:sz w:val="28"/>
-          <w:szCs w:val="28"/>
-        </w:rPr>
-        <w:t xml:space="preserve">этого алгоритма </w:t>
-      </w:r>
-      <w:r>
-        <w:rPr>
-          <w:sz w:val="28"/>
-          <w:szCs w:val="28"/>
-        </w:rPr>
-        <w:t>сравним с 1 или даже п</w:t>
-      </w:r>
-      <w:r>
-        <w:rPr>
-          <w:sz w:val="28"/>
-          <w:szCs w:val="28"/>
-        </w:rPr>
-        <w:t>ревышает 1.</w:t>
-      </w:r>
-    </w:p>
-    <w:p>
-      <w:pPr>
-        <w:rPr>
-          <w:sz w:val="28"/>
-          <w:szCs w:val="28"/>
-        </w:rPr>
-      </w:pPr>
-      <w:r>
-        <w:rPr>
-          <w:sz w:val="28"/>
-          <w:szCs w:val="28"/>
-          <w:lang w:val="en-US"/>
-        </w:rPr>
-        <w:t>Weighted</w:t>
-      </w:r>
-      <w:r>
-        <w:rPr>
-          <w:sz w:val="28"/>
-          <w:szCs w:val="28"/>
-        </w:rPr>
-        <w:t xml:space="preserve"> </w:t>
-      </w:r>
-      <w:r>
-        <w:rPr>
-          <w:sz w:val="28"/>
-          <w:szCs w:val="28"/>
-          <w:lang w:val="en-US"/>
-        </w:rPr>
-        <w:t>Round</w:t>
-      </w:r>
-      <w:r>
-        <w:rPr>
-          <w:sz w:val="28"/>
-          <w:szCs w:val="28"/>
-        </w:rPr>
-        <w:t xml:space="preserve"> </w:t>
-      </w:r>
-      <w:r>
-        <w:rPr>
-          <w:sz w:val="28"/>
-          <w:szCs w:val="28"/>
-          <w:lang w:val="en-US"/>
-        </w:rPr>
-        <w:t>Robin</w:t>
-      </w:r>
-      <w:r>
-        <w:rPr>
-          <w:sz w:val="28"/>
-          <w:szCs w:val="28"/>
-        </w:rPr>
-        <w:t xml:space="preserve"> </w:t>
-      </w:r>
-      <w:r>
-        <w:rPr>
-          <w:sz w:val="28"/>
-          <w:szCs w:val="28"/>
-        </w:rPr>
-        <w:t>показывает</w:t>
-      </w:r>
-      <w:r>
-        <w:rPr>
-          <w:sz w:val="28"/>
-          <w:szCs w:val="28"/>
-        </w:rPr>
-        <w:t xml:space="preserve"> </w:t>
-      </w:r>
-      <w:r>
-        <w:rPr>
-          <w:sz w:val="28"/>
-          <w:szCs w:val="28"/>
-        </w:rPr>
-        <w:t>низкий</w:t>
-      </w:r>
-      <w:r>
-        <w:rPr>
-          <w:sz w:val="28"/>
-          <w:szCs w:val="28"/>
-        </w:rPr>
-        <w:t xml:space="preserve"> </w:t>
-      </w:r>
-      <w:r>
-        <w:rPr>
-          <w:sz w:val="28"/>
-          <w:szCs w:val="28"/>
-        </w:rPr>
-        <w:t xml:space="preserve">уровень </w:t>
-      </w:r>
-      <w:r>
-        <w:rPr>
-          <w:sz w:val="28"/>
-          <w:szCs w:val="28"/>
-          <w:lang w:val="en-US"/>
-        </w:rPr>
-        <w:t>disparity</w:t>
-      </w:r>
-      <w:r>
-        <w:rPr>
-          <w:sz w:val="28"/>
-          <w:szCs w:val="28"/>
-        </w:rPr>
-        <w:t xml:space="preserve"> </w:t>
-      </w:r>
-      <w:r>
-        <w:rPr>
-          <w:sz w:val="28"/>
-          <w:szCs w:val="28"/>
-        </w:rPr>
-        <w:t xml:space="preserve">на «простых» </w:t>
-      </w:r>
-      <w:proofErr w:type="spellStart"/>
-      <w:r>
-        <w:rPr>
-          <w:sz w:val="28"/>
-          <w:szCs w:val="28"/>
-        </w:rPr>
-        <w:t>пресетах</w:t>
-      </w:r>
-      <w:proofErr w:type="spellEnd"/>
-      <w:r>
-        <w:rPr>
-          <w:sz w:val="28"/>
-          <w:szCs w:val="28"/>
-        </w:rPr>
-        <w:t xml:space="preserve"> – в районе 0.</w:t>
-      </w:r>
-      <w:r>
-        <w:rPr>
-          <w:sz w:val="28"/>
-          <w:szCs w:val="28"/>
-        </w:rPr>
-        <w:t>2</w:t>
-      </w:r>
-      <w:r>
-        <w:rPr>
-          <w:sz w:val="28"/>
-          <w:szCs w:val="28"/>
-        </w:rPr>
-        <w:t xml:space="preserve">, около 0.5 на «средних», и около 0.8 на «сложных», </w:t>
-      </w:r>
-      <w:r>
-        <w:rPr>
-          <w:sz w:val="28"/>
-          <w:szCs w:val="28"/>
-        </w:rPr>
-        <w:lastRenderedPageBreak/>
-        <w:t xml:space="preserve">однако стоит отметить, что все алгоритмы показали высокий уровень </w:t>
-      </w:r>
-      <w:r>
-        <w:rPr>
-          <w:sz w:val="28"/>
-          <w:szCs w:val="28"/>
-          <w:lang w:val="en-US"/>
-        </w:rPr>
-        <w:t>disparity</w:t>
-      </w:r>
-      <w:r>
-        <w:rPr>
-          <w:sz w:val="28"/>
-          <w:szCs w:val="28"/>
-        </w:rPr>
-        <w:t xml:space="preserve"> </w:t>
-      </w:r>
-      <w:r>
-        <w:rPr>
-          <w:sz w:val="28"/>
-          <w:szCs w:val="28"/>
-        </w:rPr>
-        <w:t xml:space="preserve">на этих тестах и у </w:t>
-      </w:r>
-      <w:r>
-        <w:rPr>
-          <w:sz w:val="28"/>
-          <w:szCs w:val="28"/>
-          <w:lang w:val="en-US"/>
-        </w:rPr>
-        <w:t>Weighted</w:t>
-      </w:r>
-      <w:r>
-        <w:rPr>
-          <w:sz w:val="28"/>
-          <w:szCs w:val="28"/>
-        </w:rPr>
-        <w:t xml:space="preserve"> </w:t>
-      </w:r>
-      <w:r>
-        <w:rPr>
-          <w:sz w:val="28"/>
-          <w:szCs w:val="28"/>
-          <w:lang w:val="en-US"/>
-        </w:rPr>
-        <w:t>Round</w:t>
-      </w:r>
-      <w:r>
-        <w:rPr>
-          <w:sz w:val="28"/>
-          <w:szCs w:val="28"/>
-        </w:rPr>
-        <w:t xml:space="preserve"> </w:t>
-      </w:r>
-      <w:r>
-        <w:rPr>
-          <w:sz w:val="28"/>
-          <w:szCs w:val="28"/>
-          <w:lang w:val="en-US"/>
-        </w:rPr>
-        <w:t>Robin</w:t>
-      </w:r>
-      <w:r>
-        <w:rPr>
-          <w:sz w:val="28"/>
-          <w:szCs w:val="28"/>
-        </w:rPr>
-        <w:t xml:space="preserve"> </w:t>
-      </w:r>
-      <w:r>
-        <w:rPr>
-          <w:sz w:val="28"/>
-          <w:szCs w:val="28"/>
-        </w:rPr>
-        <w:t>показатели наилучшие.</w:t>
-      </w:r>
-    </w:p>
-    <w:p>
-      <w:pPr>
-        <w:rPr>
-          <w:sz w:val="28"/>
-          <w:szCs w:val="28"/>
-        </w:rPr>
-      </w:pPr>
-      <w:r>
-        <w:rPr>
-          <w:sz w:val="28"/>
-          <w:szCs w:val="28"/>
-        </w:rPr>
-        <w:t>Видно</w:t>
-      </w:r>
-      <w:r>
-        <w:rPr>
-          <w:sz w:val="28"/>
-          <w:szCs w:val="28"/>
-        </w:rPr>
-        <w:t xml:space="preserve">, </w:t>
-      </w:r>
-      <w:r>
-        <w:rPr>
-          <w:sz w:val="28"/>
-          <w:szCs w:val="28"/>
-        </w:rPr>
-        <w:t>что</w:t>
-      </w:r>
-      <w:r>
-        <w:rPr>
-          <w:sz w:val="28"/>
-          <w:szCs w:val="28"/>
-        </w:rPr>
-        <w:t xml:space="preserve"> </w:t>
-      </w:r>
-      <w:r>
-        <w:rPr>
-          <w:sz w:val="28"/>
-          <w:szCs w:val="28"/>
-          <w:lang w:val="en-US"/>
-        </w:rPr>
-        <w:t>Consistent</w:t>
-      </w:r>
-      <w:r>
-        <w:rPr>
-          <w:sz w:val="28"/>
-          <w:szCs w:val="28"/>
-        </w:rPr>
-        <w:t xml:space="preserve"> </w:t>
-      </w:r>
-      <w:r>
-        <w:rPr>
-          <w:sz w:val="28"/>
-          <w:szCs w:val="28"/>
-          <w:lang w:val="en-US"/>
-        </w:rPr>
-        <w:t>Hashing</w:t>
-      </w:r>
-      <w:r>
-        <w:rPr>
-          <w:sz w:val="28"/>
-          <w:szCs w:val="28"/>
-        </w:rPr>
-        <w:t xml:space="preserve"> </w:t>
-      </w:r>
-      <w:r>
-        <w:rPr>
-          <w:sz w:val="28"/>
-          <w:szCs w:val="28"/>
-        </w:rPr>
-        <w:t>уступает</w:t>
-      </w:r>
-      <w:r>
-        <w:rPr>
-          <w:sz w:val="28"/>
-          <w:szCs w:val="28"/>
-        </w:rPr>
-        <w:t xml:space="preserve"> </w:t>
-      </w:r>
-      <w:r>
-        <w:rPr>
-          <w:sz w:val="28"/>
-          <w:szCs w:val="28"/>
-        </w:rPr>
-        <w:t>в</w:t>
-      </w:r>
-      <w:r>
-        <w:rPr>
-          <w:sz w:val="28"/>
-          <w:szCs w:val="28"/>
-        </w:rPr>
-        <w:t xml:space="preserve"> </w:t>
-      </w:r>
-      <w:r>
-        <w:rPr>
-          <w:sz w:val="28"/>
-          <w:szCs w:val="28"/>
-        </w:rPr>
-        <w:t>плане</w:t>
-      </w:r>
-      <w:r>
-        <w:rPr>
-          <w:sz w:val="28"/>
-          <w:szCs w:val="28"/>
-        </w:rPr>
-        <w:t xml:space="preserve"> </w:t>
-      </w:r>
-      <w:r>
-        <w:rPr>
-          <w:sz w:val="28"/>
-          <w:szCs w:val="28"/>
-          <w:lang w:val="en-US"/>
-        </w:rPr>
-        <w:t>latency</w:t>
-      </w:r>
-      <w:r>
-        <w:rPr>
-          <w:sz w:val="28"/>
-          <w:szCs w:val="28"/>
-        </w:rPr>
-        <w:t xml:space="preserve"> </w:t>
-      </w:r>
-      <w:r>
-        <w:rPr>
-          <w:sz w:val="28"/>
-          <w:szCs w:val="28"/>
-        </w:rPr>
-        <w:t>и</w:t>
-      </w:r>
-      <w:r>
-        <w:rPr>
-          <w:sz w:val="28"/>
-          <w:szCs w:val="28"/>
-        </w:rPr>
-        <w:t xml:space="preserve"> </w:t>
-      </w:r>
-      <w:r>
-        <w:rPr>
-          <w:sz w:val="28"/>
-          <w:szCs w:val="28"/>
-          <w:lang w:val="en-US"/>
-        </w:rPr>
-        <w:t>throughput</w:t>
-      </w:r>
-      <w:r>
-        <w:rPr>
-          <w:sz w:val="28"/>
-          <w:szCs w:val="28"/>
-        </w:rPr>
-        <w:t xml:space="preserve">: </w:t>
-      </w:r>
-      <w:r>
-        <w:rPr>
-          <w:sz w:val="28"/>
-          <w:szCs w:val="28"/>
-        </w:rPr>
-        <w:t xml:space="preserve">в среднем проигрыш в 20% по </w:t>
-      </w:r>
-      <w:r>
-        <w:rPr>
-          <w:sz w:val="28"/>
-          <w:szCs w:val="28"/>
-          <w:lang w:val="en-US"/>
-        </w:rPr>
-        <w:t>throughput</w:t>
-      </w:r>
-      <w:r>
-        <w:rPr>
-          <w:sz w:val="28"/>
-          <w:szCs w:val="28"/>
-        </w:rPr>
-        <w:t xml:space="preserve">. </w:t>
-      </w:r>
-      <w:r>
-        <w:rPr>
-          <w:sz w:val="28"/>
-          <w:szCs w:val="28"/>
-        </w:rPr>
-        <w:t>Особенно это заметно в сценариях с серверами разной мощности.</w:t>
-      </w:r>
-    </w:p>
-    <w:p>
-      <w:pPr>
-        <w:rPr>
-          <w:sz w:val="28"/>
-          <w:szCs w:val="28"/>
-        </w:rPr>
-      </w:pPr>
-      <w:r>
-        <w:rPr>
-          <w:sz w:val="28"/>
-          <w:szCs w:val="28"/>
-        </w:rPr>
-        <w:t xml:space="preserve">Самыми неожиданными результатами оказались показатели </w:t>
-      </w:r>
-      <w:r>
-        <w:rPr>
-          <w:sz w:val="28"/>
-          <w:szCs w:val="28"/>
-          <w:lang w:val="en-US"/>
-        </w:rPr>
-        <w:t>disparity</w:t>
-      </w:r>
-      <w:r>
-        <w:rPr>
-          <w:sz w:val="28"/>
-          <w:szCs w:val="28"/>
-        </w:rPr>
-        <w:t xml:space="preserve"> </w:t>
-      </w:r>
-      <w:r>
-        <w:rPr>
-          <w:sz w:val="28"/>
-          <w:szCs w:val="28"/>
-        </w:rPr>
-        <w:t xml:space="preserve">у </w:t>
-      </w:r>
-      <w:r>
-        <w:rPr>
-          <w:sz w:val="28"/>
-          <w:szCs w:val="28"/>
-          <w:lang w:val="en-US"/>
-        </w:rPr>
-        <w:t>Least</w:t>
-      </w:r>
-      <w:r>
-        <w:rPr>
-          <w:sz w:val="28"/>
-          <w:szCs w:val="28"/>
-        </w:rPr>
-        <w:t xml:space="preserve"> </w:t>
-      </w:r>
-      <w:r>
-        <w:rPr>
-          <w:sz w:val="28"/>
-          <w:szCs w:val="28"/>
-          <w:lang w:val="en-US"/>
-        </w:rPr>
-        <w:t>Connections</w:t>
-      </w:r>
-      <w:r>
-        <w:rPr>
-          <w:sz w:val="28"/>
-          <w:szCs w:val="28"/>
-        </w:rPr>
-        <w:t xml:space="preserve">: </w:t>
-      </w:r>
-      <w:r>
-        <w:rPr>
-          <w:sz w:val="28"/>
-          <w:szCs w:val="28"/>
-        </w:rPr>
-        <w:t xml:space="preserve">даже на «простых» случаях, </w:t>
-      </w:r>
-      <w:r>
-        <w:rPr>
-          <w:sz w:val="28"/>
-          <w:szCs w:val="28"/>
-          <w:lang w:val="en-US"/>
-        </w:rPr>
-        <w:t>Least</w:t>
-      </w:r>
-      <w:r>
-        <w:rPr>
-          <w:sz w:val="28"/>
-          <w:szCs w:val="28"/>
-        </w:rPr>
-        <w:t xml:space="preserve"> </w:t>
-      </w:r>
-      <w:r>
-        <w:rPr>
-          <w:sz w:val="28"/>
-          <w:szCs w:val="28"/>
-          <w:lang w:val="en-US"/>
-        </w:rPr>
-        <w:t>Connections</w:t>
-      </w:r>
-      <w:r>
-        <w:rPr>
-          <w:sz w:val="28"/>
-          <w:szCs w:val="28"/>
-        </w:rPr>
-        <w:t xml:space="preserve"> </w:t>
-      </w:r>
-      <w:r>
-        <w:rPr>
-          <w:sz w:val="28"/>
-          <w:szCs w:val="28"/>
-        </w:rPr>
-        <w:t xml:space="preserve">выдавал </w:t>
-      </w:r>
-      <w:proofErr w:type="gramStart"/>
-      <w:r>
-        <w:rPr>
-          <w:sz w:val="28"/>
-          <w:szCs w:val="28"/>
-          <w:lang w:val="en-US"/>
-        </w:rPr>
-        <w:t>disparity</w:t>
-      </w:r>
-      <w:r>
-        <w:rPr>
-          <w:sz w:val="28"/>
-          <w:szCs w:val="28"/>
-        </w:rPr>
-        <w:t xml:space="preserve"> &gt;</w:t>
-      </w:r>
-      <w:proofErr w:type="gramEnd"/>
-      <w:r>
-        <w:rPr>
-          <w:sz w:val="28"/>
-          <w:szCs w:val="28"/>
-        </w:rPr>
-        <w:t xml:space="preserve">= 0.5, </w:t>
-      </w:r>
-      <w:r>
-        <w:rPr>
-          <w:sz w:val="28"/>
-          <w:szCs w:val="28"/>
-        </w:rPr>
-        <w:t>даже чаще в диапазоне 0.8-1.2</w:t>
-      </w:r>
-      <w:r>
-        <w:rPr>
-          <w:sz w:val="28"/>
-          <w:szCs w:val="28"/>
-        </w:rPr>
-        <w:t>. Явно видно, как алгоритм перегружает один из серверов – чаще всего самый слабый.</w:t>
-      </w:r>
-      <w:r>
-        <w:rPr>
-          <w:sz w:val="28"/>
-          <w:szCs w:val="28"/>
-        </w:rPr>
-        <w:br/>
-        <w:t xml:space="preserve">Несмотря на это, в «сложных» ситуациях алгоритм выдавал наибольший </w:t>
-      </w:r>
-      <w:r>
-        <w:rPr>
-          <w:sz w:val="28"/>
-          <w:szCs w:val="28"/>
-          <w:lang w:val="en-US"/>
-        </w:rPr>
-        <w:t>throughput</w:t>
-      </w:r>
-      <w:r>
-        <w:rPr>
-          <w:sz w:val="28"/>
-          <w:szCs w:val="28"/>
-        </w:rPr>
-        <w:t xml:space="preserve"> </w:t>
-      </w:r>
-      <w:r>
-        <w:rPr>
-          <w:sz w:val="28"/>
-          <w:szCs w:val="28"/>
-        </w:rPr>
-        <w:t>из всех.</w:t>
-      </w:r>
-    </w:p>
-    <w:p>
-      <w:pPr>
+      </w:pPr>
+      <w:r>
         <w:rPr>
           <w:sz w:val="36"/>
           <w:szCs w:val="36"/>
           <w:u w:val="single"/>
         </w:rPr>
-      </w:pPr>
-      <w:r>
+        <w:t>Анализ данных</w:t>
+      </w:r>
+    </w:p>
+    <w:p>
+      <w:pPr>
+        <w:rPr>
+          <w:sz w:val="28"/>
+          <w:szCs w:val="28"/>
+        </w:rPr>
+      </w:pPr>
+      <w:r>
+        <w:rPr>
+          <w:sz w:val="28"/>
+          <w:szCs w:val="28"/>
+        </w:rPr>
+        <w:t xml:space="preserve">При анализе данных сразу было видно, что в сценариях с серверами одинаковой мощности алгоритмы </w:t>
+      </w:r>
+      <w:r>
+        <w:rPr>
+          <w:sz w:val="28"/>
+          <w:szCs w:val="28"/>
+          <w:lang w:val="en-US"/>
+        </w:rPr>
+        <w:t>Round</w:t>
+      </w:r>
+      <w:r>
+        <w:rPr>
+          <w:sz w:val="28"/>
+          <w:szCs w:val="28"/>
+        </w:rPr>
+        <w:t xml:space="preserve"> </w:t>
+      </w:r>
+      <w:r>
+        <w:rPr>
+          <w:sz w:val="28"/>
+          <w:szCs w:val="28"/>
+          <w:lang w:val="en-US"/>
+        </w:rPr>
+        <w:t>Robin</w:t>
+      </w:r>
+      <w:r>
+        <w:rPr>
+          <w:sz w:val="28"/>
+          <w:szCs w:val="28"/>
+        </w:rPr>
+        <w:t xml:space="preserve">, </w:t>
+      </w:r>
+      <w:r>
+        <w:rPr>
+          <w:sz w:val="28"/>
+          <w:szCs w:val="28"/>
+          <w:lang w:val="en-US"/>
+        </w:rPr>
+        <w:t>Weighted</w:t>
+      </w:r>
+      <w:r>
+        <w:rPr>
+          <w:sz w:val="28"/>
+          <w:szCs w:val="28"/>
+        </w:rPr>
+        <w:t xml:space="preserve"> </w:t>
+      </w:r>
+      <w:r>
+        <w:rPr>
+          <w:sz w:val="28"/>
+          <w:szCs w:val="28"/>
+          <w:lang w:val="en-US"/>
+        </w:rPr>
+        <w:t>Round</w:t>
+      </w:r>
+      <w:r>
+        <w:rPr>
+          <w:sz w:val="28"/>
+          <w:szCs w:val="28"/>
+        </w:rPr>
+        <w:t xml:space="preserve"> </w:t>
+      </w:r>
+      <w:r>
+        <w:rPr>
+          <w:sz w:val="28"/>
+          <w:szCs w:val="28"/>
+          <w:lang w:val="en-US"/>
+        </w:rPr>
+        <w:t>Robin</w:t>
+      </w:r>
+      <w:r>
+        <w:rPr>
+          <w:sz w:val="28"/>
+          <w:szCs w:val="28"/>
+        </w:rPr>
+        <w:t xml:space="preserve"> </w:t>
+      </w:r>
+      <w:r>
+        <w:rPr>
+          <w:sz w:val="28"/>
+          <w:szCs w:val="28"/>
+        </w:rPr>
+        <w:t xml:space="preserve">и </w:t>
+      </w:r>
+      <w:r>
+        <w:rPr>
+          <w:sz w:val="28"/>
+          <w:szCs w:val="28"/>
+          <w:lang w:val="en-US"/>
+        </w:rPr>
+        <w:t>Least</w:t>
+      </w:r>
+      <w:r>
+        <w:rPr>
+          <w:sz w:val="28"/>
+          <w:szCs w:val="28"/>
+        </w:rPr>
+        <w:t xml:space="preserve"> </w:t>
+      </w:r>
+      <w:r>
+        <w:rPr>
+          <w:sz w:val="28"/>
+          <w:szCs w:val="28"/>
+          <w:lang w:val="en-US"/>
+        </w:rPr>
+        <w:t>Connections</w:t>
+      </w:r>
+      <w:r>
+        <w:rPr>
+          <w:sz w:val="28"/>
+          <w:szCs w:val="28"/>
+        </w:rPr>
+        <w:t xml:space="preserve"> </w:t>
+      </w:r>
+      <w:r>
+        <w:rPr>
+          <w:sz w:val="28"/>
+          <w:szCs w:val="28"/>
+        </w:rPr>
+        <w:t xml:space="preserve">выдают практически одинаковую латентность и </w:t>
+      </w:r>
+      <w:r>
+        <w:rPr>
+          <w:sz w:val="28"/>
+          <w:szCs w:val="28"/>
+          <w:lang w:val="en-US"/>
+        </w:rPr>
+        <w:t>throughput</w:t>
+      </w:r>
+      <w:r>
+        <w:rPr>
+          <w:sz w:val="28"/>
+          <w:szCs w:val="28"/>
+        </w:rPr>
+        <w:t>.</w:t>
+      </w:r>
+      <w:r>
+        <w:rPr>
+          <w:sz w:val="28"/>
+          <w:szCs w:val="28"/>
+        </w:rPr>
+        <w:br/>
+      </w:r>
+      <w:r>
+        <w:rPr>
+          <w:sz w:val="28"/>
+          <w:szCs w:val="28"/>
+          <w:lang w:val="en-US"/>
+        </w:rPr>
+        <w:t>Least</w:t>
+      </w:r>
+      <w:r>
+        <w:rPr>
+          <w:sz w:val="28"/>
+          <w:szCs w:val="28"/>
+        </w:rPr>
+        <w:t xml:space="preserve"> </w:t>
+      </w:r>
+      <w:r>
+        <w:rPr>
+          <w:sz w:val="28"/>
+          <w:szCs w:val="28"/>
+          <w:lang w:val="en-US"/>
+        </w:rPr>
+        <w:t>Connections</w:t>
+      </w:r>
+      <w:r>
+        <w:rPr>
+          <w:sz w:val="28"/>
+          <w:szCs w:val="28"/>
+        </w:rPr>
+        <w:t xml:space="preserve"> </w:t>
+      </w:r>
+      <w:r>
+        <w:rPr>
+          <w:sz w:val="28"/>
+          <w:szCs w:val="28"/>
+        </w:rPr>
+        <w:t xml:space="preserve">иногда немного обгонял остальные алгоритмы в </w:t>
+      </w:r>
+      <w:r>
+        <w:rPr>
+          <w:sz w:val="28"/>
+          <w:szCs w:val="28"/>
+          <w:lang w:val="en-US"/>
+        </w:rPr>
+        <w:t>hard</w:t>
+      </w:r>
+      <w:r>
+        <w:rPr>
+          <w:sz w:val="28"/>
+          <w:szCs w:val="28"/>
+        </w:rPr>
+        <w:t xml:space="preserve"> </w:t>
+      </w:r>
+      <w:r>
+        <w:rPr>
+          <w:sz w:val="28"/>
+          <w:szCs w:val="28"/>
+        </w:rPr>
+        <w:t>сценариях.</w:t>
+      </w:r>
+    </w:p>
+    <w:p>
+      <w:pPr>
+        <w:rPr>
+          <w:sz w:val="28"/>
+          <w:szCs w:val="28"/>
+        </w:rPr>
+      </w:pPr>
+      <w:r>
+        <w:rPr>
+          <w:sz w:val="28"/>
+          <w:szCs w:val="28"/>
+          <w:lang w:val="en-US"/>
+        </w:rPr>
+        <w:t>Round</w:t>
+      </w:r>
+      <w:r>
+        <w:rPr>
+          <w:sz w:val="28"/>
+          <w:szCs w:val="28"/>
+        </w:rPr>
+        <w:t xml:space="preserve"> </w:t>
+      </w:r>
+      <w:r>
+        <w:rPr>
+          <w:sz w:val="28"/>
+          <w:szCs w:val="28"/>
+          <w:lang w:val="en-US"/>
+        </w:rPr>
+        <w:t>Robin</w:t>
+      </w:r>
+      <w:r>
+        <w:rPr>
+          <w:sz w:val="28"/>
+          <w:szCs w:val="28"/>
+        </w:rPr>
+        <w:t xml:space="preserve"> </w:t>
+      </w:r>
+      <w:r>
+        <w:rPr>
+          <w:sz w:val="28"/>
+          <w:szCs w:val="28"/>
+        </w:rPr>
+        <w:t>имеет</w:t>
+      </w:r>
+      <w:r>
+        <w:rPr>
+          <w:sz w:val="28"/>
+          <w:szCs w:val="28"/>
+        </w:rPr>
+        <w:t xml:space="preserve"> </w:t>
+      </w:r>
+      <w:r>
+        <w:rPr>
+          <w:sz w:val="28"/>
+          <w:szCs w:val="28"/>
+        </w:rPr>
+        <w:t xml:space="preserve">средний коэффициент </w:t>
+      </w:r>
+      <w:r>
+        <w:rPr>
+          <w:sz w:val="28"/>
+          <w:szCs w:val="28"/>
+          <w:lang w:val="en-US"/>
+        </w:rPr>
+        <w:t>disparity</w:t>
+      </w:r>
+      <w:r>
+        <w:rPr>
+          <w:sz w:val="28"/>
+          <w:szCs w:val="28"/>
+        </w:rPr>
+        <w:t xml:space="preserve"> </w:t>
+      </w:r>
+      <w:r>
+        <w:rPr>
+          <w:sz w:val="28"/>
+          <w:szCs w:val="28"/>
+        </w:rPr>
+        <w:t xml:space="preserve">в «простых» тестах (есть результаты, в которых нагрузка на сервера была не точно оценена из-за того, насколько она мала, например, </w:t>
+      </w:r>
+      <w:proofErr w:type="spellStart"/>
+      <w:r>
+        <w:rPr>
+          <w:sz w:val="28"/>
+          <w:szCs w:val="28"/>
+        </w:rPr>
+        <w:t>burstNormHMS_medium</w:t>
+      </w:r>
+      <w:proofErr w:type="spellEnd"/>
+      <w:r>
+        <w:rPr>
+          <w:sz w:val="28"/>
+          <w:szCs w:val="28"/>
+        </w:rPr>
+        <w:t>: они не идут в расчёт), но</w:t>
+      </w:r>
+      <w:r>
+        <w:rPr>
+          <w:sz w:val="28"/>
+          <w:szCs w:val="28"/>
+        </w:rPr>
+        <w:t xml:space="preserve"> очень высокий в сценариях с разными серверами: во всех тестах, в которых средняя нагрузка на сервер больше 1%, </w:t>
+      </w:r>
+      <w:r>
+        <w:rPr>
+          <w:sz w:val="28"/>
+          <w:szCs w:val="28"/>
+          <w:lang w:val="en-US"/>
+        </w:rPr>
+        <w:t>disparity</w:t>
+      </w:r>
+      <w:r>
+        <w:rPr>
+          <w:sz w:val="28"/>
+          <w:szCs w:val="28"/>
+        </w:rPr>
+        <w:t xml:space="preserve"> </w:t>
+      </w:r>
+      <w:r>
+        <w:rPr>
+          <w:sz w:val="28"/>
+          <w:szCs w:val="28"/>
+        </w:rPr>
+        <w:t xml:space="preserve">этого алгоритма </w:t>
+      </w:r>
+      <w:r>
+        <w:rPr>
+          <w:sz w:val="28"/>
+          <w:szCs w:val="28"/>
+        </w:rPr>
+        <w:t>сравним с 1 или даже п</w:t>
+      </w:r>
+      <w:r>
+        <w:rPr>
+          <w:sz w:val="28"/>
+          <w:szCs w:val="28"/>
+        </w:rPr>
+        <w:t>ревышает 1.</w:t>
+      </w:r>
+    </w:p>
+    <w:p>
+      <w:pPr>
+        <w:rPr>
+          <w:sz w:val="28"/>
+          <w:szCs w:val="28"/>
+        </w:rPr>
+      </w:pPr>
+      <w:r>
+        <w:rPr>
+          <w:sz w:val="28"/>
+          <w:szCs w:val="28"/>
+          <w:lang w:val="en-US"/>
+        </w:rPr>
+        <w:lastRenderedPageBreak/>
+        <w:t>Weighted</w:t>
+      </w:r>
+      <w:r>
+        <w:rPr>
+          <w:sz w:val="28"/>
+          <w:szCs w:val="28"/>
+        </w:rPr>
+        <w:t xml:space="preserve"> </w:t>
+      </w:r>
+      <w:r>
+        <w:rPr>
+          <w:sz w:val="28"/>
+          <w:szCs w:val="28"/>
+          <w:lang w:val="en-US"/>
+        </w:rPr>
+        <w:t>Round</w:t>
+      </w:r>
+      <w:r>
+        <w:rPr>
+          <w:sz w:val="28"/>
+          <w:szCs w:val="28"/>
+        </w:rPr>
+        <w:t xml:space="preserve"> </w:t>
+      </w:r>
+      <w:r>
+        <w:rPr>
+          <w:sz w:val="28"/>
+          <w:szCs w:val="28"/>
+          <w:lang w:val="en-US"/>
+        </w:rPr>
+        <w:t>Robin</w:t>
+      </w:r>
+      <w:r>
+        <w:rPr>
+          <w:sz w:val="28"/>
+          <w:szCs w:val="28"/>
+        </w:rPr>
+        <w:t xml:space="preserve"> </w:t>
+      </w:r>
+      <w:r>
+        <w:rPr>
+          <w:sz w:val="28"/>
+          <w:szCs w:val="28"/>
+        </w:rPr>
+        <w:t>показывает</w:t>
+      </w:r>
+      <w:r>
+        <w:rPr>
+          <w:sz w:val="28"/>
+          <w:szCs w:val="28"/>
+        </w:rPr>
+        <w:t xml:space="preserve"> </w:t>
+      </w:r>
+      <w:r>
+        <w:rPr>
+          <w:sz w:val="28"/>
+          <w:szCs w:val="28"/>
+        </w:rPr>
+        <w:t>низкий</w:t>
+      </w:r>
+      <w:r>
+        <w:rPr>
+          <w:sz w:val="28"/>
+          <w:szCs w:val="28"/>
+        </w:rPr>
+        <w:t xml:space="preserve"> </w:t>
+      </w:r>
+      <w:r>
+        <w:rPr>
+          <w:sz w:val="28"/>
+          <w:szCs w:val="28"/>
+        </w:rPr>
+        <w:t xml:space="preserve">уровень </w:t>
+      </w:r>
+      <w:r>
+        <w:rPr>
+          <w:sz w:val="28"/>
+          <w:szCs w:val="28"/>
+          <w:lang w:val="en-US"/>
+        </w:rPr>
+        <w:t>disparity</w:t>
+      </w:r>
+      <w:r>
+        <w:rPr>
+          <w:sz w:val="28"/>
+          <w:szCs w:val="28"/>
+        </w:rPr>
+        <w:t xml:space="preserve"> </w:t>
+      </w:r>
+      <w:r>
+        <w:rPr>
+          <w:sz w:val="28"/>
+          <w:szCs w:val="28"/>
+        </w:rPr>
+        <w:t xml:space="preserve">на «простых» </w:t>
+      </w:r>
+      <w:proofErr w:type="spellStart"/>
+      <w:r>
+        <w:rPr>
+          <w:sz w:val="28"/>
+          <w:szCs w:val="28"/>
+        </w:rPr>
+        <w:t>пресетах</w:t>
+      </w:r>
+      <w:proofErr w:type="spellEnd"/>
+      <w:r>
+        <w:rPr>
+          <w:sz w:val="28"/>
+          <w:szCs w:val="28"/>
+        </w:rPr>
+        <w:t xml:space="preserve"> – в районе 0.</w:t>
+      </w:r>
+      <w:r>
+        <w:rPr>
+          <w:sz w:val="28"/>
+          <w:szCs w:val="28"/>
+        </w:rPr>
+        <w:t>2</w:t>
+      </w:r>
+      <w:r>
+        <w:rPr>
+          <w:sz w:val="28"/>
+          <w:szCs w:val="28"/>
+        </w:rPr>
+        <w:t xml:space="preserve">, около 0.5 на «средних», и около 0.8 на «сложных», однако стоит отметить, что все алгоритмы показали высокий уровень </w:t>
+      </w:r>
+      <w:r>
+        <w:rPr>
+          <w:sz w:val="28"/>
+          <w:szCs w:val="28"/>
+          <w:lang w:val="en-US"/>
+        </w:rPr>
+        <w:t>disparity</w:t>
+      </w:r>
+      <w:r>
+        <w:rPr>
+          <w:sz w:val="28"/>
+          <w:szCs w:val="28"/>
+        </w:rPr>
+        <w:t xml:space="preserve"> </w:t>
+      </w:r>
+      <w:r>
+        <w:rPr>
+          <w:sz w:val="28"/>
+          <w:szCs w:val="28"/>
+        </w:rPr>
+        <w:t xml:space="preserve">на этих тестах и у </w:t>
+      </w:r>
+      <w:r>
+        <w:rPr>
+          <w:sz w:val="28"/>
+          <w:szCs w:val="28"/>
+          <w:lang w:val="en-US"/>
+        </w:rPr>
+        <w:t>Weighted</w:t>
+      </w:r>
+      <w:r>
+        <w:rPr>
+          <w:sz w:val="28"/>
+          <w:szCs w:val="28"/>
+        </w:rPr>
+        <w:t xml:space="preserve"> </w:t>
+      </w:r>
+      <w:r>
+        <w:rPr>
+          <w:sz w:val="28"/>
+          <w:szCs w:val="28"/>
+          <w:lang w:val="en-US"/>
+        </w:rPr>
+        <w:t>Round</w:t>
+      </w:r>
+      <w:r>
+        <w:rPr>
+          <w:sz w:val="28"/>
+          <w:szCs w:val="28"/>
+        </w:rPr>
+        <w:t xml:space="preserve"> </w:t>
+      </w:r>
+      <w:r>
+        <w:rPr>
+          <w:sz w:val="28"/>
+          <w:szCs w:val="28"/>
+          <w:lang w:val="en-US"/>
+        </w:rPr>
+        <w:t>Robin</w:t>
+      </w:r>
+      <w:r>
+        <w:rPr>
+          <w:sz w:val="28"/>
+          <w:szCs w:val="28"/>
+        </w:rPr>
+        <w:t xml:space="preserve"> </w:t>
+      </w:r>
+      <w:r>
+        <w:rPr>
+          <w:sz w:val="28"/>
+          <w:szCs w:val="28"/>
+        </w:rPr>
+        <w:t>показатели наилучшие.</w:t>
+      </w:r>
+    </w:p>
+    <w:p>
+      <w:pPr>
+        <w:rPr>
+          <w:sz w:val="28"/>
+          <w:szCs w:val="28"/>
+        </w:rPr>
+      </w:pPr>
+      <w:r>
+        <w:rPr>
+          <w:sz w:val="28"/>
+          <w:szCs w:val="28"/>
+        </w:rPr>
+        <w:t>Видно</w:t>
+      </w:r>
+      <w:r>
+        <w:rPr>
+          <w:sz w:val="28"/>
+          <w:szCs w:val="28"/>
+        </w:rPr>
+        <w:t xml:space="preserve">, </w:t>
+      </w:r>
+      <w:r>
+        <w:rPr>
+          <w:sz w:val="28"/>
+          <w:szCs w:val="28"/>
+        </w:rPr>
+        <w:t>что</w:t>
+      </w:r>
+      <w:r>
+        <w:rPr>
+          <w:sz w:val="28"/>
+          <w:szCs w:val="28"/>
+        </w:rPr>
+        <w:t xml:space="preserve"> </w:t>
+      </w:r>
+      <w:r>
+        <w:rPr>
+          <w:sz w:val="28"/>
+          <w:szCs w:val="28"/>
+          <w:lang w:val="en-US"/>
+        </w:rPr>
+        <w:t>Consistent</w:t>
+      </w:r>
+      <w:r>
+        <w:rPr>
+          <w:sz w:val="28"/>
+          <w:szCs w:val="28"/>
+        </w:rPr>
+        <w:t xml:space="preserve"> </w:t>
+      </w:r>
+      <w:r>
+        <w:rPr>
+          <w:sz w:val="28"/>
+          <w:szCs w:val="28"/>
+          <w:lang w:val="en-US"/>
+        </w:rPr>
+        <w:t>Hashing</w:t>
+      </w:r>
+      <w:r>
+        <w:rPr>
+          <w:sz w:val="28"/>
+          <w:szCs w:val="28"/>
+        </w:rPr>
+        <w:t xml:space="preserve"> </w:t>
+      </w:r>
+      <w:r>
+        <w:rPr>
+          <w:sz w:val="28"/>
+          <w:szCs w:val="28"/>
+        </w:rPr>
+        <w:t>уступает</w:t>
+      </w:r>
+      <w:r>
+        <w:rPr>
+          <w:sz w:val="28"/>
+          <w:szCs w:val="28"/>
+        </w:rPr>
+        <w:t xml:space="preserve"> </w:t>
+      </w:r>
+      <w:r>
+        <w:rPr>
+          <w:sz w:val="28"/>
+          <w:szCs w:val="28"/>
+        </w:rPr>
+        <w:t>в</w:t>
+      </w:r>
+      <w:r>
+        <w:rPr>
+          <w:sz w:val="28"/>
+          <w:szCs w:val="28"/>
+        </w:rPr>
+        <w:t xml:space="preserve"> </w:t>
+      </w:r>
+      <w:r>
+        <w:rPr>
+          <w:sz w:val="28"/>
+          <w:szCs w:val="28"/>
+        </w:rPr>
+        <w:t>плане</w:t>
+      </w:r>
+      <w:r>
+        <w:rPr>
+          <w:sz w:val="28"/>
+          <w:szCs w:val="28"/>
+        </w:rPr>
+        <w:t xml:space="preserve"> </w:t>
+      </w:r>
+      <w:r>
+        <w:rPr>
+          <w:sz w:val="28"/>
+          <w:szCs w:val="28"/>
+          <w:lang w:val="en-US"/>
+        </w:rPr>
+        <w:t>latency</w:t>
+      </w:r>
+      <w:r>
+        <w:rPr>
+          <w:sz w:val="28"/>
+          <w:szCs w:val="28"/>
+        </w:rPr>
+        <w:t xml:space="preserve"> </w:t>
+      </w:r>
+      <w:r>
+        <w:rPr>
+          <w:sz w:val="28"/>
+          <w:szCs w:val="28"/>
+        </w:rPr>
+        <w:t>и</w:t>
+      </w:r>
+      <w:r>
+        <w:rPr>
+          <w:sz w:val="28"/>
+          <w:szCs w:val="28"/>
+        </w:rPr>
+        <w:t xml:space="preserve"> </w:t>
+      </w:r>
+      <w:r>
+        <w:rPr>
+          <w:sz w:val="28"/>
+          <w:szCs w:val="28"/>
+          <w:lang w:val="en-US"/>
+        </w:rPr>
+        <w:t>throughput</w:t>
+      </w:r>
+      <w:r>
+        <w:rPr>
+          <w:sz w:val="28"/>
+          <w:szCs w:val="28"/>
+        </w:rPr>
+        <w:t xml:space="preserve">: </w:t>
+      </w:r>
+      <w:r>
+        <w:rPr>
+          <w:sz w:val="28"/>
+          <w:szCs w:val="28"/>
+        </w:rPr>
+        <w:t xml:space="preserve">в среднем проигрыш в 20% по </w:t>
+      </w:r>
+      <w:r>
+        <w:rPr>
+          <w:sz w:val="28"/>
+          <w:szCs w:val="28"/>
+          <w:lang w:val="en-US"/>
+        </w:rPr>
+        <w:t>throughput</w:t>
+      </w:r>
+      <w:r>
+        <w:rPr>
+          <w:sz w:val="28"/>
+          <w:szCs w:val="28"/>
+        </w:rPr>
+        <w:t xml:space="preserve">. </w:t>
+      </w:r>
+      <w:r>
+        <w:rPr>
+          <w:sz w:val="28"/>
+          <w:szCs w:val="28"/>
+        </w:rPr>
+        <w:t>Особенно это заметно в сценариях с серверами разной мощности.</w:t>
+      </w:r>
+    </w:p>
+    <w:p>
+      <w:pPr>
+        <w:rPr>
+          <w:sz w:val="28"/>
+          <w:szCs w:val="28"/>
+        </w:rPr>
+      </w:pPr>
+      <w:r>
+        <w:rPr>
+          <w:sz w:val="28"/>
+          <w:szCs w:val="28"/>
+        </w:rPr>
+        <w:t xml:space="preserve">Самыми неожиданными результатами оказались показатели </w:t>
+      </w:r>
+      <w:r>
+        <w:rPr>
+          <w:sz w:val="28"/>
+          <w:szCs w:val="28"/>
+          <w:lang w:val="en-US"/>
+        </w:rPr>
+        <w:t>disparity</w:t>
+      </w:r>
+      <w:r>
+        <w:rPr>
+          <w:sz w:val="28"/>
+          <w:szCs w:val="28"/>
+        </w:rPr>
+        <w:t xml:space="preserve"> </w:t>
+      </w:r>
+      <w:r>
+        <w:rPr>
+          <w:sz w:val="28"/>
+          <w:szCs w:val="28"/>
+        </w:rPr>
+        <w:t xml:space="preserve">у </w:t>
+      </w:r>
+      <w:r>
+        <w:rPr>
+          <w:sz w:val="28"/>
+          <w:szCs w:val="28"/>
+          <w:lang w:val="en-US"/>
+        </w:rPr>
+        <w:t>Least</w:t>
+      </w:r>
+      <w:r>
+        <w:rPr>
+          <w:sz w:val="28"/>
+          <w:szCs w:val="28"/>
+        </w:rPr>
+        <w:t xml:space="preserve"> </w:t>
+      </w:r>
+      <w:r>
+        <w:rPr>
+          <w:sz w:val="28"/>
+          <w:szCs w:val="28"/>
+          <w:lang w:val="en-US"/>
+        </w:rPr>
+        <w:t>Connections</w:t>
+      </w:r>
+      <w:r>
+        <w:rPr>
+          <w:sz w:val="28"/>
+          <w:szCs w:val="28"/>
+        </w:rPr>
+        <w:t xml:space="preserve">: </w:t>
+      </w:r>
+      <w:r>
+        <w:rPr>
+          <w:sz w:val="28"/>
+          <w:szCs w:val="28"/>
+        </w:rPr>
+        <w:t xml:space="preserve">даже на «простых» случаях, </w:t>
+      </w:r>
+      <w:r>
+        <w:rPr>
+          <w:sz w:val="28"/>
+          <w:szCs w:val="28"/>
+          <w:lang w:val="en-US"/>
+        </w:rPr>
+        <w:t>Least</w:t>
+      </w:r>
+      <w:r>
+        <w:rPr>
+          <w:sz w:val="28"/>
+          <w:szCs w:val="28"/>
+        </w:rPr>
+        <w:t xml:space="preserve"> </w:t>
+      </w:r>
+      <w:r>
+        <w:rPr>
+          <w:sz w:val="28"/>
+          <w:szCs w:val="28"/>
+          <w:lang w:val="en-US"/>
+        </w:rPr>
+        <w:t>Connections</w:t>
+      </w:r>
+      <w:r>
+        <w:rPr>
+          <w:sz w:val="28"/>
+          <w:szCs w:val="28"/>
+        </w:rPr>
+        <w:t xml:space="preserve"> </w:t>
+      </w:r>
+      <w:r>
+        <w:rPr>
+          <w:sz w:val="28"/>
+          <w:szCs w:val="28"/>
+        </w:rPr>
+        <w:t xml:space="preserve">выдавал </w:t>
+      </w:r>
+      <w:proofErr w:type="gramStart"/>
+      <w:r>
+        <w:rPr>
+          <w:sz w:val="28"/>
+          <w:szCs w:val="28"/>
+          <w:lang w:val="en-US"/>
+        </w:rPr>
+        <w:t>disparity</w:t>
+      </w:r>
+      <w:r>
+        <w:rPr>
+          <w:sz w:val="28"/>
+          <w:szCs w:val="28"/>
+        </w:rPr>
+        <w:t xml:space="preserve"> &gt;</w:t>
+      </w:r>
+      <w:proofErr w:type="gramEnd"/>
+      <w:r>
+        <w:rPr>
+          <w:sz w:val="28"/>
+          <w:szCs w:val="28"/>
+        </w:rPr>
+        <w:t xml:space="preserve">= 0.5, </w:t>
+      </w:r>
+      <w:r>
+        <w:rPr>
+          <w:sz w:val="28"/>
+          <w:szCs w:val="28"/>
+        </w:rPr>
+        <w:t>даже чаще в диапазоне 0.8-1.2</w:t>
+      </w:r>
+      <w:r>
+        <w:rPr>
+          <w:sz w:val="28"/>
+          <w:szCs w:val="28"/>
+        </w:rPr>
+        <w:t>. Явно видно, как алгоритм перегружает один из серверов – чаще всего самый слабый.</w:t>
+      </w:r>
+      <w:r>
+        <w:rPr>
+          <w:sz w:val="28"/>
+          <w:szCs w:val="28"/>
+        </w:rPr>
+        <w:br/>
+        <w:t xml:space="preserve">Несмотря на это, в «сложных» ситуациях алгоритм выдавал наибольший </w:t>
+      </w:r>
+      <w:r>
+        <w:rPr>
+          <w:sz w:val="28"/>
+          <w:szCs w:val="28"/>
+          <w:lang w:val="en-US"/>
+        </w:rPr>
+        <w:t>throughput</w:t>
+      </w:r>
+      <w:r>
+        <w:rPr>
+          <w:sz w:val="28"/>
+          <w:szCs w:val="28"/>
+        </w:rPr>
+        <w:t xml:space="preserve"> </w:t>
+      </w:r>
+      <w:r>
+        <w:rPr>
+          <w:sz w:val="28"/>
+          <w:szCs w:val="28"/>
+        </w:rPr>
+        <w:t>из всех.</w:t>
+      </w:r>
+    </w:p>
+    <w:p>
+      <w:pPr>
         <w:rPr>
           <w:sz w:val="36"/>
           <w:szCs w:val="36"/>
           <w:u w:val="single"/>
         </w:rPr>
-        <w:t>В</w:t>
-      </w:r>
-      <w:r>
+      </w:pPr>
+    </w:p>
+    <w:p>
+      <w:pPr>
         <w:rPr>
           <w:sz w:val="36"/>
           <w:szCs w:val="36"/>
           <w:u w:val="single"/>
         </w:rPr>
-        <w:t>ыводы</w:t>
-      </w:r>
-    </w:p>
-    <w:p>
-      <w:pPr>
-        <w:rPr>
-          <w:sz w:val="28"/>
-          <w:szCs w:val="28"/>
-        </w:rPr>
-      </w:pPr>
-      <w:r>
-        <w:rPr>
-          <w:sz w:val="28"/>
-          <w:szCs w:val="28"/>
-        </w:rPr>
-        <w:t>В результате анализа данных, некоторые гипотезы подтвердились, а некоторые были опровергнуты.</w:t>
-      </w:r>
-    </w:p>
-    <w:p>
-      <w:pPr>
-        <w:rPr>
-          <w:sz w:val="28"/>
-          <w:szCs w:val="28"/>
-        </w:rPr>
-      </w:pPr>
-      <w:r>
-        <w:rPr>
-          <w:sz w:val="28"/>
-          <w:szCs w:val="28"/>
-        </w:rPr>
-        <w:t>Гипотезы</w:t>
-      </w:r>
-      <w:r>
-        <w:rPr>
-          <w:sz w:val="28"/>
-          <w:szCs w:val="28"/>
-        </w:rPr>
-        <w:t xml:space="preserve"> </w:t>
-      </w:r>
-      <w:r>
-        <w:rPr>
-          <w:sz w:val="28"/>
-          <w:szCs w:val="28"/>
-        </w:rPr>
-        <w:t>о</w:t>
-      </w:r>
-      <w:r>
-        <w:rPr>
-          <w:sz w:val="28"/>
-          <w:szCs w:val="28"/>
-        </w:rPr>
-        <w:t xml:space="preserve"> </w:t>
-      </w:r>
-      <w:r>
-        <w:rPr>
-          <w:sz w:val="28"/>
-          <w:szCs w:val="28"/>
-          <w:lang w:val="en-US"/>
-        </w:rPr>
-        <w:t>Round</w:t>
-      </w:r>
-      <w:r>
-        <w:rPr>
-          <w:sz w:val="28"/>
-          <w:szCs w:val="28"/>
-        </w:rPr>
-        <w:t xml:space="preserve"> </w:t>
-      </w:r>
-      <w:r>
-        <w:rPr>
-          <w:sz w:val="28"/>
-          <w:szCs w:val="28"/>
-          <w:lang w:val="en-US"/>
-        </w:rPr>
-        <w:t>Robin</w:t>
-      </w:r>
-      <w:r>
-        <w:rPr>
-          <w:sz w:val="28"/>
-          <w:szCs w:val="28"/>
-        </w:rPr>
-        <w:t xml:space="preserve"> </w:t>
-      </w:r>
-      <w:r>
-        <w:rPr>
-          <w:sz w:val="28"/>
-          <w:szCs w:val="28"/>
-        </w:rPr>
-        <w:t>подтвердились</w:t>
-      </w:r>
-      <w:r>
-        <w:rPr>
-          <w:sz w:val="28"/>
-          <w:szCs w:val="28"/>
-        </w:rPr>
-        <w:t xml:space="preserve">: </w:t>
-      </w:r>
-      <w:r>
-        <w:rPr>
-          <w:sz w:val="28"/>
-          <w:szCs w:val="28"/>
-        </w:rPr>
-        <w:t xml:space="preserve">алгоритм наименьший </w:t>
-      </w:r>
-      <w:r>
-        <w:rPr>
-          <w:sz w:val="28"/>
-          <w:szCs w:val="28"/>
-          <w:lang w:val="en-US"/>
-        </w:rPr>
-        <w:t>disparity</w:t>
-      </w:r>
-      <w:r>
-        <w:rPr>
-          <w:sz w:val="28"/>
-          <w:szCs w:val="28"/>
-        </w:rPr>
-        <w:t xml:space="preserve"> </w:t>
-      </w:r>
-      <w:r>
-        <w:rPr>
-          <w:sz w:val="28"/>
-          <w:szCs w:val="28"/>
-        </w:rPr>
-        <w:t xml:space="preserve">и наибольший </w:t>
-      </w:r>
-      <w:proofErr w:type="spellStart"/>
-      <w:r>
-        <w:rPr>
-          <w:sz w:val="28"/>
-          <w:szCs w:val="28"/>
-          <w:lang w:val="en-US"/>
-        </w:rPr>
-        <w:t>throughpit</w:t>
-      </w:r>
-      <w:proofErr w:type="spellEnd"/>
-      <w:r>
-        <w:rPr>
-          <w:sz w:val="28"/>
-          <w:szCs w:val="28"/>
-        </w:rPr>
-        <w:t xml:space="preserve"> </w:t>
-      </w:r>
-    </w:p>
-    <w:p>
-      <w:pPr>
-        <w:rPr>
-          <w:sz w:val="28"/>
-          <w:szCs w:val="28"/>
-        </w:rPr>
-      </w:pPr>
-      <w:r>
-        <w:rPr>
-          <w:sz w:val="28"/>
-          <w:szCs w:val="28"/>
-          <w:lang w:val="en-US"/>
-        </w:rPr>
-        <w:t>RR</w:t>
-      </w:r>
-      <w:r>
-        <w:rPr>
-          <w:sz w:val="28"/>
-          <w:szCs w:val="28"/>
-        </w:rPr>
-        <w:t xml:space="preserve"> </w:t>
-      </w:r>
-      <w:r>
-        <w:rPr>
-          <w:sz w:val="28"/>
-          <w:szCs w:val="28"/>
-        </w:rPr>
-        <w:t>эффективен на простых задачах</w:t>
-      </w:r>
-      <w:r>
-        <w:rPr>
-          <w:sz w:val="28"/>
-          <w:szCs w:val="28"/>
-        </w:rPr>
-        <w:br/>
-      </w:r>
-      <w:r>
-        <w:rPr>
-          <w:sz w:val="28"/>
-          <w:szCs w:val="28"/>
-          <w:lang w:val="en-US"/>
-        </w:rPr>
-        <w:t>RR</w:t>
-      </w:r>
-      <w:r>
-        <w:rPr>
-          <w:sz w:val="28"/>
-          <w:szCs w:val="28"/>
-        </w:rPr>
-        <w:t xml:space="preserve"> </w:t>
-      </w:r>
-      <w:r>
-        <w:rPr>
-          <w:sz w:val="28"/>
-          <w:szCs w:val="28"/>
-        </w:rPr>
-        <w:t>неэффективен на сложных</w:t>
-      </w:r>
-    </w:p>
-    <w:p>
-      <w:pPr>
-        <w:rPr>
-          <w:sz w:val="28"/>
-          <w:szCs w:val="28"/>
-        </w:rPr>
-      </w:pPr>
-      <w:r>
-        <w:rPr>
-          <w:sz w:val="28"/>
-          <w:szCs w:val="28"/>
-          <w:lang w:val="en-US"/>
-        </w:rPr>
-        <w:t>WRR</w:t>
-      </w:r>
-      <w:r>
-        <w:rPr>
-          <w:sz w:val="28"/>
-          <w:szCs w:val="28"/>
-        </w:rPr>
-        <w:t xml:space="preserve"> </w:t>
-      </w:r>
-      <w:r>
-        <w:rPr>
-          <w:sz w:val="28"/>
-          <w:szCs w:val="28"/>
-        </w:rPr>
-        <w:t>эффективен на простых задач и средних задачах</w:t>
-      </w:r>
-      <w:r>
-        <w:rPr>
-          <w:sz w:val="28"/>
-          <w:szCs w:val="28"/>
-        </w:rPr>
-        <w:br/>
-      </w:r>
-      <w:r>
-        <w:rPr>
-          <w:sz w:val="28"/>
-          <w:szCs w:val="28"/>
-          <w:lang w:val="en-US"/>
-        </w:rPr>
-        <w:t>WRR</w:t>
-      </w:r>
-      <w:r>
-        <w:rPr>
-          <w:sz w:val="28"/>
-          <w:szCs w:val="28"/>
-        </w:rPr>
-        <w:t xml:space="preserve"> </w:t>
-      </w:r>
-      <w:r>
-        <w:rPr>
-          <w:sz w:val="28"/>
-          <w:szCs w:val="28"/>
-        </w:rPr>
-        <w:t>на самом деле довольно эффективен и на сложных</w:t>
-      </w:r>
-    </w:p>
-    <w:p>
-      <w:pPr>
-        <w:rPr>
-          <w:sz w:val="28"/>
-          <w:szCs w:val="28"/>
-        </w:rPr>
-      </w:pPr>
-      <w:r>
-        <w:rPr>
-          <w:sz w:val="28"/>
-          <w:szCs w:val="28"/>
-          <w:lang w:val="en-US"/>
-        </w:rPr>
-        <w:t>LC</w:t>
-      </w:r>
-      <w:r>
-        <w:rPr>
-          <w:sz w:val="28"/>
-          <w:szCs w:val="28"/>
-        </w:rPr>
-        <w:t xml:space="preserve"> </w:t>
-      </w:r>
-      <w:r>
-        <w:rPr>
-          <w:sz w:val="28"/>
-          <w:szCs w:val="28"/>
-        </w:rPr>
-        <w:t>не так сильно отстаёт по эффективности на простых задачах</w:t>
-      </w:r>
-      <w:r>
-        <w:rPr>
-          <w:sz w:val="28"/>
-          <w:szCs w:val="28"/>
-        </w:rPr>
-        <w:br/>
-      </w:r>
-      <w:r>
-        <w:rPr>
-          <w:sz w:val="28"/>
-          <w:szCs w:val="28"/>
-          <w:lang w:val="en-US"/>
-        </w:rPr>
-        <w:t>LC</w:t>
-      </w:r>
-      <w:r>
-        <w:rPr>
-          <w:sz w:val="28"/>
-          <w:szCs w:val="28"/>
-        </w:rPr>
-        <w:t xml:space="preserve"> </w:t>
-      </w:r>
-      <w:r>
-        <w:rPr>
-          <w:sz w:val="28"/>
-          <w:szCs w:val="28"/>
-        </w:rPr>
-        <w:t>действительно хорош на сложных задачах</w:t>
-      </w:r>
-      <w:r>
-        <w:rPr>
-          <w:sz w:val="28"/>
-          <w:szCs w:val="28"/>
-        </w:rPr>
-        <w:t xml:space="preserve"> НО</w:t>
-      </w:r>
-      <w:r>
-        <w:rPr>
-          <w:sz w:val="28"/>
-          <w:szCs w:val="28"/>
-        </w:rPr>
-        <w:br/>
-      </w:r>
-      <w:r>
-        <w:rPr>
-          <w:sz w:val="28"/>
-          <w:szCs w:val="28"/>
-          <w:lang w:val="en-US"/>
-        </w:rPr>
-        <w:t>LC</w:t>
-      </w:r>
-      <w:r>
-        <w:rPr>
-          <w:sz w:val="28"/>
-          <w:szCs w:val="28"/>
-        </w:rPr>
-        <w:t xml:space="preserve"> </w:t>
-      </w:r>
-      <w:r>
-        <w:rPr>
-          <w:sz w:val="28"/>
-          <w:szCs w:val="28"/>
-        </w:rPr>
-        <w:t>имеет свойство перегружать самый слабый сервер!</w:t>
-      </w:r>
-    </w:p>
-    <w:p>
-      <w:pPr>
-        <w:rPr>
-          <w:sz w:val="28"/>
-          <w:szCs w:val="28"/>
-        </w:rPr>
-      </w:pPr>
-      <w:r>
-        <w:rPr>
-          <w:sz w:val="28"/>
-          <w:szCs w:val="28"/>
-          <w:lang w:val="en-US"/>
-        </w:rPr>
-        <w:t>CH</w:t>
-      </w:r>
-      <w:r>
-        <w:rPr>
-          <w:sz w:val="28"/>
-          <w:szCs w:val="28"/>
-        </w:rPr>
-        <w:t xml:space="preserve"> иногда</w:t>
-      </w:r>
-      <w:r>
-        <w:rPr>
-          <w:sz w:val="28"/>
-          <w:szCs w:val="28"/>
-        </w:rPr>
-        <w:t xml:space="preserve"> </w:t>
-      </w:r>
-      <w:r>
-        <w:rPr>
-          <w:sz w:val="28"/>
-          <w:szCs w:val="28"/>
-        </w:rPr>
-        <w:t>работает</w:t>
-      </w:r>
-      <w:r>
-        <w:rPr>
-          <w:sz w:val="28"/>
-          <w:szCs w:val="28"/>
-        </w:rPr>
-        <w:t xml:space="preserve"> плохо из-за неудачного хэширования, но </w:t>
-      </w:r>
-      <w:r>
-        <w:rPr>
-          <w:sz w:val="28"/>
-          <w:szCs w:val="28"/>
-          <w:lang w:val="en-US"/>
-        </w:rPr>
-        <w:t>stickiness</w:t>
-      </w:r>
-      <w:r>
-        <w:rPr>
-          <w:sz w:val="28"/>
-          <w:szCs w:val="28"/>
-        </w:rPr>
-        <w:t xml:space="preserve"> </w:t>
-      </w:r>
-      <w:r>
-        <w:rPr>
-          <w:sz w:val="28"/>
-          <w:szCs w:val="28"/>
-          <w:lang w:val="en-US"/>
-        </w:rPr>
-        <w:t>is</w:t>
-      </w:r>
-      <w:r>
-        <w:rPr>
-          <w:sz w:val="28"/>
-          <w:szCs w:val="28"/>
-        </w:rPr>
-        <w:t xml:space="preserve"> </w:t>
-      </w:r>
-      <w:r>
-        <w:rPr>
-          <w:sz w:val="28"/>
-          <w:szCs w:val="28"/>
-          <w:lang w:val="en-US"/>
-        </w:rPr>
-        <w:t>respected</w:t>
-      </w:r>
+      </w:pPr>
     </w:p>
     <w:p>
       <w:pPr>
@@ -9195,12 +8749,1359 @@
           <w:u w:val="single"/>
         </w:rPr>
       </w:pPr>
-      <w:r>
+    </w:p>
+    <w:p>
+      <w:pPr>
         <w:rPr>
           <w:sz w:val="36"/>
           <w:szCs w:val="36"/>
           <w:u w:val="single"/>
         </w:rPr>
+      </w:pPr>
+    </w:p>
+    <w:p>
+      <w:pPr>
+        <w:rPr>
+          <w:sz w:val="36"/>
+          <w:szCs w:val="36"/>
+          <w:u w:val="single"/>
+        </w:rPr>
+      </w:pPr>
+    </w:p>
+    <w:p>
+      <w:pPr>
+        <w:rPr>
+          <w:sz w:val="36"/>
+          <w:szCs w:val="36"/>
+          <w:u w:val="single"/>
+        </w:rPr>
+      </w:pPr>
+    </w:p>
+    <w:p>
+      <w:pPr>
+        <w:rPr>
+          <w:sz w:val="36"/>
+          <w:szCs w:val="36"/>
+          <w:u w:val="single"/>
+        </w:rPr>
+      </w:pPr>
+    </w:p>
+    <w:p>
+      <w:pPr>
+        <w:rPr>
+          <w:sz w:val="36"/>
+          <w:szCs w:val="36"/>
+          <w:u w:val="single"/>
+        </w:rPr>
+      </w:pPr>
+    </w:p>
+    <w:p>
+      <w:pPr>
+        <w:rPr>
+          <w:sz w:val="36"/>
+          <w:szCs w:val="36"/>
+          <w:u w:val="single"/>
+        </w:rPr>
+      </w:pPr>
+    </w:p>
+    <w:p>
+      <w:pPr>
+        <w:rPr>
+          <w:sz w:val="36"/>
+          <w:szCs w:val="36"/>
+          <w:u w:val="single"/>
+        </w:rPr>
+      </w:pPr>
+    </w:p>
+    <w:p>
+      <w:pPr>
+        <w:rPr>
+          <w:sz w:val="36"/>
+          <w:szCs w:val="36"/>
+          <w:u w:val="single"/>
+        </w:rPr>
+      </w:pPr>
+    </w:p>
+    <w:p>
+      <w:pPr>
+        <w:rPr>
+          <w:sz w:val="36"/>
+          <w:szCs w:val="36"/>
+          <w:u w:val="single"/>
+        </w:rPr>
+      </w:pPr>
+    </w:p>
+    <w:p>
+      <w:pPr>
+        <w:rPr>
+          <w:sz w:val="36"/>
+          <w:szCs w:val="36"/>
+          <w:u w:val="single"/>
+        </w:rPr>
+      </w:pPr>
+    </w:p>
+    <w:p>
+      <w:pPr>
+        <w:rPr>
+          <w:sz w:val="36"/>
+          <w:szCs w:val="36"/>
+          <w:u w:val="single"/>
+        </w:rPr>
+      </w:pPr>
+    </w:p>
+    <w:p>
+      <w:pPr>
+        <w:rPr>
+          <w:sz w:val="36"/>
+          <w:szCs w:val="36"/>
+          <w:u w:val="single"/>
+        </w:rPr>
+      </w:pPr>
+      <w:r>
+        <w:rPr>
+          <w:sz w:val="36"/>
+          <w:szCs w:val="36"/>
+          <w:u w:val="single"/>
+        </w:rPr>
+        <w:lastRenderedPageBreak/>
+        <w:t>В</w:t>
+      </w:r>
+      <w:r>
+        <w:rPr>
+          <w:sz w:val="36"/>
+          <w:szCs w:val="36"/>
+          <w:u w:val="single"/>
+        </w:rPr>
+        <w:t>ыводы</w:t>
+      </w:r>
+    </w:p>
+    <w:p>
+      <w:pPr>
+        <w:rPr>
+          <w:sz w:val="28"/>
+          <w:szCs w:val="28"/>
+        </w:rPr>
+      </w:pPr>
+      <w:r>
+        <w:rPr>
+          <w:sz w:val="28"/>
+          <w:szCs w:val="28"/>
+        </w:rPr>
+        <w:t>В результате анализа данных, некоторые гипотезы подтвердились, а некоторые были опровергнуты.</w:t>
+      </w:r>
+    </w:p>
+    <w:p>
+      <w:pPr>
+        <w:rPr>
+          <w:sz w:val="28"/>
+          <w:szCs w:val="28"/>
+        </w:rPr>
+      </w:pPr>
+      <w:r>
+        <w:rPr>
+          <w:sz w:val="28"/>
+          <w:szCs w:val="28"/>
+        </w:rPr>
+        <w:t>В результате анализа данных некоторые гипотезы подтвердились, а некоторые были опровергнуты или потребовали уточнения.</w:t>
+      </w:r>
+    </w:p>
+    <w:p>
+      <w:pPr>
+        <w:pStyle w:val="a3"/>
+        <w:numPr>
+          <w:ilvl w:val="0"/>
+          <w:numId w:val="11"/>
+        </w:numPr>
+        <w:rPr>
+          <w:sz w:val="28"/>
+          <w:szCs w:val="28"/>
+        </w:rPr>
+      </w:pPr>
+      <w:proofErr w:type="spellStart"/>
+      <w:r>
+        <w:rPr>
+          <w:bCs/>
+          <w:sz w:val="28"/>
+          <w:szCs w:val="28"/>
+        </w:rPr>
+        <w:t>Round</w:t>
+      </w:r>
+      <w:proofErr w:type="spellEnd"/>
+      <w:r>
+        <w:rPr>
+          <w:bCs/>
+          <w:sz w:val="28"/>
+          <w:szCs w:val="28"/>
+        </w:rPr>
+        <w:t xml:space="preserve"> </w:t>
+      </w:r>
+      <w:proofErr w:type="spellStart"/>
+      <w:r>
+        <w:rPr>
+          <w:bCs/>
+          <w:sz w:val="28"/>
+          <w:szCs w:val="28"/>
+        </w:rPr>
+        <w:t>Robin</w:t>
+      </w:r>
+      <w:proofErr w:type="spellEnd"/>
+    </w:p>
+    <w:p>
+      <w:pPr>
+        <w:rPr>
+          <w:sz w:val="28"/>
+          <w:szCs w:val="28"/>
+        </w:rPr>
+      </w:pPr>
+      <w:r>
+        <w:rPr>
+          <w:sz w:val="28"/>
+          <w:szCs w:val="28"/>
+        </w:rPr>
+        <w:t xml:space="preserve">Гипотеза о </w:t>
+      </w:r>
+      <w:proofErr w:type="spellStart"/>
+      <w:r>
+        <w:rPr>
+          <w:sz w:val="28"/>
+          <w:szCs w:val="28"/>
+        </w:rPr>
+        <w:t>Round</w:t>
+      </w:r>
+      <w:proofErr w:type="spellEnd"/>
+      <w:r>
+        <w:rPr>
+          <w:sz w:val="28"/>
+          <w:szCs w:val="28"/>
+        </w:rPr>
+        <w:t xml:space="preserve"> </w:t>
+      </w:r>
+      <w:proofErr w:type="spellStart"/>
+      <w:r>
+        <w:rPr>
+          <w:sz w:val="28"/>
+          <w:szCs w:val="28"/>
+        </w:rPr>
+        <w:t>Robin</w:t>
+      </w:r>
+      <w:proofErr w:type="spellEnd"/>
+      <w:r>
+        <w:rPr>
+          <w:sz w:val="28"/>
+          <w:szCs w:val="28"/>
+        </w:rPr>
+        <w:t xml:space="preserve"> подтвердилась полностью: алгоритм продемонстрировал наименьший </w:t>
+      </w:r>
+      <w:proofErr w:type="spellStart"/>
+      <w:r>
+        <w:rPr>
+          <w:sz w:val="28"/>
+          <w:szCs w:val="28"/>
+        </w:rPr>
+        <w:t>disparity</w:t>
+      </w:r>
+      <w:proofErr w:type="spellEnd"/>
+      <w:r>
+        <w:rPr>
+          <w:sz w:val="28"/>
+          <w:szCs w:val="28"/>
+        </w:rPr>
+        <w:t xml:space="preserve"> среди всех алгоритмов в «простых» сценариях (одинаковые серверы, равномерная стоимость запросов) и наибольший </w:t>
+      </w:r>
+      <w:proofErr w:type="spellStart"/>
+      <w:r>
+        <w:rPr>
+          <w:sz w:val="28"/>
+          <w:szCs w:val="28"/>
+        </w:rPr>
+        <w:t>throughput</w:t>
+      </w:r>
+      <w:proofErr w:type="spellEnd"/>
+      <w:r>
+        <w:rPr>
+          <w:sz w:val="28"/>
+          <w:szCs w:val="28"/>
+        </w:rPr>
+        <w:t xml:space="preserve"> при минимальном </w:t>
+      </w:r>
+      <w:proofErr w:type="spellStart"/>
+      <w:r>
+        <w:rPr>
+          <w:sz w:val="28"/>
+          <w:szCs w:val="28"/>
+        </w:rPr>
+        <w:t>оверхэде</w:t>
+      </w:r>
+      <w:proofErr w:type="spellEnd"/>
+      <w:r>
+        <w:rPr>
+          <w:sz w:val="28"/>
+          <w:szCs w:val="28"/>
+        </w:rPr>
+        <w:t>. Это ожидаемо — отсутствие какой-либо логики анализа состояния серверов означает, что алгоритму просто не на что тратить дополнительное время при выборе сервера.</w:t>
+      </w:r>
+    </w:p>
+    <w:p>
+      <w:pPr>
+        <w:rPr>
+          <w:sz w:val="28"/>
+          <w:szCs w:val="28"/>
+        </w:rPr>
+      </w:pPr>
+      <w:r>
+        <w:rPr>
+          <w:sz w:val="28"/>
+          <w:szCs w:val="28"/>
+        </w:rPr>
+        <w:t>Однако, как и предполагалось, на сценариях с серверами разной мощности (</w:t>
+      </w:r>
+      <w:proofErr w:type="spellStart"/>
+      <w:r>
+        <w:rPr>
+          <w:sz w:val="28"/>
+          <w:szCs w:val="28"/>
+        </w:rPr>
+        <w:t>Server</w:t>
+      </w:r>
+      <w:proofErr w:type="spellEnd"/>
+      <w:r>
+        <w:rPr>
+          <w:sz w:val="28"/>
+          <w:szCs w:val="28"/>
+        </w:rPr>
+        <w:t xml:space="preserve"> </w:t>
+      </w:r>
+      <w:proofErr w:type="spellStart"/>
+      <w:r>
+        <w:rPr>
+          <w:sz w:val="28"/>
+          <w:szCs w:val="28"/>
+        </w:rPr>
+        <w:t>Heterogeneity</w:t>
+      </w:r>
+      <w:proofErr w:type="spellEnd"/>
+      <w:r>
+        <w:rPr>
+          <w:sz w:val="28"/>
+          <w:szCs w:val="28"/>
+        </w:rPr>
+        <w:t xml:space="preserve">) </w:t>
+      </w:r>
+      <w:proofErr w:type="spellStart"/>
+      <w:r>
+        <w:rPr>
+          <w:sz w:val="28"/>
+          <w:szCs w:val="28"/>
+        </w:rPr>
+        <w:t>Round</w:t>
+      </w:r>
+      <w:proofErr w:type="spellEnd"/>
+      <w:r>
+        <w:rPr>
+          <w:sz w:val="28"/>
+          <w:szCs w:val="28"/>
+        </w:rPr>
+        <w:t xml:space="preserve"> </w:t>
+      </w:r>
+      <w:proofErr w:type="spellStart"/>
+      <w:r>
+        <w:rPr>
+          <w:sz w:val="28"/>
+          <w:szCs w:val="28"/>
+        </w:rPr>
+        <w:t>Robin</w:t>
+      </w:r>
+      <w:proofErr w:type="spellEnd"/>
+      <w:r>
+        <w:rPr>
+          <w:sz w:val="28"/>
+          <w:szCs w:val="28"/>
+        </w:rPr>
+        <w:t xml:space="preserve"> закономерно проигрывает: алгоритм продолжает раздавать запросы поровну независимо от реальных возможностей серверов, из-за чего </w:t>
+      </w:r>
+      <w:proofErr w:type="spellStart"/>
+      <w:r>
+        <w:rPr>
+          <w:sz w:val="28"/>
+          <w:szCs w:val="28"/>
+        </w:rPr>
+        <w:t>disparity</w:t>
+      </w:r>
+      <w:proofErr w:type="spellEnd"/>
+      <w:r>
+        <w:rPr>
+          <w:sz w:val="28"/>
+          <w:szCs w:val="28"/>
+        </w:rPr>
+        <w:t xml:space="preserve"> в этих условиях резко возрастает и во всех тестах со средней нагрузкой выше 1% сравним с 1 или превышает это значение — то есть слабые серверы оказываются систематически перегружены, а мощные — недогружены. Гипотеза о неэффективности </w:t>
+      </w:r>
+      <w:proofErr w:type="spellStart"/>
+      <w:r>
+        <w:rPr>
+          <w:sz w:val="28"/>
+          <w:szCs w:val="28"/>
+        </w:rPr>
+        <w:t>Round</w:t>
+      </w:r>
+      <w:proofErr w:type="spellEnd"/>
+      <w:r>
+        <w:rPr>
+          <w:sz w:val="28"/>
+          <w:szCs w:val="28"/>
+        </w:rPr>
+        <w:t xml:space="preserve"> </w:t>
+      </w:r>
+      <w:proofErr w:type="spellStart"/>
+      <w:r>
+        <w:rPr>
+          <w:sz w:val="28"/>
+          <w:szCs w:val="28"/>
+        </w:rPr>
+        <w:t>Robin</w:t>
+      </w:r>
+      <w:proofErr w:type="spellEnd"/>
+      <w:r>
+        <w:rPr>
+          <w:sz w:val="28"/>
+          <w:szCs w:val="28"/>
+        </w:rPr>
+        <w:t xml:space="preserve"> на «сложных» сценариях, таким образом, подтвердилась.</w:t>
+      </w:r>
+    </w:p>
+    <w:p>
+      <w:pPr>
+        <w:pStyle w:val="a3"/>
+        <w:numPr>
+          <w:ilvl w:val="0"/>
+          <w:numId w:val="11"/>
+        </w:numPr>
+        <w:rPr>
+          <w:sz w:val="28"/>
+          <w:szCs w:val="28"/>
+        </w:rPr>
+      </w:pPr>
+      <w:proofErr w:type="spellStart"/>
+      <w:r>
+        <w:rPr>
+          <w:bCs/>
+          <w:sz w:val="28"/>
+          <w:szCs w:val="28"/>
+        </w:rPr>
+        <w:t>Weighted</w:t>
+      </w:r>
+      <w:proofErr w:type="spellEnd"/>
+      <w:r>
+        <w:rPr>
+          <w:bCs/>
+          <w:sz w:val="28"/>
+          <w:szCs w:val="28"/>
+        </w:rPr>
+        <w:t xml:space="preserve"> </w:t>
+      </w:r>
+      <w:proofErr w:type="spellStart"/>
+      <w:r>
+        <w:rPr>
+          <w:bCs/>
+          <w:sz w:val="28"/>
+          <w:szCs w:val="28"/>
+        </w:rPr>
+        <w:t>Round</w:t>
+      </w:r>
+      <w:proofErr w:type="spellEnd"/>
+      <w:r>
+        <w:rPr>
+          <w:bCs/>
+          <w:sz w:val="28"/>
+          <w:szCs w:val="28"/>
+        </w:rPr>
+        <w:t xml:space="preserve"> </w:t>
+      </w:r>
+      <w:proofErr w:type="spellStart"/>
+      <w:r>
+        <w:rPr>
+          <w:bCs/>
+          <w:sz w:val="28"/>
+          <w:szCs w:val="28"/>
+        </w:rPr>
+        <w:t>Robin</w:t>
+      </w:r>
+      <w:proofErr w:type="spellEnd"/>
+    </w:p>
+    <w:p>
+      <w:pPr>
+        <w:rPr>
+          <w:sz w:val="28"/>
+          <w:szCs w:val="28"/>
+        </w:rPr>
+      </w:pPr>
+      <w:r>
+        <w:rPr>
+          <w:sz w:val="28"/>
+          <w:szCs w:val="28"/>
+        </w:rPr>
+        <w:t xml:space="preserve">Гипотеза о хорошей работе WRR на простых и средних сценариях подтвердилась — алгоритм показал низкий </w:t>
+      </w:r>
+      <w:proofErr w:type="spellStart"/>
+      <w:r>
+        <w:rPr>
+          <w:sz w:val="28"/>
+          <w:szCs w:val="28"/>
+        </w:rPr>
+        <w:t>disparity</w:t>
+      </w:r>
+      <w:proofErr w:type="spellEnd"/>
+      <w:r>
+        <w:rPr>
+          <w:sz w:val="28"/>
+          <w:szCs w:val="28"/>
+        </w:rPr>
+        <w:t xml:space="preserve"> (около 0.2) на «простых» </w:t>
+      </w:r>
+      <w:proofErr w:type="spellStart"/>
+      <w:r>
+        <w:rPr>
+          <w:sz w:val="28"/>
+          <w:szCs w:val="28"/>
+        </w:rPr>
+        <w:t>пресетах</w:t>
+      </w:r>
+      <w:proofErr w:type="spellEnd"/>
+      <w:r>
+        <w:rPr>
+          <w:sz w:val="28"/>
+          <w:szCs w:val="28"/>
+        </w:rPr>
+        <w:t xml:space="preserve"> и умеренный (около 0.5) на «средних». Это означает, что заложенные веса серверов в целом адекватно отражали профиль нагрузки в этих тестах.</w:t>
+      </w:r>
+    </w:p>
+    <w:p>
+      <w:pPr>
+        <w:rPr>
+          <w:sz w:val="28"/>
+          <w:szCs w:val="28"/>
+        </w:rPr>
+      </w:pPr>
+      <w:r>
+        <w:rPr>
+          <w:sz w:val="28"/>
+          <w:szCs w:val="28"/>
+        </w:rPr>
+        <w:t xml:space="preserve">Интереснее то, что гипотеза о слабости WRR на «сложных» сценариях не подтвердилась в той степени, в которой ожидалось: хотя </w:t>
+      </w:r>
+      <w:proofErr w:type="spellStart"/>
+      <w:r>
+        <w:rPr>
+          <w:sz w:val="28"/>
+          <w:szCs w:val="28"/>
+        </w:rPr>
+        <w:t>disparity</w:t>
+      </w:r>
+      <w:proofErr w:type="spellEnd"/>
+      <w:r>
+        <w:rPr>
+          <w:sz w:val="28"/>
+          <w:szCs w:val="28"/>
+        </w:rPr>
+        <w:t xml:space="preserve"> на «сложных» </w:t>
+      </w:r>
+      <w:proofErr w:type="spellStart"/>
+      <w:r>
+        <w:rPr>
+          <w:sz w:val="28"/>
+          <w:szCs w:val="28"/>
+        </w:rPr>
+        <w:t>пресетах</w:t>
+      </w:r>
+      <w:proofErr w:type="spellEnd"/>
+      <w:r>
+        <w:rPr>
+          <w:sz w:val="28"/>
+          <w:szCs w:val="28"/>
+        </w:rPr>
+        <w:t xml:space="preserve"> действительно возрастает (около 0.8), это по-прежнему наилучший показатель среди всех алгоритмов на этих тестах. Иначе говоря, WRR оказался устойчивее к </w:t>
+      </w:r>
+      <w:proofErr w:type="spellStart"/>
+      <w:r>
+        <w:rPr>
+          <w:sz w:val="28"/>
+          <w:szCs w:val="28"/>
+        </w:rPr>
+        <w:t>Variable</w:t>
+      </w:r>
+      <w:proofErr w:type="spellEnd"/>
+      <w:r>
+        <w:rPr>
+          <w:sz w:val="28"/>
+          <w:szCs w:val="28"/>
+        </w:rPr>
+        <w:t xml:space="preserve"> </w:t>
+      </w:r>
+      <w:proofErr w:type="spellStart"/>
+      <w:r>
+        <w:rPr>
+          <w:sz w:val="28"/>
+          <w:szCs w:val="28"/>
+        </w:rPr>
+        <w:t>Request</w:t>
+      </w:r>
+      <w:proofErr w:type="spellEnd"/>
+      <w:r>
+        <w:rPr>
+          <w:sz w:val="28"/>
+          <w:szCs w:val="28"/>
+        </w:rPr>
+        <w:t xml:space="preserve"> </w:t>
+      </w:r>
+      <w:proofErr w:type="spellStart"/>
+      <w:r>
+        <w:rPr>
+          <w:sz w:val="28"/>
+          <w:szCs w:val="28"/>
+        </w:rPr>
+        <w:t>Cost</w:t>
+      </w:r>
+      <w:proofErr w:type="spellEnd"/>
+      <w:r>
+        <w:rPr>
+          <w:sz w:val="28"/>
+          <w:szCs w:val="28"/>
+        </w:rPr>
+        <w:t xml:space="preserve">, чем предполагала исходная гипотеза, хотя сама идея о том, что статичные веса не учитывают ни текущую загрузку, ни стоимость конкретного запроса, остаётся верной — просто в </w:t>
+      </w:r>
+      <w:r>
+        <w:rPr>
+          <w:sz w:val="28"/>
+          <w:szCs w:val="28"/>
+        </w:rPr>
+        <w:lastRenderedPageBreak/>
+        <w:t>данных тестах это не привело к катастрофическому результату, вероятно, из-за того, что разброс стоимости запросов не был экстремальным.</w:t>
+      </w:r>
+    </w:p>
+    <w:p>
+      <w:pPr>
+        <w:pStyle w:val="a3"/>
+        <w:numPr>
+          <w:ilvl w:val="0"/>
+          <w:numId w:val="11"/>
+        </w:numPr>
+        <w:rPr>
+          <w:sz w:val="28"/>
+          <w:szCs w:val="28"/>
+        </w:rPr>
+      </w:pPr>
+      <w:proofErr w:type="spellStart"/>
+      <w:r>
+        <w:rPr>
+          <w:bCs/>
+          <w:sz w:val="28"/>
+          <w:szCs w:val="28"/>
+        </w:rPr>
+        <w:t>Least</w:t>
+      </w:r>
+      <w:proofErr w:type="spellEnd"/>
+      <w:r>
+        <w:rPr>
+          <w:bCs/>
+          <w:sz w:val="28"/>
+          <w:szCs w:val="28"/>
+        </w:rPr>
+        <w:t xml:space="preserve"> </w:t>
+      </w:r>
+      <w:proofErr w:type="spellStart"/>
+      <w:r>
+        <w:rPr>
+          <w:bCs/>
+          <w:sz w:val="28"/>
+          <w:szCs w:val="28"/>
+        </w:rPr>
+        <w:t>Connections</w:t>
+      </w:r>
+      <w:proofErr w:type="spellEnd"/>
+    </w:p>
+    <w:p>
+      <w:pPr>
+        <w:rPr>
+          <w:sz w:val="28"/>
+          <w:szCs w:val="28"/>
+        </w:rPr>
+      </w:pPr>
+      <w:r>
+        <w:rPr>
+          <w:sz w:val="28"/>
+          <w:szCs w:val="28"/>
+        </w:rPr>
+        <w:t xml:space="preserve">Здесь результаты оказались наиболее показательными и местами прямо противоречащими исходной гипотезе. Подтвердилась часть гипотезы про «сложные» сценарии: </w:t>
+      </w:r>
+      <w:proofErr w:type="spellStart"/>
+      <w:r>
+        <w:rPr>
+          <w:sz w:val="28"/>
+          <w:szCs w:val="28"/>
+        </w:rPr>
+        <w:t>Least</w:t>
+      </w:r>
+      <w:proofErr w:type="spellEnd"/>
+      <w:r>
+        <w:rPr>
+          <w:sz w:val="28"/>
+          <w:szCs w:val="28"/>
+        </w:rPr>
+        <w:t xml:space="preserve"> </w:t>
+      </w:r>
+      <w:proofErr w:type="spellStart"/>
+      <w:r>
+        <w:rPr>
+          <w:sz w:val="28"/>
+          <w:szCs w:val="28"/>
+        </w:rPr>
+        <w:t>Connections</w:t>
+      </w:r>
+      <w:proofErr w:type="spellEnd"/>
+      <w:r>
+        <w:rPr>
+          <w:sz w:val="28"/>
+          <w:szCs w:val="28"/>
+        </w:rPr>
+        <w:t xml:space="preserve"> действительно показал наибольший </w:t>
+      </w:r>
+      <w:proofErr w:type="spellStart"/>
+      <w:r>
+        <w:rPr>
+          <w:sz w:val="28"/>
+          <w:szCs w:val="28"/>
+        </w:rPr>
+        <w:t>throughput</w:t>
+      </w:r>
+      <w:proofErr w:type="spellEnd"/>
+      <w:r>
+        <w:rPr>
+          <w:sz w:val="28"/>
+          <w:szCs w:val="28"/>
+        </w:rPr>
+        <w:t xml:space="preserve"> среди всех алгоритмов на «сложных» тестах, подтверждая, что учёт текущей загрузки серверов даёт ощутимое преимущество именно там, где стоимость запросов и/или мощность серверов сильно различаются.</w:t>
+      </w:r>
+    </w:p>
+    <w:p>
+      <w:pPr>
+        <w:rPr>
+          <w:sz w:val="28"/>
+          <w:szCs w:val="28"/>
+        </w:rPr>
+      </w:pPr>
+      <w:r>
+        <w:rPr>
+          <w:sz w:val="28"/>
+          <w:szCs w:val="28"/>
+        </w:rPr>
+        <w:t xml:space="preserve">При этом гипотеза о хорошей работе </w:t>
+      </w:r>
+      <w:proofErr w:type="spellStart"/>
+      <w:r>
+        <w:rPr>
+          <w:sz w:val="28"/>
+          <w:szCs w:val="28"/>
+        </w:rPr>
+        <w:t>Least</w:t>
+      </w:r>
+      <w:proofErr w:type="spellEnd"/>
+      <w:r>
+        <w:rPr>
+          <w:sz w:val="28"/>
+          <w:szCs w:val="28"/>
+        </w:rPr>
+        <w:t xml:space="preserve"> </w:t>
+      </w:r>
+      <w:proofErr w:type="spellStart"/>
+      <w:r>
+        <w:rPr>
+          <w:sz w:val="28"/>
+          <w:szCs w:val="28"/>
+        </w:rPr>
+        <w:t>Connections</w:t>
+      </w:r>
+      <w:proofErr w:type="spellEnd"/>
+      <w:r>
+        <w:rPr>
+          <w:sz w:val="28"/>
+          <w:szCs w:val="28"/>
+        </w:rPr>
+        <w:t xml:space="preserve"> на «простых» сценариях оказалась опровергнута самым неожиданным образом. Даже на «простых» </w:t>
+      </w:r>
+      <w:proofErr w:type="spellStart"/>
+      <w:r>
+        <w:rPr>
+          <w:sz w:val="28"/>
+          <w:szCs w:val="28"/>
+        </w:rPr>
+        <w:t>пресетах</w:t>
+      </w:r>
+      <w:proofErr w:type="spellEnd"/>
+      <w:r>
+        <w:rPr>
+          <w:sz w:val="28"/>
+          <w:szCs w:val="28"/>
+        </w:rPr>
+        <w:t xml:space="preserve"> с одинаковыми серверами и равномерными запросами алгоритм демонстрировал </w:t>
+      </w:r>
+      <w:proofErr w:type="spellStart"/>
+      <w:r>
+        <w:rPr>
+          <w:sz w:val="28"/>
+          <w:szCs w:val="28"/>
+        </w:rPr>
+        <w:t>disparity</w:t>
+      </w:r>
+      <w:proofErr w:type="spellEnd"/>
+      <w:r>
+        <w:rPr>
+          <w:sz w:val="28"/>
+          <w:szCs w:val="28"/>
+        </w:rPr>
+        <w:t xml:space="preserve"> ≥ 0.5, а чаще — в диапазоне 0.8–1.2, что соответствует серьёзной неравномерности нагрузки. Анализ показал устойчивый паттерн: алгоритм систематически перегружает один сервер — как правило, самый слабый из доступных. Это прямо связано с тем, что счётчик активных соединений — плохой индикатор реальной нагрузки именно тогда, когда запросы короткие и однородные, а более медленный сервер дольше держит соединения открытыми, что создаёт обманчивую картину «свободного» сервера и запускает петлю положительной обратной связи. Таким образом, </w:t>
+      </w:r>
+      <w:proofErr w:type="spellStart"/>
+      <w:r>
+        <w:rPr>
+          <w:sz w:val="28"/>
+          <w:szCs w:val="28"/>
+        </w:rPr>
+        <w:t>Least</w:t>
+      </w:r>
+      <w:proofErr w:type="spellEnd"/>
+      <w:r>
+        <w:rPr>
+          <w:sz w:val="28"/>
+          <w:szCs w:val="28"/>
+        </w:rPr>
+        <w:t xml:space="preserve"> </w:t>
+      </w:r>
+      <w:proofErr w:type="spellStart"/>
+      <w:r>
+        <w:rPr>
+          <w:sz w:val="28"/>
+          <w:szCs w:val="28"/>
+        </w:rPr>
+        <w:t>Connections</w:t>
+      </w:r>
+      <w:proofErr w:type="spellEnd"/>
+      <w:r>
+        <w:rPr>
+          <w:sz w:val="28"/>
+          <w:szCs w:val="28"/>
+        </w:rPr>
+        <w:t xml:space="preserve"> оказался не только не нейтральным по отношению к гетерогенности серверов, но и активно усугубляющим её там, где разница в скорости обработки между серверами присутствует, даже если этого не предполагает сама постановка теста как «простого».</w:t>
+      </w:r>
+    </w:p>
+    <w:p>
+      <w:pPr>
+        <w:pStyle w:val="a3"/>
+        <w:numPr>
+          <w:ilvl w:val="0"/>
+          <w:numId w:val="11"/>
+        </w:numPr>
+        <w:rPr>
+          <w:sz w:val="28"/>
+          <w:szCs w:val="28"/>
+        </w:rPr>
+      </w:pPr>
+      <w:proofErr w:type="spellStart"/>
+      <w:r>
+        <w:rPr>
+          <w:bCs/>
+          <w:sz w:val="28"/>
+          <w:szCs w:val="28"/>
+        </w:rPr>
+        <w:t>Consistent</w:t>
+      </w:r>
+      <w:proofErr w:type="spellEnd"/>
+      <w:r>
+        <w:rPr>
+          <w:bCs/>
+          <w:sz w:val="28"/>
+          <w:szCs w:val="28"/>
+        </w:rPr>
+        <w:t xml:space="preserve"> </w:t>
+      </w:r>
+      <w:proofErr w:type="spellStart"/>
+      <w:r>
+        <w:rPr>
+          <w:bCs/>
+          <w:sz w:val="28"/>
+          <w:szCs w:val="28"/>
+        </w:rPr>
+        <w:t>Hashing</w:t>
+      </w:r>
+      <w:proofErr w:type="spellEnd"/>
+    </w:p>
+    <w:p>
+      <w:pPr>
+        <w:rPr>
+          <w:sz w:val="28"/>
+          <w:szCs w:val="28"/>
+        </w:rPr>
+      </w:pPr>
+      <w:r>
+        <w:rPr>
+          <w:sz w:val="28"/>
+          <w:szCs w:val="28"/>
+        </w:rPr>
+        <w:t xml:space="preserve">Гипотеза о </w:t>
+      </w:r>
+      <w:proofErr w:type="spellStart"/>
+      <w:r>
+        <w:rPr>
+          <w:sz w:val="28"/>
+          <w:szCs w:val="28"/>
+        </w:rPr>
+        <w:t>Consistent</w:t>
+      </w:r>
+      <w:proofErr w:type="spellEnd"/>
+      <w:r>
+        <w:rPr>
+          <w:sz w:val="28"/>
+          <w:szCs w:val="28"/>
+        </w:rPr>
+        <w:t xml:space="preserve"> </w:t>
+      </w:r>
+      <w:proofErr w:type="spellStart"/>
+      <w:r>
+        <w:rPr>
+          <w:sz w:val="28"/>
+          <w:szCs w:val="28"/>
+        </w:rPr>
+        <w:t>Hashing</w:t>
+      </w:r>
+      <w:proofErr w:type="spellEnd"/>
+      <w:r>
+        <w:rPr>
+          <w:sz w:val="28"/>
+          <w:szCs w:val="28"/>
+        </w:rPr>
+        <w:t xml:space="preserve"> подтвердилась в части, касающейся </w:t>
+      </w:r>
+      <w:proofErr w:type="spellStart"/>
+      <w:r>
+        <w:rPr>
+          <w:sz w:val="28"/>
+          <w:szCs w:val="28"/>
+        </w:rPr>
+        <w:t>sticky</w:t>
+      </w:r>
+      <w:proofErr w:type="spellEnd"/>
+      <w:r>
+        <w:rPr>
+          <w:sz w:val="28"/>
+          <w:szCs w:val="28"/>
+        </w:rPr>
+        <w:t xml:space="preserve">-семантики: требование «один клиент — один сервер» соблюдалось во всех тестах профиля </w:t>
+      </w:r>
+      <w:proofErr w:type="spellStart"/>
+      <w:r>
+        <w:rPr>
+          <w:sz w:val="28"/>
+          <w:szCs w:val="28"/>
+        </w:rPr>
+        <w:t>Session</w:t>
+      </w:r>
+      <w:proofErr w:type="spellEnd"/>
+      <w:r>
+        <w:rPr>
+          <w:sz w:val="28"/>
+          <w:szCs w:val="28"/>
+        </w:rPr>
+        <w:t xml:space="preserve"> </w:t>
+      </w:r>
+      <w:proofErr w:type="spellStart"/>
+      <w:r>
+        <w:rPr>
+          <w:sz w:val="28"/>
+          <w:szCs w:val="28"/>
+        </w:rPr>
+        <w:t>Stickiness</w:t>
+      </w:r>
+      <w:proofErr w:type="spellEnd"/>
+      <w:r>
+        <w:rPr>
+          <w:sz w:val="28"/>
+          <w:szCs w:val="28"/>
+        </w:rPr>
+        <w:t>, в том числе при изменении состава серверов (</w:t>
+      </w:r>
+      <w:proofErr w:type="spellStart"/>
+      <w:r>
+        <w:rPr>
+          <w:sz w:val="28"/>
+          <w:szCs w:val="28"/>
+        </w:rPr>
+        <w:t>Churn</w:t>
+      </w:r>
+      <w:proofErr w:type="spellEnd"/>
+      <w:r>
+        <w:rPr>
+          <w:sz w:val="28"/>
+          <w:szCs w:val="28"/>
+        </w:rPr>
+        <w:t>), что подтверждает основное преимущество алгоритма.</w:t>
+      </w:r>
+    </w:p>
+    <w:p>
+      <w:pPr>
+        <w:rPr>
+          <w:sz w:val="28"/>
+          <w:szCs w:val="28"/>
+        </w:rPr>
+      </w:pPr>
+      <w:r>
+        <w:rPr>
+          <w:sz w:val="28"/>
+          <w:szCs w:val="28"/>
+        </w:rPr>
+        <w:t xml:space="preserve">Однако цена за эту гарантию оказалась выше, чем закладывалось в гипотезе: алгоритм закономерно уступает остальным в </w:t>
+      </w:r>
+      <w:proofErr w:type="spellStart"/>
+      <w:r>
+        <w:rPr>
+          <w:sz w:val="28"/>
+          <w:szCs w:val="28"/>
+        </w:rPr>
+        <w:t>throughput</w:t>
+      </w:r>
+      <w:proofErr w:type="spellEnd"/>
+      <w:r>
+        <w:rPr>
+          <w:sz w:val="28"/>
+          <w:szCs w:val="28"/>
+        </w:rPr>
+        <w:t xml:space="preserve"> и латентности — в среднем на 20% по </w:t>
+      </w:r>
+      <w:proofErr w:type="spellStart"/>
+      <w:r>
+        <w:rPr>
+          <w:sz w:val="28"/>
+          <w:szCs w:val="28"/>
+        </w:rPr>
+        <w:t>throughput</w:t>
+      </w:r>
+      <w:proofErr w:type="spellEnd"/>
+      <w:r>
+        <w:rPr>
+          <w:sz w:val="28"/>
+          <w:szCs w:val="28"/>
+        </w:rPr>
+        <w:t xml:space="preserve">, причём разрыв увеличивается именно в сценариях с серверами разной мощности. Это логично следует из самой механики алгоритма: распределение по кольцу </w:t>
+      </w:r>
+      <w:proofErr w:type="spellStart"/>
+      <w:r>
+        <w:rPr>
+          <w:sz w:val="28"/>
+          <w:szCs w:val="28"/>
+        </w:rPr>
+        <w:t>хеша</w:t>
+      </w:r>
+      <w:proofErr w:type="spellEnd"/>
+      <w:r>
+        <w:rPr>
+          <w:sz w:val="28"/>
+          <w:szCs w:val="28"/>
+        </w:rPr>
+        <w:t xml:space="preserve"> не учитывает ни вес, ни текущую загрузку серверов, и при неудачном распределении </w:t>
+      </w:r>
+      <w:proofErr w:type="spellStart"/>
+      <w:r>
+        <w:rPr>
+          <w:sz w:val="28"/>
+          <w:szCs w:val="28"/>
+        </w:rPr>
+        <w:t>хешей</w:t>
+      </w:r>
+      <w:proofErr w:type="spellEnd"/>
+      <w:r>
+        <w:rPr>
+          <w:sz w:val="28"/>
+          <w:szCs w:val="28"/>
+        </w:rPr>
+        <w:t xml:space="preserve"> (что иногда наблюдалось в данных) часть серверов может получать заметно </w:t>
+      </w:r>
+      <w:r>
+        <w:rPr>
+          <w:sz w:val="28"/>
+          <w:szCs w:val="28"/>
+        </w:rPr>
+        <w:lastRenderedPageBreak/>
+        <w:t xml:space="preserve">больше или меньше трафика, чем остальные, независимо от их реальной производительности. Иными словами, </w:t>
+      </w:r>
+      <w:proofErr w:type="spellStart"/>
+      <w:r>
+        <w:rPr>
+          <w:sz w:val="28"/>
+          <w:szCs w:val="28"/>
+        </w:rPr>
+        <w:t>Consistent</w:t>
+      </w:r>
+      <w:proofErr w:type="spellEnd"/>
+      <w:r>
+        <w:rPr>
+          <w:sz w:val="28"/>
+          <w:szCs w:val="28"/>
+        </w:rPr>
+        <w:t xml:space="preserve"> </w:t>
+      </w:r>
+      <w:proofErr w:type="spellStart"/>
+      <w:r>
+        <w:rPr>
+          <w:sz w:val="28"/>
+          <w:szCs w:val="28"/>
+        </w:rPr>
+        <w:t>Hashing</w:t>
+      </w:r>
+      <w:proofErr w:type="spellEnd"/>
+      <w:r>
+        <w:rPr>
+          <w:sz w:val="28"/>
+          <w:szCs w:val="28"/>
+        </w:rPr>
+        <w:t xml:space="preserve"> решает проблему стабильности назначений, но не решает (и не пытается решать) проблему равномерности или эффективности распределения — это разные задачи, и в чистом виде алгоритм платит производительностью за предсказуемость.</w:t>
+      </w:r>
+    </w:p>
+    <w:p>
+      <w:pPr>
+        <w:rPr>
+          <w:bCs/>
+          <w:sz w:val="36"/>
+          <w:szCs w:val="28"/>
+          <w:u w:val="single"/>
+        </w:rPr>
+      </w:pPr>
+    </w:p>
+    <w:p>
+      <w:pPr>
+        <w:rPr>
+          <w:sz w:val="36"/>
+          <w:szCs w:val="28"/>
+          <w:u w:val="single"/>
+        </w:rPr>
+      </w:pPr>
+      <w:r>
+        <w:rPr>
+          <w:bCs/>
+          <w:sz w:val="36"/>
+          <w:szCs w:val="28"/>
+          <w:u w:val="single"/>
+        </w:rPr>
+        <w:t>Общий вывод</w:t>
+      </w:r>
+    </w:p>
+    <w:p>
+      <w:pPr>
+        <w:rPr>
+          <w:sz w:val="28"/>
+          <w:szCs w:val="28"/>
+        </w:rPr>
+      </w:pPr>
+      <w:r>
+        <w:rPr>
+          <w:sz w:val="28"/>
+          <w:szCs w:val="28"/>
+        </w:rPr>
+        <w:t xml:space="preserve">Результаты </w:t>
+      </w:r>
+      <w:r>
+        <w:rPr>
+          <w:sz w:val="28"/>
+          <w:szCs w:val="28"/>
+        </w:rPr>
+        <w:t>дают чёткий ответ на главный вопрос исследования</w:t>
+      </w:r>
+      <w:r>
+        <w:rPr>
+          <w:sz w:val="28"/>
+          <w:szCs w:val="28"/>
+        </w:rPr>
+        <w:t xml:space="preserve">: не существует универсально «лучшего» алгоритма — выбор должен определяться профилем нагрузки. </w:t>
+      </w:r>
+      <w:proofErr w:type="spellStart"/>
+      <w:r>
+        <w:rPr>
+          <w:sz w:val="28"/>
+          <w:szCs w:val="28"/>
+        </w:rPr>
+        <w:t>Round</w:t>
+      </w:r>
+      <w:proofErr w:type="spellEnd"/>
+      <w:r>
+        <w:rPr>
+          <w:sz w:val="28"/>
+          <w:szCs w:val="28"/>
+        </w:rPr>
+        <w:t xml:space="preserve"> </w:t>
+      </w:r>
+      <w:proofErr w:type="spellStart"/>
+      <w:r>
+        <w:rPr>
+          <w:sz w:val="28"/>
+          <w:szCs w:val="28"/>
+        </w:rPr>
+        <w:t>Robin</w:t>
+      </w:r>
+      <w:proofErr w:type="spellEnd"/>
+      <w:r>
+        <w:rPr>
+          <w:sz w:val="28"/>
+          <w:szCs w:val="28"/>
+        </w:rPr>
+        <w:t xml:space="preserve"> оптимален при однородных серверах и равномерных запросах; </w:t>
+      </w:r>
+      <w:proofErr w:type="spellStart"/>
+      <w:r>
+        <w:rPr>
+          <w:sz w:val="28"/>
+          <w:szCs w:val="28"/>
+        </w:rPr>
+        <w:t>Weighted</w:t>
+      </w:r>
+      <w:proofErr w:type="spellEnd"/>
+      <w:r>
+        <w:rPr>
+          <w:sz w:val="28"/>
+          <w:szCs w:val="28"/>
+        </w:rPr>
+        <w:t xml:space="preserve"> </w:t>
+      </w:r>
+      <w:proofErr w:type="spellStart"/>
+      <w:r>
+        <w:rPr>
+          <w:sz w:val="28"/>
+          <w:szCs w:val="28"/>
+        </w:rPr>
+        <w:t>Round</w:t>
+      </w:r>
+      <w:proofErr w:type="spellEnd"/>
+      <w:r>
+        <w:rPr>
+          <w:sz w:val="28"/>
+          <w:szCs w:val="28"/>
+        </w:rPr>
+        <w:t xml:space="preserve"> </w:t>
+      </w:r>
+      <w:proofErr w:type="spellStart"/>
+      <w:r>
+        <w:rPr>
+          <w:sz w:val="28"/>
+          <w:szCs w:val="28"/>
+        </w:rPr>
+        <w:t>Robin</w:t>
+      </w:r>
+      <w:proofErr w:type="spellEnd"/>
+      <w:r>
+        <w:rPr>
+          <w:sz w:val="28"/>
+          <w:szCs w:val="28"/>
+        </w:rPr>
+        <w:t xml:space="preserve"> расширяет его применимость на гетерогенные серверы при умеренной вариации стоимости запросов; </w:t>
+      </w:r>
+      <w:proofErr w:type="spellStart"/>
+      <w:r>
+        <w:rPr>
+          <w:sz w:val="28"/>
+          <w:szCs w:val="28"/>
+        </w:rPr>
+        <w:t>Least</w:t>
+      </w:r>
+      <w:proofErr w:type="spellEnd"/>
+      <w:r>
+        <w:rPr>
+          <w:sz w:val="28"/>
+          <w:szCs w:val="28"/>
+        </w:rPr>
+        <w:t xml:space="preserve"> </w:t>
+      </w:r>
+      <w:proofErr w:type="spellStart"/>
+      <w:r>
+        <w:rPr>
+          <w:sz w:val="28"/>
+          <w:szCs w:val="28"/>
+        </w:rPr>
+        <w:t>Connections</w:t>
+      </w:r>
+      <w:proofErr w:type="spellEnd"/>
+      <w:r>
+        <w:rPr>
+          <w:sz w:val="28"/>
+          <w:szCs w:val="28"/>
+        </w:rPr>
+        <w:t xml:space="preserve"> выигрывает там, где разброс стоимости запросов действительно велик, но требует осторожности на гетерогенных серверах из-за риска систематической перегрузки слабых узлов; </w:t>
+      </w:r>
+      <w:proofErr w:type="spellStart"/>
+      <w:r>
+        <w:rPr>
+          <w:sz w:val="28"/>
+          <w:szCs w:val="28"/>
+        </w:rPr>
+        <w:t>Consistent</w:t>
+      </w:r>
+      <w:proofErr w:type="spellEnd"/>
+      <w:r>
+        <w:rPr>
+          <w:sz w:val="28"/>
+          <w:szCs w:val="28"/>
+        </w:rPr>
+        <w:t xml:space="preserve"> </w:t>
+      </w:r>
+      <w:proofErr w:type="spellStart"/>
+      <w:r>
+        <w:rPr>
+          <w:sz w:val="28"/>
+          <w:szCs w:val="28"/>
+        </w:rPr>
+        <w:t>Hashing</w:t>
+      </w:r>
+      <w:proofErr w:type="spellEnd"/>
+      <w:r>
+        <w:rPr>
+          <w:sz w:val="28"/>
+          <w:szCs w:val="28"/>
+        </w:rPr>
+        <w:t xml:space="preserve"> незаменим там, где критична привязка клиента к серверу, но это стабильность достигается за счёт </w:t>
+      </w:r>
+      <w:proofErr w:type="spellStart"/>
+      <w:r>
+        <w:rPr>
+          <w:sz w:val="28"/>
+          <w:szCs w:val="28"/>
+        </w:rPr>
+        <w:t>throughput</w:t>
+      </w:r>
+      <w:proofErr w:type="spellEnd"/>
+      <w:r>
+        <w:rPr>
+          <w:sz w:val="28"/>
+          <w:szCs w:val="28"/>
+        </w:rPr>
+        <w:t xml:space="preserve"> и равномерности нагрузки.</w:t>
+      </w:r>
+    </w:p>
+    <w:p>
+      <w:pPr>
+        <w:rPr>
+          <w:sz w:val="28"/>
+          <w:szCs w:val="28"/>
+        </w:rPr>
+      </w:pPr>
+    </w:p>
+    <w:p>
+      <w:pPr>
+        <w:rPr>
+          <w:sz w:val="36"/>
+          <w:szCs w:val="36"/>
+          <w:u w:val="single"/>
+        </w:rPr>
+      </w:pPr>
+      <w:r>
+        <w:rPr>
+          <w:sz w:val="36"/>
+          <w:szCs w:val="36"/>
+          <w:u w:val="single"/>
+        </w:rPr>
         <w:t>Распределение задач</w:t>
       </w:r>
     </w:p>
@@ -9222,7 +10123,15 @@
           <w:sz w:val="28"/>
           <w:szCs w:val="28"/>
         </w:rPr>
-        <w:t xml:space="preserve"> Иван Юрьевич - Full</w:t>
+        <w:t xml:space="preserve"> Иван Юрьевич - </w:t>
+      </w:r>
+      <w:proofErr w:type="spellStart"/>
+      <w:r>
+        <w:rPr>
+          <w:sz w:val="28"/>
+          <w:szCs w:val="28"/>
+        </w:rPr>
+        <w:t>Full</w:t>
       </w:r>
       <w:r>
         <w:rPr>
@@ -9230,13 +10139,6 @@
           <w:szCs w:val="28"/>
         </w:rPr>
         <w:noBreakHyphen/>
-      </w:r>
-      <w:proofErr w:type="spellStart"/>
-      <w:r>
-        <w:rPr>
-          <w:sz w:val="28"/>
-          <w:szCs w:val="28"/>
-        </w:rPr>
         <w:t>Stack</w:t>
       </w:r>
       <w:proofErr w:type="spellEnd"/>
@@ -9245,7 +10147,23 @@
           <w:sz w:val="28"/>
           <w:szCs w:val="28"/>
         </w:rPr>
-        <w:t xml:space="preserve"> Performance </w:t>
+        <w:t xml:space="preserve"> </w:t>
+      </w:r>
+      <w:proofErr w:type="spellStart"/>
+      <w:r>
+        <w:rPr>
+          <w:sz w:val="28"/>
+          <w:szCs w:val="28"/>
+        </w:rPr>
+        <w:t>Performance</w:t>
+      </w:r>
+      <w:proofErr w:type="spellEnd"/>
+      <w:r>
+        <w:rPr>
+          <w:sz w:val="28"/>
+          <w:szCs w:val="28"/>
+        </w:rPr>
+        <w:t xml:space="preserve"> </w:t>
       </w:r>
       <w:proofErr w:type="spellStart"/>
       <w:r>
@@ -9297,7 +10215,23 @@
           <w:sz w:val="28"/>
           <w:szCs w:val="28"/>
         </w:rPr>
-        <w:t xml:space="preserve">Билалов Тимур Русланович - Team </w:t>
+        <w:t xml:space="preserve">Билалов Тимур Русланович - </w:t>
+      </w:r>
+      <w:proofErr w:type="spellStart"/>
+      <w:r>
+        <w:rPr>
+          <w:sz w:val="28"/>
+          <w:szCs w:val="28"/>
+        </w:rPr>
+        <w:t>Team</w:t>
+      </w:r>
+      <w:proofErr w:type="spellEnd"/>
+      <w:r>
+        <w:rPr>
+          <w:sz w:val="28"/>
+          <w:szCs w:val="28"/>
+        </w:rPr>
+        <w:t xml:space="preserve"> </w:t>
       </w:r>
       <w:proofErr w:type="spellStart"/>
       <w:r>
@@ -9349,7 +10283,39 @@
           <w:sz w:val="28"/>
           <w:szCs w:val="28"/>
         </w:rPr>
-        <w:t xml:space="preserve">Горбов Георгий Андреевич - Core Systems </w:t>
+        <w:t xml:space="preserve">Горбов Георгий Андреевич - </w:t>
+      </w:r>
+      <w:proofErr w:type="spellStart"/>
+      <w:r>
+        <w:rPr>
+          <w:sz w:val="28"/>
+          <w:szCs w:val="28"/>
+        </w:rPr>
+        <w:t>Core</w:t>
+      </w:r>
+      <w:proofErr w:type="spellEnd"/>
+      <w:r>
+        <w:rPr>
+          <w:sz w:val="28"/>
+          <w:szCs w:val="28"/>
+        </w:rPr>
+        <w:t xml:space="preserve"> </w:t>
+      </w:r>
+      <w:proofErr w:type="spellStart"/>
+      <w:r>
+        <w:rPr>
+          <w:sz w:val="28"/>
+          <w:szCs w:val="28"/>
+        </w:rPr>
+        <w:t>Systems</w:t>
+      </w:r>
+      <w:proofErr w:type="spellEnd"/>
+      <w:r>
+        <w:rPr>
+          <w:sz w:val="28"/>
+          <w:szCs w:val="28"/>
+        </w:rPr>
+        <w:t xml:space="preserve"> </w:t>
       </w:r>
       <w:proofErr w:type="spellStart"/>
       <w:r>
@@ -9377,8 +10343,39 @@
           <w:sz w:val="28"/>
           <w:szCs w:val="28"/>
         </w:rPr>
-        <w:lastRenderedPageBreak/>
-        <w:t xml:space="preserve">Кулаковский Влад Андреевич - Platform Core &amp; </w:t>
+        <w:t xml:space="preserve">Кулаковский Влад Андреевич - </w:t>
+      </w:r>
+      <w:proofErr w:type="spellStart"/>
+      <w:r>
+        <w:rPr>
+          <w:sz w:val="28"/>
+          <w:szCs w:val="28"/>
+        </w:rPr>
+        <w:t>Platform</w:t>
+      </w:r>
+      <w:proofErr w:type="spellEnd"/>
+      <w:r>
+        <w:rPr>
+          <w:sz w:val="28"/>
+          <w:szCs w:val="28"/>
+        </w:rPr>
+        <w:t xml:space="preserve"> </w:t>
+      </w:r>
+      <w:proofErr w:type="spellStart"/>
+      <w:r>
+        <w:rPr>
+          <w:sz w:val="28"/>
+          <w:szCs w:val="28"/>
+        </w:rPr>
+        <w:t>Core</w:t>
+      </w:r>
+      <w:proofErr w:type="spellEnd"/>
+      <w:r>
+        <w:rPr>
+          <w:sz w:val="28"/>
+          <w:szCs w:val="28"/>
+        </w:rPr>
+        <w:t xml:space="preserve"> &amp; </w:t>
       </w:r>
       <w:proofErr w:type="spellStart"/>
       <w:r>
@@ -9430,7 +10427,39 @@
           <w:sz w:val="28"/>
           <w:szCs w:val="28"/>
         </w:rPr>
-        <w:t xml:space="preserve">Погребицкий Георгий Дмитриевич - Data &amp; Performance </w:t>
+        <w:t xml:space="preserve">Погребицкий Георгий Дмитриевич - </w:t>
+      </w:r>
+      <w:proofErr w:type="spellStart"/>
+      <w:r>
+        <w:rPr>
+          <w:sz w:val="28"/>
+          <w:szCs w:val="28"/>
+        </w:rPr>
+        <w:t>Data</w:t>
+      </w:r>
+      <w:proofErr w:type="spellEnd"/>
+      <w:r>
+        <w:rPr>
+          <w:sz w:val="28"/>
+          <w:szCs w:val="28"/>
+        </w:rPr>
+        <w:t xml:space="preserve"> &amp; </w:t>
+      </w:r>
+      <w:proofErr w:type="spellStart"/>
+      <w:r>
+        <w:rPr>
+          <w:sz w:val="28"/>
+          <w:szCs w:val="28"/>
+        </w:rPr>
+        <w:t>Performance</w:t>
+      </w:r>
+      <w:proofErr w:type="spellEnd"/>
+      <w:r>
+        <w:rPr>
+          <w:sz w:val="28"/>
+          <w:szCs w:val="28"/>
+        </w:rPr>
+        <w:t xml:space="preserve"> </w:t>
       </w:r>
       <w:proofErr w:type="spellStart"/>
       <w:r>
@@ -9466,11 +10495,30 @@
           <w:szCs w:val="28"/>
         </w:rPr>
       </w:pPr>
-      <w:r>
-        <w:rPr>
-          <w:sz w:val="28"/>
-          <w:szCs w:val="28"/>
-        </w:rPr>
+    </w:p>
+    <w:p>
+      <w:pPr>
+        <w:pStyle w:val="Standard"/>
+        <w:rPr>
+          <w:sz w:val="28"/>
+          <w:szCs w:val="28"/>
+        </w:rPr>
+      </w:pPr>
+    </w:p>
+    <w:p>
+      <w:pPr>
+        <w:pStyle w:val="Standard"/>
+        <w:rPr>
+          <w:sz w:val="28"/>
+          <w:szCs w:val="28"/>
+        </w:rPr>
+      </w:pPr>
+      <w:r>
+        <w:rPr>
+          <w:sz w:val="28"/>
+          <w:szCs w:val="28"/>
+        </w:rPr>
+        <w:lastRenderedPageBreak/>
         <w:t xml:space="preserve">Ветки команды в </w:t>
       </w:r>
       <w:r>
@@ -9518,7 +10566,23 @@
           <w:sz w:val="28"/>
           <w:szCs w:val="28"/>
         </w:rPr>
-        <w:t>: Билалов Тимур</w:t>
+        <w:t xml:space="preserve">: </w:t>
+      </w:r>
+      <w:proofErr w:type="spellStart"/>
+      <w:r>
+        <w:rPr>
+          <w:sz w:val="28"/>
+          <w:szCs w:val="28"/>
+        </w:rPr>
+        <w:t>Билалов</w:t>
+      </w:r>
+      <w:proofErr w:type="spellEnd"/>
+      <w:r>
+        <w:rPr>
+          <w:sz w:val="28"/>
+          <w:szCs w:val="28"/>
+        </w:rPr>
+        <w:t xml:space="preserve"> Тимур</w:t>
       </w:r>
     </w:p>
     <w:p>
@@ -9933,7 +10997,7 @@
 </file>
 
 <file path=word/numbering.xml><?xml version="1.0" encoding="utf-8"?>
-<w:numbering xmlns:wpc="http://schemas.microsoft.com/office/word/2010/wordprocessingCanvas" xmlns:cx="http://schemas.microsoft.com/office/drawing/2014/chartex" xmlns:cx1="http://schemas.microsoft.com/office/drawing/2015/9/8/chartex" xmlns:cx2="http://schemas.microsoft.com/office/drawing/2015/10/21/chartex" xmlns:cx3="http://schemas.microsoft.com/office/drawing/2016/5/9/chartex" xmlns:cx4="http://schemas.microsoft.com/office/drawing/2016/5/10/chartex" xmlns:cx5="http://schemas.microsoft.com/office/drawing/2016/5/11/chartex" xmlns:cx6="http://schemas.microsoft.com/office/drawing/2016/5/12/chartex" xmlns:cx7="http://schemas.microsoft.com/office/drawing/2016/5/13/chartex" xmlns:cx8="http://schemas.microsoft.com/office/drawing/2016/5/14/chartex" xmlns:mc="http://schemas.openxmlformats.org/markup-compatibility/2006" xmlns:aink="http://schemas.microsoft.com/office/drawing/2016/ink" xmlns:am3d="http://schemas.microsoft.com/office/drawing/2017/model3d" xmlns:o="urn:schemas-microsoft-com:office:office" xmlns:r="http://schemas.openxmlformats.org/officeDocument/2006/relationships" xmlns:m="http://schemas.openxmlformats.org/officeDocument/2006/math" xmlns:v="urn:schemas-microsoft-com:vml" xmlns:wp14="http://schemas.microsoft.com/office/word/2010/wordprocessingDrawing" xmlns:wp="http://schemas.openxmlformats.org/drawingml/2006/wordprocessingDrawing" xmlns:w10="urn:schemas-microsoft-com:office:word" xmlns:w="http://schemas.openxmlformats.org/wordprocessingml/2006/main" xmlns:w14="http://schemas.microsoft.com/office/word/2010/wordml" xmlns:w15="http://schemas.microsoft.com/office/word/2012/wordml" xmlns:w16cex="http://schemas.microsoft.com/office/word/2018/wordml/cex" xmlns:w16cid="http://schemas.microsoft.com/office/word/2016/wordml/cid" xmlns:w16="http://schemas.microsoft.com/office/word/2018/wordml" xmlns:w16sdtdh="http://schemas.microsoft.com/office/word/2020/wordml/sdtdatahash" xmlns:w16se="http://schemas.microsoft.com/office/word/2015/wordml/symex" xmlns:wpg="http://schemas.microsoft.com/office/word/2010/wordprocessingGroup" xmlns:wpi="http://schemas.microsoft.com/office/word/2010/wordprocessingInk" xmlns:wne="http://schemas.microsoft.com/office/word/2006/wordml" xmlns:wps="http://schemas.microsoft.com/office/word/2010/wordprocessingShape" mc:Ignorable="w14 w15 w16se w16cid w16 w16cex w16sdtdh wp14">
+<w:numbering xmlns:wpc="http://schemas.microsoft.com/office/word/2010/wordprocessingCanvas" xmlns:mc="http://schemas.openxmlformats.org/markup-compatibility/2006" xmlns:o="urn:schemas-microsoft-com:office:office" xmlns:r="http://schemas.openxmlformats.org/officeDocument/2006/relationships" xmlns:m="http://schemas.openxmlformats.org/officeDocument/2006/math" xmlns:v="urn:schemas-microsoft-com:vml" xmlns:wp14="http://schemas.microsoft.com/office/word/2010/wordprocessingDrawing" xmlns:wp="http://schemas.openxmlformats.org/drawingml/2006/wordprocessingDrawing" xmlns:w10="urn:schemas-microsoft-com:office:word" xmlns:w="http://schemas.openxmlformats.org/wordprocessingml/2006/main" xmlns:w14="http://schemas.microsoft.com/office/word/2010/wordml" xmlns:w15="http://schemas.microsoft.com/office/word/2012/wordml" xmlns:wpg="http://schemas.microsoft.com/office/word/2010/wordprocessingGroup" xmlns:wpi="http://schemas.microsoft.com/office/word/2010/wordprocessingInk" xmlns:wne="http://schemas.microsoft.com/office/word/2006/wordml" xmlns:wps="http://schemas.microsoft.com/office/word/2010/wordprocessingShape" mc:Ignorable="w14 w15 wp14">
   <w:abstractNum w:abstractNumId="0" w15:restartNumberingAfterBreak="0">
     <w:nsid w:val="1025022A"/>
     <w:multiLevelType w:val="hybridMultilevel"/>
@@ -10360,9 +11424,9 @@
     </w:lvl>
   </w:abstractNum>
   <w:abstractNum w:abstractNumId="4" w15:restartNumberingAfterBreak="0">
-    <w:nsid w:val="46FD0F18"/>
+    <w:nsid w:val="408902D5"/>
     <w:multiLevelType w:val="hybridMultilevel"/>
-    <w:tmpl w:val="5D365E7C"/>
+    <w:tmpl w:val="4C62B62A"/>
     <w:lvl w:ilvl="0" w:tplc="04190001">
       <w:start w:val="1"/>
       <w:numFmt w:val="bullet"/>
@@ -10473,6 +11537,119 @@
     </w:lvl>
   </w:abstractNum>
   <w:abstractNum w:abstractNumId="5" w15:restartNumberingAfterBreak="0">
+    <w:nsid w:val="46FD0F18"/>
+    <w:multiLevelType w:val="hybridMultilevel"/>
+    <w:tmpl w:val="5D365E7C"/>
+    <w:lvl w:ilvl="0" w:tplc="04190001">
+      <w:start w:val="1"/>
+      <w:numFmt w:val="bullet"/>
+      <w:lvlText w:val=""/>
+      <w:lvlJc w:val="left"/>
+      <w:pPr>
+        <w:ind w:left="720" w:hanging="360"/>
+      </w:pPr>
+      <w:rPr>
+        <w:rFonts w:ascii="Symbol" w:hAnsi="Symbol" w:hint="default"/>
+      </w:rPr>
+    </w:lvl>
+    <w:lvl w:ilvl="1" w:tplc="04190003" w:tentative="1">
+      <w:start w:val="1"/>
+      <w:numFmt w:val="bullet"/>
+      <w:lvlText w:val="o"/>
+      <w:lvlJc w:val="left"/>
+      <w:pPr>
+        <w:ind w:left="1440" w:hanging="360"/>
+      </w:pPr>
+      <w:rPr>
+        <w:rFonts w:ascii="Courier New" w:hAnsi="Courier New" w:cs="Courier New" w:hint="default"/>
+      </w:rPr>
+    </w:lvl>
+    <w:lvl w:ilvl="2" w:tplc="04190005" w:tentative="1">
+      <w:start w:val="1"/>
+      <w:numFmt w:val="bullet"/>
+      <w:lvlText w:val=""/>
+      <w:lvlJc w:val="left"/>
+      <w:pPr>
+        <w:ind w:left="2160" w:hanging="360"/>
+      </w:pPr>
+      <w:rPr>
+        <w:rFonts w:ascii="Wingdings" w:hAnsi="Wingdings" w:hint="default"/>
+      </w:rPr>
+    </w:lvl>
+    <w:lvl w:ilvl="3" w:tplc="04190001" w:tentative="1">
+      <w:start w:val="1"/>
+      <w:numFmt w:val="bullet"/>
+      <w:lvlText w:val=""/>
+      <w:lvlJc w:val="left"/>
+      <w:pPr>
+        <w:ind w:left="2880" w:hanging="360"/>
+      </w:pPr>
+      <w:rPr>
+        <w:rFonts w:ascii="Symbol" w:hAnsi="Symbol" w:hint="default"/>
+      </w:rPr>
+    </w:lvl>
+    <w:lvl w:ilvl="4" w:tplc="04190003" w:tentative="1">
+      <w:start w:val="1"/>
+      <w:numFmt w:val="bullet"/>
+      <w:lvlText w:val="o"/>
+      <w:lvlJc w:val="left"/>
+      <w:pPr>
+        <w:ind w:left="3600" w:hanging="360"/>
+      </w:pPr>
+      <w:rPr>
+        <w:rFonts w:ascii="Courier New" w:hAnsi="Courier New" w:cs="Courier New" w:hint="default"/>
+      </w:rPr>
+    </w:lvl>
+    <w:lvl w:ilvl="5" w:tplc="04190005" w:tentative="1">
+      <w:start w:val="1"/>
+      <w:numFmt w:val="bullet"/>
+      <w:lvlText w:val=""/>
+      <w:lvlJc w:val="left"/>
+      <w:pPr>
+        <w:ind w:left="4320" w:hanging="360"/>
+      </w:pPr>
+      <w:rPr>
+        <w:rFonts w:ascii="Wingdings" w:hAnsi="Wingdings" w:hint="default"/>
+      </w:rPr>
+    </w:lvl>
+    <w:lvl w:ilvl="6" w:tplc="04190001" w:tentative="1">
+      <w:start w:val="1"/>
+      <w:numFmt w:val="bullet"/>
+      <w:lvlText w:val=""/>
+      <w:lvlJc w:val="left"/>
+      <w:pPr>
+        <w:ind w:left="5040" w:hanging="360"/>
+      </w:pPr>
+      <w:rPr>
+        <w:rFonts w:ascii="Symbol" w:hAnsi="Symbol" w:hint="default"/>
+      </w:rPr>
+    </w:lvl>
+    <w:lvl w:ilvl="7" w:tplc="04190003" w:tentative="1">
+      <w:start w:val="1"/>
+      <w:numFmt w:val="bullet"/>
+      <w:lvlText w:val="o"/>
+      <w:lvlJc w:val="left"/>
+      <w:pPr>
+        <w:ind w:left="5760" w:hanging="360"/>
+      </w:pPr>
+      <w:rPr>
+        <w:rFonts w:ascii="Courier New" w:hAnsi="Courier New" w:cs="Courier New" w:hint="default"/>
+      </w:rPr>
+    </w:lvl>
+    <w:lvl w:ilvl="8" w:tplc="04190005" w:tentative="1">
+      <w:start w:val="1"/>
+      <w:numFmt w:val="bullet"/>
+      <w:lvlText w:val=""/>
+      <w:lvlJc w:val="left"/>
+      <w:pPr>
+        <w:ind w:left="6480" w:hanging="360"/>
+      </w:pPr>
+      <w:rPr>
+        <w:rFonts w:ascii="Wingdings" w:hAnsi="Wingdings" w:hint="default"/>
+      </w:rPr>
+    </w:lvl>
+  </w:abstractNum>
+  <w:abstractNum w:abstractNumId="6" w15:restartNumberingAfterBreak="0">
     <w:nsid w:val="4AE043D3"/>
     <w:multiLevelType w:val="hybridMultilevel"/>
     <w:tmpl w:val="1D7C8044"/>
@@ -10585,7 +11762,7 @@
       </w:rPr>
     </w:lvl>
   </w:abstractNum>
-  <w:abstractNum w:abstractNumId="6" w15:restartNumberingAfterBreak="0">
+  <w:abstractNum w:abstractNumId="7" w15:restartNumberingAfterBreak="0">
     <w:nsid w:val="52264E63"/>
     <w:multiLevelType w:val="hybridMultilevel"/>
     <w:tmpl w:val="1CE4BB30"/>
@@ -10698,7 +11875,7 @@
       </w:rPr>
     </w:lvl>
   </w:abstractNum>
-  <w:abstractNum w:abstractNumId="7" w15:restartNumberingAfterBreak="0">
+  <w:abstractNum w:abstractNumId="8" w15:restartNumberingAfterBreak="0">
     <w:nsid w:val="66C572F9"/>
     <w:multiLevelType w:val="hybridMultilevel"/>
     <w:tmpl w:val="0D9A2F64"/>
@@ -10811,7 +11988,7 @@
       </w:rPr>
     </w:lvl>
   </w:abstractNum>
-  <w:abstractNum w:abstractNumId="8" w15:restartNumberingAfterBreak="0">
+  <w:abstractNum w:abstractNumId="9" w15:restartNumberingAfterBreak="0">
     <w:nsid w:val="684B5A8D"/>
     <w:multiLevelType w:val="hybridMultilevel"/>
     <w:tmpl w:val="4A481BE2"/>
@@ -10924,7 +12101,7 @@
       </w:rPr>
     </w:lvl>
   </w:abstractNum>
-  <w:abstractNum w:abstractNumId="9" w15:restartNumberingAfterBreak="0">
+  <w:abstractNum w:abstractNumId="10" w15:restartNumberingAfterBreak="0">
     <w:nsid w:val="775B2538"/>
     <w:multiLevelType w:val="hybridMultilevel"/>
     <w:tmpl w:val="BE7AC3BC"/>
@@ -11041,37 +12218,40 @@
     <w:abstractNumId w:val="2"/>
   </w:num>
   <w:num w:numId="2">
-    <w:abstractNumId w:val="6"/>
+    <w:abstractNumId w:val="7"/>
   </w:num>
   <w:num w:numId="3">
-    <w:abstractNumId w:val="7"/>
+    <w:abstractNumId w:val="8"/>
   </w:num>
   <w:num w:numId="4">
     <w:abstractNumId w:val="1"/>
   </w:num>
   <w:num w:numId="5">
-    <w:abstractNumId w:val="8"/>
+    <w:abstractNumId w:val="9"/>
   </w:num>
   <w:num w:numId="6">
     <w:abstractNumId w:val="0"/>
   </w:num>
   <w:num w:numId="7">
-    <w:abstractNumId w:val="4"/>
+    <w:abstractNumId w:val="5"/>
   </w:num>
   <w:num w:numId="8">
     <w:abstractNumId w:val="3"/>
   </w:num>
   <w:num w:numId="9">
-    <w:abstractNumId w:val="9"/>
+    <w:abstractNumId w:val="10"/>
   </w:num>
   <w:num w:numId="10">
-    <w:abstractNumId w:val="5"/>
+    <w:abstractNumId w:val="6"/>
+  </w:num>
+  <w:num w:numId="11">
+    <w:abstractNumId w:val="4"/>
   </w:num>
 </w:numbering>
 </file>
 
 <file path=word/styles.xml><?xml version="1.0" encoding="utf-8"?>
-<w:styles xmlns:mc="http://schemas.openxmlformats.org/markup-compatibility/2006" xmlns:r="http://schemas.openxmlformats.org/officeDocument/2006/relationships" xmlns:w="http://schemas.openxmlformats.org/wordprocessingml/2006/main" xmlns:w14="http://schemas.microsoft.com/office/word/2010/wordml" xmlns:w15="http://schemas.microsoft.com/office/word/2012/wordml" xmlns:w16cex="http://schemas.microsoft.com/office/word/2018/wordml/cex" xmlns:w16cid="http://schemas.microsoft.com/office/word/2016/wordml/cid" xmlns:w16="http://schemas.microsoft.com/office/word/2018/wordml" xmlns:w16sdtdh="http://schemas.microsoft.com/office/word/2020/wordml/sdtdatahash" xmlns:w16se="http://schemas.microsoft.com/office/word/2015/wordml/symex" mc:Ignorable="w14 w15 w16se w16cid w16 w16cex w16sdtdh">
+<w:styles xmlns:mc="http://schemas.openxmlformats.org/markup-compatibility/2006" xmlns:r="http://schemas.openxmlformats.org/officeDocument/2006/relationships" xmlns:w="http://schemas.openxmlformats.org/wordprocessingml/2006/main" xmlns:w14="http://schemas.microsoft.com/office/word/2010/wordml" xmlns:w15="http://schemas.microsoft.com/office/word/2012/wordml" mc:Ignorable="w14 w15">
   <w:docDefaults>
     <w:rPrDefault>
       <w:rPr>
@@ -11087,7 +12267,7 @@
       </w:pPr>
     </w:pPrDefault>
   </w:docDefaults>
-  <w:latentStyles w:defLockedState="0" w:defUIPriority="99" w:defSemiHidden="0" w:defUnhideWhenUsed="0" w:defQFormat="0" w:count="376">
+  <w:latentStyles w:defLockedState="0" w:defUIPriority="99" w:defSemiHidden="0" w:defUnhideWhenUsed="0" w:defQFormat="0" w:count="371">
     <w:lsdException w:name="Normal" w:uiPriority="0" w:qFormat="1"/>
     <w:lsdException w:name="heading 1" w:uiPriority="9" w:qFormat="1"/>
     <w:lsdException w:name="heading 2" w:semiHidden="1" w:uiPriority="9" w:unhideWhenUsed="1" w:qFormat="1"/>
@@ -11459,11 +12639,6 @@
     <w:lsdException w:name="List Table 5 Dark Accent 6" w:uiPriority="50"/>
     <w:lsdException w:name="List Table 6 Colorful Accent 6" w:uiPriority="51"/>
     <w:lsdException w:name="List Table 7 Colorful Accent 6" w:uiPriority="52"/>
-    <w:lsdException w:name="Mention" w:semiHidden="1" w:unhideWhenUsed="1"/>
-    <w:lsdException w:name="Smart Hyperlink" w:semiHidden="1" w:unhideWhenUsed="1"/>
-    <w:lsdException w:name="Hashtag" w:semiHidden="1" w:unhideWhenUsed="1"/>
-    <w:lsdException w:name="Unresolved Mention" w:semiHidden="1" w:unhideWhenUsed="1"/>
-    <w:lsdException w:name="Smart Link" w:semiHidden="1" w:unhideWhenUsed="1"/>
   </w:latentStyles>
   <w:style w:type="paragraph" w:default="1" w:styleId="a">
     <w:name w:val="Normal"/>
@@ -11472,7 +12647,6 @@
   <w:style w:type="character" w:default="1" w:styleId="a0">
     <w:name w:val="Default Paragraph Font"/>
     <w:uiPriority w:val="1"/>
-    <w:semiHidden/>
     <w:unhideWhenUsed/>
   </w:style>
   <w:style w:type="table" w:default="1" w:styleId="a1">

--- a/final_report/Report.docx
+++ b/final_report/Report.docx
@@ -3708,16 +3708,7 @@
           <w:sz w:val="28"/>
           <w:szCs w:val="28"/>
         </w:rPr>
-        <w:t xml:space="preserve"> менеджера балансир</w:t>
-      </w:r>
-      <w:bookmarkStart w:id="0" w:name="_GoBack"/>
-      <w:bookmarkEnd w:id="0"/>
-      <w:r>
-        <w:rPr>
-          <w:sz w:val="28"/>
-          <w:szCs w:val="28"/>
-        </w:rPr>
-        <w:t>овки</w:t>
+        <w:t xml:space="preserve"> менеджера балансировки</w:t>
       </w:r>
     </w:p>
     <w:p>
@@ -4461,9 +4452,8 @@
         <w:rPr>
           <w:sz w:val="28"/>
           <w:szCs w:val="28"/>
-          <w:lang w:val="en-US"/>
-        </w:rPr>
-        <w:t>X</w:t>
+        </w:rPr>
+        <w:t>27</w:t>
       </w:r>
       <w:r>
         <w:rPr>
@@ -4630,7 +4620,16 @@
           <w:sz w:val="28"/>
           <w:szCs w:val="28"/>
         </w:rPr>
-        <w:t xml:space="preserve"> – идеально одинаковые запросы, </w:t>
+        <w:t xml:space="preserve"> – иде</w:t>
+      </w:r>
+      <w:bookmarkStart w:id="0" w:name="_GoBack"/>
+      <w:bookmarkEnd w:id="0"/>
+      <w:r>
+        <w:rPr>
+          <w:sz w:val="28"/>
+          <w:szCs w:val="28"/>
+        </w:rPr>
+        <w:t xml:space="preserve">ально одинаковые запросы, </w:t>
       </w:r>
       <w:proofErr w:type="spellStart"/>
       <w:r>
@@ -10263,7 +10262,23 @@
           <w:sz w:val="28"/>
           <w:szCs w:val="28"/>
         </w:rPr>
-        <w:t xml:space="preserve"> (балансировщик, менеджер, модель нагрузки, CLI</w:t>
+        <w:t xml:space="preserve"> (</w:t>
+      </w:r>
+      <w:proofErr w:type="spellStart"/>
+      <w:r>
+        <w:rPr>
+          <w:sz w:val="28"/>
+          <w:szCs w:val="28"/>
+        </w:rPr>
+        <w:t>балансировщик</w:t>
+      </w:r>
+      <w:proofErr w:type="spellEnd"/>
+      <w:r>
+        <w:rPr>
+          <w:sz w:val="28"/>
+          <w:szCs w:val="28"/>
+        </w:rPr>
+        <w:t>, менеджер, модель нагрузки, CLI</w:t>
       </w:r>
       <w:r>
         <w:rPr>
@@ -12647,6 +12662,7 @@
   <w:style w:type="character" w:default="1" w:styleId="a0">
     <w:name w:val="Default Paragraph Font"/>
     <w:uiPriority w:val="1"/>
+    <w:semiHidden/>
     <w:unhideWhenUsed/>
   </w:style>
   <w:style w:type="table" w:default="1" w:styleId="a1">
